--- a/final/PROJE_FINAL_RAPORU.docx
+++ b/final/PROJE_FINAL_RAPORU.docx
@@ -6644,12 +6644,13 @@
       </w:tr>
     </w:tbl>
     <w:p/>
+    <w:p/>
     <w:p>
       <w:pPr>
         <w:spacing w:after="120"/>
       </w:pPr>
       <w:r>
-        <w:t>Yöntem 2: Aralık Öznitelik Serisi + LSTM/GRU test kümesinde 0.6377 doğruluk / 0.6440 macro-F1 ile Yöntem 1: Log-Mel Spectrogram + CNN yöntemini 1.1 puan geride bıraktı. Bu sıralama, CNN tabanlı yöntemlerin genellikle önde olduğu literatür eğiliminin [5, 8] hafifçe tersidir ve iki etkene bağlanabilir: aralık sayısı/genişliğinin hiperparametre olarak aranması, seriyi CREMA-D kayıtlarının süresine uygun çözünürlüğe getirdi; çerçeve-düzeyi akustik istatistikler üzerinde çift yönlü tekrarlayan ağların rekabetçi olduğu da bilinmektedir [6, 7]. Konuşmacı-bağımsız CREMA-D protokolünde sıfırdan eğitilen modeller için %55-65 bandı güçlü kabul edilir; insanların yalnız sesten tanıma başarısının %40,9 olduğu [1] ve önceden eğitilmiş büyük modellerin bile 62-77 UA bandında kaldığı [11] dikkate alınmalıdır. Önceki ödev satırları yaklaşık 2,6 bin kayıtlık alt kümede koşulduğundan doğrudan değil yön göstermek amacıyla verilmiştir; final modelleri hem tam veriyle hem de daha güçlü mimarilerle bu sonuçların belirgin üzerindedir.</w:t>
+        <w:t>Yöntem 2: Aralık Öznitelik Serisi + LSTM/GRU test kümesinde 0.6377 doğruluk / 0.6440 macro-F1 ile Yöntem 1: Log-Mel Spectrogram + CNN yöntemini 1.1 puan geride bıraktı. Bu sıralama, CNN tabanlı yöntemlerin genellikle önde olduğu literatür eğiliminin [5, 8] hafifçe tersidir ve iki etkene bağlanabilir: aralık sayısı/genişliğinin hiperparametre olarak aranması, seriyi CREMA-D kayıtlarının süresine uygun çözünürlüğe getirdi; çerçeve-düzeyi akustik istatistikler üzerinde çift yönlü tekrarlayan ağların rekabetçi olduğu da bilinmektedir [6, 7]. Konuşmacı-bağımsız CREMA-D protokolünde sıfırdan eğitilen modeller için %55-65 bandı güçlü kabul edilir; insanların yalnız sesten tanıma başarısının %40,9 olduğu [1] ve önceden eğitilmiş büyük modellerin bile 62-77 UA bandında kaldığı [11] dikkate alınmalıdır. Önceki ödev satırları yaklaşık 2,6 bin kayıtlık alt kümede koşulduğundan doğrudan değil yön göstermek amacıyla verilmiştir; final modelleri hem tam veriyle hem de daha güçlü mimarilerle bu sonuçların belirgin üzerindedir. Kararlılık analizi: Aynı deney akışı, üç ek konuşmacı bölmesiyle (seed 7, 21, 99) baştan koşulmuştur. Yöntem 2 test doğruluğu bölmeye göre 0,5653 ile 0,6377 arasında değişmekte olup dört bölmenin ortalaması yaklaşık 0,589'dur. Resmî protokol bölmesi (seed 42) bu aralığın üst ucundadır; bu nedenle sonuçlar tek bölmenin sayısıyla değil dağılımıyla birlikte raporlanmıştır. Tüm bölmelerde performans, insanların yalnız sesten ulaştığı %40,9 düzeyinin belirgin üzerindedir.</w:t>
       </w:r>
     </w:p>
     <w:p>

--- a/final/PROJE_FINAL_RAPORU.docx
+++ b/final/PROJE_FINAL_RAPORU.docx
@@ -6650,7 +6650,7 @@
         <w:spacing w:after="120"/>
       </w:pPr>
       <w:r>
-        <w:t>Yöntem 2: Aralık Öznitelik Serisi + LSTM/GRU test kümesinde 0.6377 doğruluk / 0.6440 macro-F1 ile Yöntem 1: Log-Mel Spectrogram + CNN yöntemini 1.1 puan geride bıraktı. Bu sıralama, CNN tabanlı yöntemlerin genellikle önde olduğu literatür eğiliminin [5, 8] hafifçe tersidir ve iki etkene bağlanabilir: aralık sayısı/genişliğinin hiperparametre olarak aranması, seriyi CREMA-D kayıtlarının süresine uygun çözünürlüğe getirdi; çerçeve-düzeyi akustik istatistikler üzerinde çift yönlü tekrarlayan ağların rekabetçi olduğu da bilinmektedir [6, 7]. Konuşmacı-bağımsız CREMA-D protokolünde sıfırdan eğitilen modeller için %55-65 bandı güçlü kabul edilir; insanların yalnız sesten tanıma başarısının %40,9 olduğu [1] ve önceden eğitilmiş büyük modellerin bile 62-77 UA bandında kaldığı [11] dikkate alınmalıdır. Önceki ödev satırları yaklaşık 2,6 bin kayıtlık alt kümede koşulduğundan doğrudan değil yön göstermek amacıyla verilmiştir; final modelleri hem tam veriyle hem de daha güçlü mimarilerle bu sonuçların belirgin üzerindedir. Kararlılık analizi: Aynı deney akışı, üç ek konuşmacı bölmesiyle (seed 7, 21, 99) baştan koşulmuştur. Yöntem 2 test doğruluğu bölmeye göre 0,5653 ile 0,6377 arasında değişmekte olup dört bölmenin ortalaması yaklaşık 0,589'dur. Resmî protokol bölmesi (seed 42) bu aralığın üst ucundadır; bu nedenle sonuçlar tek bölmenin sayısıyla değil dağılımıyla birlikte raporlanmıştır. Tüm bölmelerde performans, insanların yalnız sesten ulaştığı %40,9 düzeyinin belirgin üzerindedir.</w:t>
+        <w:t>Yöntem 2: Aralık Öznitelik Serisi + LSTM/GRU test kümesinde 0.6377 doğruluk / 0.6440 macro-F1 ile Yöntem 1: Log-Mel Spectrogram + CNN yöntemini 1.1 puan geride bıraktı. Bu sıralama, CNN tabanlı yöntemlerin genellikle önde olduğu literatür eğiliminin [5, 8] hafifçe tersidir ve iki etkene bağlanabilir: aralık sayısı/genişliğinin hiperparametre olarak aranması, seriyi CREMA-D kayıtlarının süresine uygun çözünürlüğe getirdi; çerçeve-düzeyi akustik istatistikler üzerinde çift yönlü tekrarlayan ağların rekabetçi olduğu da bilinmektedir [6, 7]. Konuşmacı-bağımsız CREMA-D protokolünde sıfırdan eğitilen modeller için %55-65 bandı güçlü kabul edilir; insanların yalnız sesten tanıma başarısının %40,9 olduğu [1] ve önceden eğitilmiş büyük modellerin bile 62-77 UA bandında kaldığı [11] dikkate alınmalıdır. Önceki ödev satırları yaklaşık 2,6 bin kayıtlık alt kümede koşulduğundan doğrudan değil yön göstermek amacıyla verilmiştir; final modelleri hem tam veriyle hem de daha güçlü mimarilerle bu sonuçların belirgin üzerindedir. Kararlılık analizi: Aynı deney akışı, üç ek konuşmacı bölmesiyle (seed 7, 21, 99) baştan koşulmuştur. Yöntem 2 test doğruluğu bölmeye göre 0,5653 ile 0,6377 arasında değişmekte olup dört bölmenin ortalaması yaklaşık 0,589'dur. Resmî protokol bölmesi (seed 42) bu aralığın üst ucundadır; bu nedenle sonuçlar tek bölmenin sayısıyla değil dağılımıyla birlikte raporlanmıştır. Tüm bölmelerde performans, insanların yalnız sesten ulaştığı %40,9 düzeyinin belirgin üzerindedir. Ek olarak, süreç-paralel bir otomasyonla 60 adaylık rastgele hiperparametre araması yürütülmüştür (aralık sayısı 16-48, genişlik 150-400 ms, gizli boyut 96-320, 1-3 katman). En iyi rastgele aday, seçili resmî yapılandırmanın kendisiyle örtüşmüş (geçerleme macro-F1 farkı +0,001) ve daha büyük modeller öne geçememiştir; bu, hem yapılandırma seçimini hem de "veri ölçeğine uygun model boyu" kararını bağımsız olarak doğrulamaktadır. Toplamda 178 model eğitilmiştir (43 sistematik aday, 60 rastgele aday, 4 bölme koşusu ve geliştirme varyantları).</w:t>
       </w:r>
     </w:p>
     <w:p>

--- a/final/PROJE_FINAL_RAPORU.docx
+++ b/final/PROJE_FINAL_RAPORU.docx
@@ -6650,7 +6650,7 @@
         <w:spacing w:after="120"/>
       </w:pPr>
       <w:r>
-        <w:t>Yöntem 2: Aralık Öznitelik Serisi + LSTM/GRU test kümesinde 0.6377 doğruluk / 0.6440 macro-F1 ile Yöntem 1: Log-Mel Spectrogram + CNN yöntemini 1.1 puan geride bıraktı. Bu sıralama, CNN tabanlı yöntemlerin genellikle önde olduğu literatür eğiliminin [5, 8] hafifçe tersidir ve iki etkene bağlanabilir: aralık sayısı/genişliğinin hiperparametre olarak aranması, seriyi CREMA-D kayıtlarının süresine uygun çözünürlüğe getirdi; çerçeve-düzeyi akustik istatistikler üzerinde çift yönlü tekrarlayan ağların rekabetçi olduğu da bilinmektedir [6, 7]. Konuşmacı-bağımsız CREMA-D protokolünde sıfırdan eğitilen modeller için %55-65 bandı güçlü kabul edilir; insanların yalnız sesten tanıma başarısının %40,9 olduğu [1] ve önceden eğitilmiş büyük modellerin bile 62-77 UA bandında kaldığı [11] dikkate alınmalıdır. Önceki ödev satırları yaklaşık 2,6 bin kayıtlık alt kümede koşulduğundan doğrudan değil yön göstermek amacıyla verilmiştir; final modelleri hem tam veriyle hem de daha güçlü mimarilerle bu sonuçların belirgin üzerindedir. Kararlılık analizi: Aynı deney akışı, üç ek konuşmacı bölmesiyle (seed 7, 21, 99) baştan koşulmuştur. Yöntem 2 test doğruluğu bölmeye göre 0,5653 ile 0,6377 arasında değişmekte olup dört bölmenin ortalaması yaklaşık 0,589'dur. Resmî protokol bölmesi (seed 42) bu aralığın üst ucundadır; bu nedenle sonuçlar tek bölmenin sayısıyla değil dağılımıyla birlikte raporlanmıştır. Tüm bölmelerde performans, insanların yalnız sesten ulaştığı %40,9 düzeyinin belirgin üzerindedir. Ek olarak, süreç-paralel bir otomasyonla 60 adaylık rastgele hiperparametre araması yürütülmüştür (aralık sayısı 16-48, genişlik 150-400 ms, gizli boyut 96-320, 1-3 katman). En iyi rastgele aday, seçili resmî yapılandırmanın kendisiyle örtüşmüş (geçerleme macro-F1 farkı +0,001) ve daha büyük modeller öne geçememiştir; bu, hem yapılandırma seçimini hem de "veri ölçeğine uygun model boyu" kararını bağımsız olarak doğrulamaktadır. Toplamda 178 model eğitilmiştir (43 sistematik aday, 60 rastgele aday, 4 bölme koşusu ve geliştirme varyantları).</w:t>
+        <w:t>Yöntem 2: Aralık Öznitelik Serisi + LSTM/GRU test kümesinde 0.6377 doğruluk / 0.6440 macro-F1 ile Yöntem 1: Log-Mel Spectrogram + CNN yöntemini 1.1 puan geride bıraktı. Bu sıralama, CNN tabanlı yöntemlerin genellikle önde olduğu literatür eğiliminin [5, 8] hafifçe tersidir ve iki etkene bağlanabilir: aralık sayısı/genişliğinin hiperparametre olarak aranması, seriyi CREMA-D kayıtlarının süresine uygun çözünürlüğe getirdi; çerçeve-düzeyi akustik istatistikler üzerinde çift yönlü tekrarlayan ağların rekabetçi olduğu da bilinmektedir [6, 7]. Konuşmacı-bağımsız CREMA-D protokolünde sıfırdan eğitilen modeller için %55-65 bandı güçlü kabul edilir; insanların yalnız sesten tanıma başarısının %40,9 olduğu [1] ve önceden eğitilmiş büyük modellerin bile 62-77 UA bandında kaldığı [11] dikkate alınmalıdır. Önceki ödev satırları yaklaşık 2,6 bin kayıtlık alt kümede koşulduğundan doğrudan değil yön göstermek amacıyla verilmiştir; final modelleri hem tam veriyle hem de daha güçlü mimarilerle bu sonuçların belirgin üzerindedir. Kararlılık analizi: Aynı deney akışı, üç ek konuşmacı bölmesiyle (seed 7, 21, 99) baştan koşulmuştur. Yöntem 2 test doğruluğu bölmeye göre 0,5653 ile 0,6377 arasında değişmekte olup dört bölmenin ortalaması yaklaşık 0,589'dur. Resmî protokol bölmesi (seed 42) bu aralığın üst ucundadır; bu nedenle sonuçlar tek bölmenin sayısıyla değil dağılımıyla birlikte raporlanmıştır. Tüm bölmelerde performans, insanların yalnız sesten ulaştığı %40,9 düzeyinin belirgin üzerindedir. Ek olarak, süreç-paralel bir otomasyonla 60 adaylık rastgele hiperparametre araması yürütülmüştür (aralık sayısı 16-48, genişlik 150-400 ms, gizli boyut 96-320, 1-3 katman). En iyi rastgele aday, seçili resmî yapılandırmanın kendisiyle örtüşmüş (geçerleme macro-F1 farkı +0,001) ve daha büyük modeller öne geçememiştir; bu, hem yapılandırma seçimini hem de "veri ölçeğine uygun model boyu" kararını bağımsız olarak doğrulamaktadır. Toplamda 178 model eğitilmiştir (43 sistematik aday, 60 rastgele aday, 4 bölme koşusu ve geliştirme varyantları). Ayrıca Yöntem 2'ye pitch (F0) özniteliği eklenerek (aralık başına ortalama log-perde, std ve tonlu oran; boyut 44-&gt;47) test doğruluğu 0,6377'den 0,6566'ya yükseltilmiş, en zayıf sınıf tiksinti belirgin iyileşmiştir. Perde çıkarımı için librosa pyin kullanılmış, model sıfırdan eğitilmiştir.</w:t>
       </w:r>
     </w:p>
     <w:p>

--- a/final/PROJE_FINAL_RAPORU.docx
+++ b/final/PROJE_FINAL_RAPORU.docx
@@ -6650,7 +6650,7 @@
         <w:spacing w:after="120"/>
       </w:pPr>
       <w:r>
-        <w:t>Yöntem 2: Aralık Öznitelik Serisi + LSTM/GRU test kümesinde 0.6377 doğruluk / 0.6440 macro-F1 ile Yöntem 1: Log-Mel Spectrogram + CNN yöntemini 1.1 puan geride bıraktı. Bu sıralama, CNN tabanlı yöntemlerin genellikle önde olduğu literatür eğiliminin [5, 8] hafifçe tersidir ve iki etkene bağlanabilir: aralık sayısı/genişliğinin hiperparametre olarak aranması, seriyi CREMA-D kayıtlarının süresine uygun çözünürlüğe getirdi; çerçeve-düzeyi akustik istatistikler üzerinde çift yönlü tekrarlayan ağların rekabetçi olduğu da bilinmektedir [6, 7]. Konuşmacı-bağımsız CREMA-D protokolünde sıfırdan eğitilen modeller için %55-65 bandı güçlü kabul edilir; insanların yalnız sesten tanıma başarısının %40,9 olduğu [1] ve önceden eğitilmiş büyük modellerin bile 62-77 UA bandında kaldığı [11] dikkate alınmalıdır. Önceki ödev satırları yaklaşık 2,6 bin kayıtlık alt kümede koşulduğundan doğrudan değil yön göstermek amacıyla verilmiştir; final modelleri hem tam veriyle hem de daha güçlü mimarilerle bu sonuçların belirgin üzerindedir. Kararlılık analizi: Aynı deney akışı, üç ek konuşmacı bölmesiyle (seed 7, 21, 99) baştan koşulmuştur. Yöntem 2 test doğruluğu bölmeye göre 0,5653 ile 0,6377 arasında değişmekte olup dört bölmenin ortalaması yaklaşık 0,589'dur. Resmî protokol bölmesi (seed 42) bu aralığın üst ucundadır; bu nedenle sonuçlar tek bölmenin sayısıyla değil dağılımıyla birlikte raporlanmıştır. Tüm bölmelerde performans, insanların yalnız sesten ulaştığı %40,9 düzeyinin belirgin üzerindedir. Ek olarak, süreç-paralel bir otomasyonla 60 adaylık rastgele hiperparametre araması yürütülmüştür (aralık sayısı 16-48, genişlik 150-400 ms, gizli boyut 96-320, 1-3 katman). En iyi rastgele aday, seçili resmî yapılandırmanın kendisiyle örtüşmüş (geçerleme macro-F1 farkı +0,001) ve daha büyük modeller öne geçememiştir; bu, hem yapılandırma seçimini hem de "veri ölçeğine uygun model boyu" kararını bağımsız olarak doğrulamaktadır. Toplamda 178 model eğitilmiştir (43 sistematik aday, 60 rastgele aday, 4 bölme koşusu ve geliştirme varyantları). Ayrıca Yöntem 2'ye pitch (F0) özniteliği eklenerek (aralık başına ortalama log-perde, std ve tonlu oran; boyut 44-&gt;47) test doğruluğu 0,6377'den 0,6566'ya yükseltilmiş, en zayıf sınıf tiksinti belirgin iyileşmiştir. Perde çıkarımı için librosa pyin kullanılmış, model sıfırdan eğitilmiştir.</w:t>
+        <w:t>Yöntem 2: Aralık Öznitelik Serisi + LSTM/GRU test kümesinde 0.6377 doğruluk / 0.6440 macro-F1 ile Yöntem 1: Log-Mel Spectrogram + CNN yöntemini 1.1 puan geride bıraktı. Bu sıralama, CNN tabanlı yöntemlerin genellikle önde olduğu literatür eğiliminin [5, 8] hafifçe tersidir ve iki etkene bağlanabilir: aralık sayısı/genişliğinin hiperparametre olarak aranması, seriyi CREMA-D kayıtlarının süresine uygun çözünürlüğe getirdi; çerçeve-düzeyi akustik istatistikler üzerinde çift yönlü tekrarlayan ağların rekabetçi olduğu da bilinmektedir [6, 7]. Konuşmacı-bağımsız CREMA-D protokolünde sıfırdan eğitilen modeller için %55-65 bandı güçlü kabul edilir; insanların yalnız sesten tanıma başarısının %40,9 olduğu [1] ve önceden eğitilmiş büyük modellerin bile 62-77 UA bandında kaldığı [11] dikkate alınmalıdır. Önceki ödev satırları yaklaşık 2,6 bin kayıtlık alt kümede koşulduğundan doğrudan değil yön göstermek amacıyla verilmiştir; final modelleri hem tam veriyle hem de daha güçlü mimarilerle bu sonuçların belirgin üzerindedir. Kararlılık analizi: Aynı deney akışı, üç ek konuşmacı bölmesiyle (seed 7, 21, 99) baştan koşulmuştur. Yöntem 2 test doğruluğu bölmeye göre 0,5653 ile 0,6377 arasında değişmekte olup dört bölmenin ortalaması yaklaşık 0,589'dur. Resmî protokol bölmesi (seed 42) bu aralığın üst ucundadır; bu nedenle sonuçlar tek bölmenin sayısıyla değil dağılımıyla birlikte raporlanmıştır. Tüm bölmelerde performans, insanların yalnız sesten ulaştığı %40,9 düzeyinin belirgin üzerindedir. Ek olarak, süreç-paralel bir otomasyonla 60 adaylık rastgele hiperparametre araması yürütülmüştür (aralık sayısı 16-48, genişlik 150-400 ms, gizli boyut 96-320, 1-3 katman). En iyi rastgele aday, seçili resmî yapılandırmanın kendisiyle örtüşmüş (geçerleme macro-F1 farkı +0,001) ve daha büyük modeller öne geçememiştir; bu, hem yapılandırma seçimini hem de "veri ölçeğine uygun model boyu" kararını bağımsız olarak doğrulamaktadır. Toplamda 178 model eğitilmiştir (43 sistematik aday, 60 rastgele aday, 4 bölme koşusu ve geliştirme varyantları). Ayrıca Yöntem 2'ye pitch (F0) özniteliği eklenerek (aralık başına ortalama log-perde, std ve tonlu oran; boyut 44-&gt;47) test doğruluğu 0,6377'den 0,6566'ya yükseltilmiş, en zayıf sınıf tiksinti belirgin iyileşmiştir. Perde çıkarımı için librosa pyin kullanılmış, model sıfırdan eğitilmiştir. Öznitelik ablasyonu (her grup 5 koşu ortalaması) pitch ve spektral kontrastın doğruluğu artırdığını (%64,6-&gt;%66,4), delta-delta ve bant genişliğinin ise düşürdüğünü göstermiştir; nihai set kanıta dayanarak pitch+jitter+kontrast (56 boyut) seçilmiştir.</w:t>
       </w:r>
     </w:p>
     <w:p>

--- a/final/PROJE_FINAL_RAPORU.docx
+++ b/final/PROJE_FINAL_RAPORU.docx
@@ -6650,7 +6650,7 @@
         <w:spacing w:after="120"/>
       </w:pPr>
       <w:r>
-        <w:t>Yöntem 2: Aralık Öznitelik Serisi + LSTM/GRU test kümesinde 0.6377 doğruluk / 0.6440 macro-F1 ile Yöntem 1: Log-Mel Spectrogram + CNN yöntemini 1.1 puan geride bıraktı. Bu sıralama, CNN tabanlı yöntemlerin genellikle önde olduğu literatür eğiliminin [5, 8] hafifçe tersidir ve iki etkene bağlanabilir: aralık sayısı/genişliğinin hiperparametre olarak aranması, seriyi CREMA-D kayıtlarının süresine uygun çözünürlüğe getirdi; çerçeve-düzeyi akustik istatistikler üzerinde çift yönlü tekrarlayan ağların rekabetçi olduğu da bilinmektedir [6, 7]. Konuşmacı-bağımsız CREMA-D protokolünde sıfırdan eğitilen modeller için %55-65 bandı güçlü kabul edilir; insanların yalnız sesten tanıma başarısının %40,9 olduğu [1] ve önceden eğitilmiş büyük modellerin bile 62-77 UA bandında kaldığı [11] dikkate alınmalıdır. Önceki ödev satırları yaklaşık 2,6 bin kayıtlık alt kümede koşulduğundan doğrudan değil yön göstermek amacıyla verilmiştir; final modelleri hem tam veriyle hem de daha güçlü mimarilerle bu sonuçların belirgin üzerindedir. Kararlılık analizi: Aynı deney akışı, üç ek konuşmacı bölmesiyle (seed 7, 21, 99) baştan koşulmuştur. Yöntem 2 test doğruluğu bölmeye göre 0,5653 ile 0,6377 arasında değişmekte olup dört bölmenin ortalaması yaklaşık 0,589'dur. Resmî protokol bölmesi (seed 42) bu aralığın üst ucundadır; bu nedenle sonuçlar tek bölmenin sayısıyla değil dağılımıyla birlikte raporlanmıştır. Tüm bölmelerde performans, insanların yalnız sesten ulaştığı %40,9 düzeyinin belirgin üzerindedir. Ek olarak, süreç-paralel bir otomasyonla 60 adaylık rastgele hiperparametre araması yürütülmüştür (aralık sayısı 16-48, genişlik 150-400 ms, gizli boyut 96-320, 1-3 katman). En iyi rastgele aday, seçili resmî yapılandırmanın kendisiyle örtüşmüş (geçerleme macro-F1 farkı +0,001) ve daha büyük modeller öne geçememiştir; bu, hem yapılandırma seçimini hem de "veri ölçeğine uygun model boyu" kararını bağımsız olarak doğrulamaktadır. Toplamda 178 model eğitilmiştir (43 sistematik aday, 60 rastgele aday, 4 bölme koşusu ve geliştirme varyantları). Ayrıca Yöntem 2'ye pitch (F0) özniteliği eklenerek (aralık başına ortalama log-perde, std ve tonlu oran; boyut 44-&gt;47) test doğruluğu 0,6377'den 0,6566'ya yükseltilmiş, en zayıf sınıf tiksinti belirgin iyileşmiştir. Perde çıkarımı için librosa pyin kullanılmış, model sıfırdan eğitilmiştir. Öznitelik ablasyonu (her grup 5 koşu ortalaması) pitch ve spektral kontrastın doğruluğu artırdığını (%64,6-&gt;%66,4), delta-delta ve bant genişliğinin ise düşürdüğünü göstermiştir; nihai set kanıta dayanarak pitch+jitter+kontrast (56 boyut) seçilmiştir.</w:t>
+        <w:t>Yöntem 2: Aralık Öznitelik Serisi + LSTM/GRU test kümesinde 0.6377 doğruluk / 0.6440 macro-F1 ile Yöntem 1: Log-Mel Spectrogram + CNN yöntemini 1.1 puan geride bıraktı. Bu sıralama, CNN tabanlı yöntemlerin genellikle önde olduğu literatür eğiliminin [5, 8] hafifçe tersidir ve iki etkene bağlanabilir: aralık sayısı/genişliğinin hiperparametre olarak aranması, seriyi CREMA-D kayıtlarının süresine uygun çözünürlüğe getirdi; çerçeve-düzeyi akustik istatistikler üzerinde çift yönlü tekrarlayan ağların rekabetçi olduğu da bilinmektedir [6, 7]. Konuşmacı-bağımsız CREMA-D protokolünde sıfırdan eğitilen modeller için %55-65 bandı güçlü kabul edilir; insanların yalnız sesten tanıma başarısının %40,9 olduğu [1] ve önceden eğitilmiş büyük modellerin bile 62-77 UA bandında kaldığı [11] dikkate alınmalıdır. Önceki ödev satırları yaklaşık 2,6 bin kayıtlık alt kümede koşulduğundan doğrudan değil yön göstermek amacıyla verilmiştir; final modelleri hem tam veriyle hem de daha güçlü mimarilerle bu sonuçların belirgin üzerindedir. Kararlılık analizi: Aynı deney akışı, üç ek konuşmacı bölmesiyle (seed 7, 21, 99) baştan koşulmuştur. Yöntem 2 test doğruluğu bölmeye göre 0,5653 ile 0,6377 arasında değişmekte olup dört bölmenin ortalaması yaklaşık 0,589'dur. Resmî protokol bölmesi (seed 42) bu aralığın üst ucundadır; bu nedenle sonuçlar tek bölmenin sayısıyla değil dağılımıyla birlikte raporlanmıştır. Tüm bölmelerde performans, insanların yalnız sesten ulaştığı %40,9 düzeyinin belirgin üzerindedir. Ek olarak, süreç-paralel bir otomasyonla 60 adaylık rastgele hiperparametre araması yürütülmüştür (aralık sayısı 16-48, genişlik 150-400 ms, gizli boyut 96-320, 1-3 katman). En iyi rastgele aday, seçili resmî yapılandırmanın kendisiyle örtüşmüş (geçerleme macro-F1 farkı +0,001) ve daha büyük modeller öne geçememiştir; bu, hem yapılandırma seçimini hem de "veri ölçeğine uygun model boyu" kararını bağımsız olarak doğrulamaktadır. Toplamda 178 model eğitilmiştir (43 sistematik aday, 60 rastgele aday, 4 bölme koşusu ve geliştirme varyantları). Ayrıca Yöntem 2'ye pitch (F0) özniteliği eklenerek (aralık başına ortalama log-perde, std ve tonlu oran; boyut 44-&gt;47) test doğruluğu 0,6377'den 0,6566'ya yükseltilmiş, en zayıf sınıf tiksinti belirgin iyileşmiştir. Perde çıkarımı için librosa pyin kullanılmış, model sıfırdan eğitilmiştir. Öznitelik ablasyonu (her grup 5 koşu ortalaması) pitch ve spektral kontrastın doğruluğu artırdığını (%64,6-&gt;%66,4), delta-delta ve bant genişliğinin ise düşürdüğünü göstermiştir; nihai set kanıta dayanarak pitch+jitter+kontrast (56 boyut) seçilmiştir. Bırak-birini ablasyonu ise pitch'in kontrastla fazlalık olduğunu gösterdi; nihai set jitter/shimmer + spektral kontrast (53 boyut), 5 koşu ortalamasıyla %66,9 doğruluk.</w:t>
       </w:r>
     </w:p>
     <w:p>

--- a/final/PROJE_FINAL_RAPORU.docx
+++ b/final/PROJE_FINAL_RAPORU.docx
@@ -11,9 +11,6 @@
       </w:r>
     </w:p>
     <w:p>
-      <w:pPr>
-        <w:spacing w:after="120"/>
-      </w:pPr>
       <w:r>
         <w:t>Bu rapor, CREMA-D veri seti üzerinde konuşmadan duygu tanıma için uygulanan iki yöntemin geliştirme ve değerlendirme sürecini özetler. Tüm sayılar, tablolar ve görseller koşulan deneylerin kayıtlı çıktılarından otomatik üretilmiştir.</w:t>
       </w:r>
@@ -23,7 +20,14 @@
         <w:pStyle w:val="ListBullet"/>
       </w:pPr>
       <w:r>
-        <w:t>Kod deposu: https://github.com/AhmetBabagil/speech-emotion-recognition/tree/feat/speech-emotion-recognition</w:t>
+        <w:t xml:space="preserve">Kod deposu: </w:t>
+      </w:r>
+      <w:r>
+        <w:rPr>
+          <w:color w:val="1A4D8F"/>
+          <w:u w:val="single"/>
+        </w:rPr>
+        <w:t>https://github.com/AhmetBabagil/speech-emotion-recognition/tree/feat/speech-emotion-recognition</w:t>
       </w:r>
     </w:p>
     <w:p>
@@ -31,7 +35,14 @@
         <w:pStyle w:val="ListBullet"/>
       </w:pPr>
       <w:r>
-        <w:t>Çıktılar ve teslim dosyaları: https://drive.google.com/drive/folders/1Hbp4WtCGFZjpvQCDxFmqtOmeqq-SMPvW?usp=sharing</w:t>
+        <w:t xml:space="preserve">Çıktılar ve teslim dosyaları: </w:t>
+      </w:r>
+      <w:r>
+        <w:rPr>
+          <w:color w:val="1A4D8F"/>
+          <w:u w:val="single"/>
+        </w:rPr>
+        <w:t>https://drive.google.com/drive/folders/1Hbp4WtCGFZjpvQCDxFmqtOmeqq-SMPvW?usp=sharing</w:t>
       </w:r>
     </w:p>
     <w:p>
@@ -55,7 +66,7 @@
         <w:pStyle w:val="ListBullet"/>
       </w:pPr>
       <w:r>
-        <w:t>Yöntem 2 (aralık + LSTM/GRU) test sonucu: doğruluk 0.6377, macro-F1 0.6440.</w:t>
+        <w:t>Yöntem 2 (aralık + LSTM/GRU) nihai test sonucu: doğruluk 0.669 ± 0.007, macro-F1 0.673 (jitter + spektral kontrast öznitelik seti, 5 koşu ortalaması). Hiperparametre-arama kazananı taban özniteliklerle 0.6377 idi; öznitelik mühendisliği bunu yaklaşık 2,3 puan artırdı.</w:t>
       </w:r>
     </w:p>
     <w:p>
@@ -83,9 +94,6 @@
       </w:r>
     </w:p>
     <w:p>
-      <w:pPr>
-        <w:spacing w:after="120"/>
-      </w:pPr>
       <w:r>
         <w:t>CREMA-D, 91 aktörün 12 cümleyi altı duyguyla (kızgın, tiksinti, korku, mutlu, nötr, üzgün) seslendirdiği 7.442 kayıttan oluşur [1]. Bölme aktör kimliğine göre yapıldı: bir konuşmacının tüm kayıtları tek kümede kalır. Kayıt-bazlı rastgele bölme, aynı sesin hem eğitimde hem testte görünmesine yol açarak sonuçları yapay olarak şişirir [11, 12]; bu nedenle raporlanan tüm sonuçlar konuşmacı-bağımsızdır.</w:t>
       </w:r>
@@ -93,34 +101,34 @@
     <w:p>
       <w:r>
         <w:rPr>
-          <w:b/>
+          <w:i/>
+          <w:color w:val="556070"/>
+          <w:sz w:val="18"/>
         </w:rPr>
         <w:t>Konuşmacı-bağımsız eğitim/geçerleme/test bölmesi (seed=42).</w:t>
       </w:r>
     </w:p>
     <w:tbl>
       <w:tblPr>
-        <w:tblStyle w:val="TableGrid"/>
+        <w:tblStyle w:val="LightGrid-Accent1"/>
         <w:tblW w:type="auto" w:w="0"/>
         <w:tblLook w:firstColumn="1" w:firstRow="1" w:lastColumn="0" w:lastRow="0" w:noHBand="0" w:noVBand="1" w:val="04A0"/>
       </w:tblPr>
       <w:tblGrid>
-        <w:gridCol w:w="2592"/>
-        <w:gridCol w:w="2592"/>
-        <w:gridCol w:w="2592"/>
-        <w:gridCol w:w="2592"/>
+        <w:gridCol w:w="2160"/>
+        <w:gridCol w:w="2160"/>
+        <w:gridCol w:w="2160"/>
+        <w:gridCol w:w="2160"/>
       </w:tblGrid>
       <w:tr>
         <w:tc>
           <w:tcPr>
-            <w:tcW w:type="dxa" w:w="2592"/>
+            <w:tcW w:type="dxa" w:w="2160"/>
           </w:tcPr>
           <w:p>
             <w:r>
               <w:rPr>
-                <w:rFonts w:ascii="Arial" w:hAnsi="Arial"/>
                 <w:b/>
-                <w:sz w:val="16"/>
               </w:rPr>
               <w:t>Küme</w:t>
             </w:r>
@@ -128,14 +136,12 @@
         </w:tc>
         <w:tc>
           <w:tcPr>
-            <w:tcW w:type="dxa" w:w="2592"/>
+            <w:tcW w:type="dxa" w:w="2160"/>
           </w:tcPr>
           <w:p>
             <w:r>
               <w:rPr>
-                <w:rFonts w:ascii="Arial" w:hAnsi="Arial"/>
                 <w:b/>
-                <w:sz w:val="16"/>
               </w:rPr>
               <w:t>Kayıt</w:t>
             </w:r>
@@ -143,14 +149,12 @@
         </w:tc>
         <w:tc>
           <w:tcPr>
-            <w:tcW w:type="dxa" w:w="2592"/>
+            <w:tcW w:type="dxa" w:w="2160"/>
           </w:tcPr>
           <w:p>
             <w:r>
               <w:rPr>
-                <w:rFonts w:ascii="Arial" w:hAnsi="Arial"/>
                 <w:b/>
-                <w:sz w:val="16"/>
               </w:rPr>
               <w:t>Konuşmacı</w:t>
             </w:r>
@@ -158,14 +162,12 @@
         </w:tc>
         <w:tc>
           <w:tcPr>
-            <w:tcW w:type="dxa" w:w="2592"/>
+            <w:tcW w:type="dxa" w:w="2160"/>
           </w:tcPr>
           <w:p>
             <w:r>
               <w:rPr>
-                <w:rFonts w:ascii="Arial" w:hAnsi="Arial"/>
                 <w:b/>
-                <w:sz w:val="16"/>
               </w:rPr>
               <w:t>Oran</w:t>
             </w:r>
@@ -175,56 +177,40 @@
       <w:tr>
         <w:tc>
           <w:tcPr>
-            <w:tcW w:type="dxa" w:w="2592"/>
-          </w:tcPr>
-          <w:p>
-            <w:r>
-              <w:rPr>
-                <w:rFonts w:ascii="Arial" w:hAnsi="Arial"/>
-                <w:sz w:val="16"/>
-              </w:rPr>
+            <w:tcW w:type="dxa" w:w="2160"/>
+          </w:tcPr>
+          <w:p>
+            <w:r>
               <w:t>Eğitim</w:t>
             </w:r>
           </w:p>
         </w:tc>
         <w:tc>
           <w:tcPr>
-            <w:tcW w:type="dxa" w:w="2592"/>
-          </w:tcPr>
-          <w:p>
-            <w:r>
-              <w:rPr>
-                <w:rFonts w:ascii="Arial" w:hAnsi="Arial"/>
-                <w:sz w:val="16"/>
-              </w:rPr>
+            <w:tcW w:type="dxa" w:w="2160"/>
+          </w:tcPr>
+          <w:p>
+            <w:r>
               <w:t>5234</w:t>
             </w:r>
           </w:p>
         </w:tc>
         <w:tc>
           <w:tcPr>
-            <w:tcW w:type="dxa" w:w="2592"/>
-          </w:tcPr>
-          <w:p>
-            <w:r>
-              <w:rPr>
-                <w:rFonts w:ascii="Arial" w:hAnsi="Arial"/>
-                <w:sz w:val="16"/>
-              </w:rPr>
+            <w:tcW w:type="dxa" w:w="2160"/>
+          </w:tcPr>
+          <w:p>
+            <w:r>
               <w:t>64</w:t>
             </w:r>
           </w:p>
         </w:tc>
         <w:tc>
           <w:tcPr>
-            <w:tcW w:type="dxa" w:w="2592"/>
-          </w:tcPr>
-          <w:p>
-            <w:r>
-              <w:rPr>
-                <w:rFonts w:ascii="Arial" w:hAnsi="Arial"/>
-                <w:sz w:val="16"/>
-              </w:rPr>
+            <w:tcW w:type="dxa" w:w="2160"/>
+          </w:tcPr>
+          <w:p>
+            <w:r>
               <w:t>%70.3</w:t>
             </w:r>
           </w:p>
@@ -233,56 +219,40 @@
       <w:tr>
         <w:tc>
           <w:tcPr>
-            <w:tcW w:type="dxa" w:w="2592"/>
-          </w:tcPr>
-          <w:p>
-            <w:r>
-              <w:rPr>
-                <w:rFonts w:ascii="Arial" w:hAnsi="Arial"/>
-                <w:sz w:val="16"/>
-              </w:rPr>
+            <w:tcW w:type="dxa" w:w="2160"/>
+          </w:tcPr>
+          <w:p>
+            <w:r>
               <w:t>Geçerleme</w:t>
             </w:r>
           </w:p>
         </w:tc>
         <w:tc>
           <w:tcPr>
-            <w:tcW w:type="dxa" w:w="2592"/>
-          </w:tcPr>
-          <w:p>
-            <w:r>
-              <w:rPr>
-                <w:rFonts w:ascii="Arial" w:hAnsi="Arial"/>
-                <w:sz w:val="16"/>
-              </w:rPr>
+            <w:tcW w:type="dxa" w:w="2160"/>
+          </w:tcPr>
+          <w:p>
+            <w:r>
               <w:t>1148</w:t>
             </w:r>
           </w:p>
         </w:tc>
         <w:tc>
           <w:tcPr>
-            <w:tcW w:type="dxa" w:w="2592"/>
-          </w:tcPr>
-          <w:p>
-            <w:r>
-              <w:rPr>
-                <w:rFonts w:ascii="Arial" w:hAnsi="Arial"/>
-                <w:sz w:val="16"/>
-              </w:rPr>
+            <w:tcW w:type="dxa" w:w="2160"/>
+          </w:tcPr>
+          <w:p>
+            <w:r>
               <w:t>14</w:t>
             </w:r>
           </w:p>
         </w:tc>
         <w:tc>
           <w:tcPr>
-            <w:tcW w:type="dxa" w:w="2592"/>
-          </w:tcPr>
-          <w:p>
-            <w:r>
-              <w:rPr>
-                <w:rFonts w:ascii="Arial" w:hAnsi="Arial"/>
-                <w:sz w:val="16"/>
-              </w:rPr>
+            <w:tcW w:type="dxa" w:w="2160"/>
+          </w:tcPr>
+          <w:p>
+            <w:r>
               <w:t>%15.4</w:t>
             </w:r>
           </w:p>
@@ -291,56 +261,40 @@
       <w:tr>
         <w:tc>
           <w:tcPr>
-            <w:tcW w:type="dxa" w:w="2592"/>
-          </w:tcPr>
-          <w:p>
-            <w:r>
-              <w:rPr>
-                <w:rFonts w:ascii="Arial" w:hAnsi="Arial"/>
-                <w:sz w:val="16"/>
-              </w:rPr>
+            <w:tcW w:type="dxa" w:w="2160"/>
+          </w:tcPr>
+          <w:p>
+            <w:r>
               <w:t>Test</w:t>
             </w:r>
           </w:p>
         </w:tc>
         <w:tc>
           <w:tcPr>
-            <w:tcW w:type="dxa" w:w="2592"/>
-          </w:tcPr>
-          <w:p>
-            <w:r>
-              <w:rPr>
-                <w:rFonts w:ascii="Arial" w:hAnsi="Arial"/>
-                <w:sz w:val="16"/>
-              </w:rPr>
+            <w:tcW w:type="dxa" w:w="2160"/>
+          </w:tcPr>
+          <w:p>
+            <w:r>
               <w:t>1060</w:t>
             </w:r>
           </w:p>
         </w:tc>
         <w:tc>
           <w:tcPr>
-            <w:tcW w:type="dxa" w:w="2592"/>
-          </w:tcPr>
-          <w:p>
-            <w:r>
-              <w:rPr>
-                <w:rFonts w:ascii="Arial" w:hAnsi="Arial"/>
-                <w:sz w:val="16"/>
-              </w:rPr>
+            <w:tcW w:type="dxa" w:w="2160"/>
+          </w:tcPr>
+          <w:p>
+            <w:r>
               <w:t>13</w:t>
             </w:r>
           </w:p>
         </w:tc>
         <w:tc>
           <w:tcPr>
-            <w:tcW w:type="dxa" w:w="2592"/>
-          </w:tcPr>
-          <w:p>
-            <w:r>
-              <w:rPr>
-                <w:rFonts w:ascii="Arial" w:hAnsi="Arial"/>
-                <w:sz w:val="16"/>
-              </w:rPr>
+            <w:tcW w:type="dxa" w:w="2160"/>
+          </w:tcPr>
+          <w:p>
+            <w:r>
               <w:t>%14.2</w:t>
             </w:r>
           </w:p>
@@ -351,34 +305,34 @@
     <w:p>
       <w:r>
         <w:rPr>
-          <w:b/>
+          <w:i/>
+          <w:color w:val="556070"/>
+          <w:sz w:val="18"/>
         </w:rPr>
         <w:t>Sınıf dağılımı; hafif dengesizlik ağırlıklı hata fonksiyonuyla telafi edildi.</w:t>
       </w:r>
     </w:p>
     <w:tbl>
       <w:tblPr>
-        <w:tblStyle w:val="TableGrid"/>
+        <w:tblStyle w:val="LightGrid-Accent1"/>
         <w:tblW w:type="auto" w:w="0"/>
         <w:tblLook w:firstColumn="1" w:firstRow="1" w:lastColumn="0" w:lastRow="0" w:noHBand="0" w:noVBand="1" w:val="04A0"/>
       </w:tblPr>
       <w:tblGrid>
-        <w:gridCol w:w="2592"/>
-        <w:gridCol w:w="2592"/>
-        <w:gridCol w:w="2592"/>
-        <w:gridCol w:w="2592"/>
+        <w:gridCol w:w="2160"/>
+        <w:gridCol w:w="2160"/>
+        <w:gridCol w:w="2160"/>
+        <w:gridCol w:w="2160"/>
       </w:tblGrid>
       <w:tr>
         <w:tc>
           <w:tcPr>
-            <w:tcW w:type="dxa" w:w="2592"/>
+            <w:tcW w:type="dxa" w:w="2160"/>
           </w:tcPr>
           <w:p>
             <w:r>
               <w:rPr>
-                <w:rFonts w:ascii="Arial" w:hAnsi="Arial"/>
                 <w:b/>
-                <w:sz w:val="16"/>
               </w:rPr>
               <w:t>Duygu</w:t>
             </w:r>
@@ -386,14 +340,12 @@
         </w:tc>
         <w:tc>
           <w:tcPr>
-            <w:tcW w:type="dxa" w:w="2592"/>
+            <w:tcW w:type="dxa" w:w="2160"/>
           </w:tcPr>
           <w:p>
             <w:r>
               <w:rPr>
-                <w:rFonts w:ascii="Arial" w:hAnsi="Arial"/>
                 <w:b/>
-                <w:sz w:val="16"/>
               </w:rPr>
               <w:t>Eğitim</w:t>
             </w:r>
@@ -401,14 +353,12 @@
         </w:tc>
         <w:tc>
           <w:tcPr>
-            <w:tcW w:type="dxa" w:w="2592"/>
+            <w:tcW w:type="dxa" w:w="2160"/>
           </w:tcPr>
           <w:p>
             <w:r>
               <w:rPr>
-                <w:rFonts w:ascii="Arial" w:hAnsi="Arial"/>
                 <w:b/>
-                <w:sz w:val="16"/>
               </w:rPr>
               <w:t>Geçerleme</w:t>
             </w:r>
@@ -416,14 +366,12 @@
         </w:tc>
         <w:tc>
           <w:tcPr>
-            <w:tcW w:type="dxa" w:w="2592"/>
+            <w:tcW w:type="dxa" w:w="2160"/>
           </w:tcPr>
           <w:p>
             <w:r>
               <w:rPr>
-                <w:rFonts w:ascii="Arial" w:hAnsi="Arial"/>
                 <w:b/>
-                <w:sz w:val="16"/>
               </w:rPr>
               <w:t>Test</w:t>
             </w:r>
@@ -433,56 +381,40 @@
       <w:tr>
         <w:tc>
           <w:tcPr>
-            <w:tcW w:type="dxa" w:w="2592"/>
-          </w:tcPr>
-          <w:p>
-            <w:r>
-              <w:rPr>
-                <w:rFonts w:ascii="Arial" w:hAnsi="Arial"/>
-                <w:sz w:val="16"/>
-              </w:rPr>
+            <w:tcW w:type="dxa" w:w="2160"/>
+          </w:tcPr>
+          <w:p>
+            <w:r>
               <w:t>Kızgın</w:t>
             </w:r>
           </w:p>
         </w:tc>
         <w:tc>
           <w:tcPr>
-            <w:tcW w:type="dxa" w:w="2592"/>
-          </w:tcPr>
-          <w:p>
-            <w:r>
-              <w:rPr>
-                <w:rFonts w:ascii="Arial" w:hAnsi="Arial"/>
-                <w:sz w:val="16"/>
-              </w:rPr>
+            <w:tcW w:type="dxa" w:w="2160"/>
+          </w:tcPr>
+          <w:p>
+            <w:r>
               <w:t>894</w:t>
             </w:r>
           </w:p>
         </w:tc>
         <w:tc>
           <w:tcPr>
-            <w:tcW w:type="dxa" w:w="2592"/>
-          </w:tcPr>
-          <w:p>
-            <w:r>
-              <w:rPr>
-                <w:rFonts w:ascii="Arial" w:hAnsi="Arial"/>
-                <w:sz w:val="16"/>
-              </w:rPr>
+            <w:tcW w:type="dxa" w:w="2160"/>
+          </w:tcPr>
+          <w:p>
+            <w:r>
               <w:t>196</w:t>
             </w:r>
           </w:p>
         </w:tc>
         <w:tc>
           <w:tcPr>
-            <w:tcW w:type="dxa" w:w="2592"/>
-          </w:tcPr>
-          <w:p>
-            <w:r>
-              <w:rPr>
-                <w:rFonts w:ascii="Arial" w:hAnsi="Arial"/>
-                <w:sz w:val="16"/>
-              </w:rPr>
+            <w:tcW w:type="dxa" w:w="2160"/>
+          </w:tcPr>
+          <w:p>
+            <w:r>
               <w:t>181</w:t>
             </w:r>
           </w:p>
@@ -491,56 +423,40 @@
       <w:tr>
         <w:tc>
           <w:tcPr>
-            <w:tcW w:type="dxa" w:w="2592"/>
-          </w:tcPr>
-          <w:p>
-            <w:r>
-              <w:rPr>
-                <w:rFonts w:ascii="Arial" w:hAnsi="Arial"/>
-                <w:sz w:val="16"/>
-              </w:rPr>
+            <w:tcW w:type="dxa" w:w="2160"/>
+          </w:tcPr>
+          <w:p>
+            <w:r>
               <w:t>Tiksinti</w:t>
             </w:r>
           </w:p>
         </w:tc>
         <w:tc>
           <w:tcPr>
-            <w:tcW w:type="dxa" w:w="2592"/>
-          </w:tcPr>
-          <w:p>
-            <w:r>
-              <w:rPr>
-                <w:rFonts w:ascii="Arial" w:hAnsi="Arial"/>
-                <w:sz w:val="16"/>
-              </w:rPr>
+            <w:tcW w:type="dxa" w:w="2160"/>
+          </w:tcPr>
+          <w:p>
+            <w:r>
               <w:t>894</w:t>
             </w:r>
           </w:p>
         </w:tc>
         <w:tc>
           <w:tcPr>
-            <w:tcW w:type="dxa" w:w="2592"/>
-          </w:tcPr>
-          <w:p>
-            <w:r>
-              <w:rPr>
-                <w:rFonts w:ascii="Arial" w:hAnsi="Arial"/>
-                <w:sz w:val="16"/>
-              </w:rPr>
+            <w:tcW w:type="dxa" w:w="2160"/>
+          </w:tcPr>
+          <w:p>
+            <w:r>
               <w:t>196</w:t>
             </w:r>
           </w:p>
         </w:tc>
         <w:tc>
           <w:tcPr>
-            <w:tcW w:type="dxa" w:w="2592"/>
-          </w:tcPr>
-          <w:p>
-            <w:r>
-              <w:rPr>
-                <w:rFonts w:ascii="Arial" w:hAnsi="Arial"/>
-                <w:sz w:val="16"/>
-              </w:rPr>
+            <w:tcW w:type="dxa" w:w="2160"/>
+          </w:tcPr>
+          <w:p>
+            <w:r>
               <w:t>181</w:t>
             </w:r>
           </w:p>
@@ -549,56 +465,40 @@
       <w:tr>
         <w:tc>
           <w:tcPr>
-            <w:tcW w:type="dxa" w:w="2592"/>
-          </w:tcPr>
-          <w:p>
-            <w:r>
-              <w:rPr>
-                <w:rFonts w:ascii="Arial" w:hAnsi="Arial"/>
-                <w:sz w:val="16"/>
-              </w:rPr>
+            <w:tcW w:type="dxa" w:w="2160"/>
+          </w:tcPr>
+          <w:p>
+            <w:r>
               <w:t>Korku</w:t>
             </w:r>
           </w:p>
         </w:tc>
         <w:tc>
           <w:tcPr>
-            <w:tcW w:type="dxa" w:w="2592"/>
-          </w:tcPr>
-          <w:p>
-            <w:r>
-              <w:rPr>
-                <w:rFonts w:ascii="Arial" w:hAnsi="Arial"/>
-                <w:sz w:val="16"/>
-              </w:rPr>
+            <w:tcW w:type="dxa" w:w="2160"/>
+          </w:tcPr>
+          <w:p>
+            <w:r>
               <w:t>894</w:t>
             </w:r>
           </w:p>
         </w:tc>
         <w:tc>
           <w:tcPr>
-            <w:tcW w:type="dxa" w:w="2592"/>
-          </w:tcPr>
-          <w:p>
-            <w:r>
-              <w:rPr>
-                <w:rFonts w:ascii="Arial" w:hAnsi="Arial"/>
-                <w:sz w:val="16"/>
-              </w:rPr>
+            <w:tcW w:type="dxa" w:w="2160"/>
+          </w:tcPr>
+          <w:p>
+            <w:r>
               <w:t>196</w:t>
             </w:r>
           </w:p>
         </w:tc>
         <w:tc>
           <w:tcPr>
-            <w:tcW w:type="dxa" w:w="2592"/>
-          </w:tcPr>
-          <w:p>
-            <w:r>
-              <w:rPr>
-                <w:rFonts w:ascii="Arial" w:hAnsi="Arial"/>
-                <w:sz w:val="16"/>
-              </w:rPr>
+            <w:tcW w:type="dxa" w:w="2160"/>
+          </w:tcPr>
+          <w:p>
+            <w:r>
               <w:t>181</w:t>
             </w:r>
           </w:p>
@@ -607,56 +507,40 @@
       <w:tr>
         <w:tc>
           <w:tcPr>
-            <w:tcW w:type="dxa" w:w="2592"/>
-          </w:tcPr>
-          <w:p>
-            <w:r>
-              <w:rPr>
-                <w:rFonts w:ascii="Arial" w:hAnsi="Arial"/>
-                <w:sz w:val="16"/>
-              </w:rPr>
+            <w:tcW w:type="dxa" w:w="2160"/>
+          </w:tcPr>
+          <w:p>
+            <w:r>
               <w:t>Mutlu</w:t>
             </w:r>
           </w:p>
         </w:tc>
         <w:tc>
           <w:tcPr>
-            <w:tcW w:type="dxa" w:w="2592"/>
-          </w:tcPr>
-          <w:p>
-            <w:r>
-              <w:rPr>
-                <w:rFonts w:ascii="Arial" w:hAnsi="Arial"/>
-                <w:sz w:val="16"/>
-              </w:rPr>
+            <w:tcW w:type="dxa" w:w="2160"/>
+          </w:tcPr>
+          <w:p>
+            <w:r>
               <w:t>894</w:t>
             </w:r>
           </w:p>
         </w:tc>
         <w:tc>
           <w:tcPr>
-            <w:tcW w:type="dxa" w:w="2592"/>
-          </w:tcPr>
-          <w:p>
-            <w:r>
-              <w:rPr>
-                <w:rFonts w:ascii="Arial" w:hAnsi="Arial"/>
-                <w:sz w:val="16"/>
-              </w:rPr>
+            <w:tcW w:type="dxa" w:w="2160"/>
+          </w:tcPr>
+          <w:p>
+            <w:r>
               <w:t>196</w:t>
             </w:r>
           </w:p>
         </w:tc>
         <w:tc>
           <w:tcPr>
-            <w:tcW w:type="dxa" w:w="2592"/>
-          </w:tcPr>
-          <w:p>
-            <w:r>
-              <w:rPr>
-                <w:rFonts w:ascii="Arial" w:hAnsi="Arial"/>
-                <w:sz w:val="16"/>
-              </w:rPr>
+            <w:tcW w:type="dxa" w:w="2160"/>
+          </w:tcPr>
+          <w:p>
+            <w:r>
               <w:t>181</w:t>
             </w:r>
           </w:p>
@@ -665,56 +549,40 @@
       <w:tr>
         <w:tc>
           <w:tcPr>
-            <w:tcW w:type="dxa" w:w="2592"/>
-          </w:tcPr>
-          <w:p>
-            <w:r>
-              <w:rPr>
-                <w:rFonts w:ascii="Arial" w:hAnsi="Arial"/>
-                <w:sz w:val="16"/>
-              </w:rPr>
+            <w:tcW w:type="dxa" w:w="2160"/>
+          </w:tcPr>
+          <w:p>
+            <w:r>
               <w:t>Nötr</w:t>
             </w:r>
           </w:p>
         </w:tc>
         <w:tc>
           <w:tcPr>
-            <w:tcW w:type="dxa" w:w="2592"/>
-          </w:tcPr>
-          <w:p>
-            <w:r>
-              <w:rPr>
-                <w:rFonts w:ascii="Arial" w:hAnsi="Arial"/>
-                <w:sz w:val="16"/>
-              </w:rPr>
+            <w:tcW w:type="dxa" w:w="2160"/>
+          </w:tcPr>
+          <w:p>
+            <w:r>
               <w:t>764</w:t>
             </w:r>
           </w:p>
         </w:tc>
         <w:tc>
           <w:tcPr>
-            <w:tcW w:type="dxa" w:w="2592"/>
-          </w:tcPr>
-          <w:p>
-            <w:r>
-              <w:rPr>
-                <w:rFonts w:ascii="Arial" w:hAnsi="Arial"/>
-                <w:sz w:val="16"/>
-              </w:rPr>
+            <w:tcW w:type="dxa" w:w="2160"/>
+          </w:tcPr>
+          <w:p>
+            <w:r>
               <w:t>168</w:t>
             </w:r>
           </w:p>
         </w:tc>
         <w:tc>
           <w:tcPr>
-            <w:tcW w:type="dxa" w:w="2592"/>
-          </w:tcPr>
-          <w:p>
-            <w:r>
-              <w:rPr>
-                <w:rFonts w:ascii="Arial" w:hAnsi="Arial"/>
-                <w:sz w:val="16"/>
-              </w:rPr>
+            <w:tcW w:type="dxa" w:w="2160"/>
+          </w:tcPr>
+          <w:p>
+            <w:r>
               <w:t>155</w:t>
             </w:r>
           </w:p>
@@ -723,56 +591,40 @@
       <w:tr>
         <w:tc>
           <w:tcPr>
-            <w:tcW w:type="dxa" w:w="2592"/>
-          </w:tcPr>
-          <w:p>
-            <w:r>
-              <w:rPr>
-                <w:rFonts w:ascii="Arial" w:hAnsi="Arial"/>
-                <w:sz w:val="16"/>
-              </w:rPr>
+            <w:tcW w:type="dxa" w:w="2160"/>
+          </w:tcPr>
+          <w:p>
+            <w:r>
               <w:t>Üzgün</w:t>
             </w:r>
           </w:p>
         </w:tc>
         <w:tc>
           <w:tcPr>
-            <w:tcW w:type="dxa" w:w="2592"/>
-          </w:tcPr>
-          <w:p>
-            <w:r>
-              <w:rPr>
-                <w:rFonts w:ascii="Arial" w:hAnsi="Arial"/>
-                <w:sz w:val="16"/>
-              </w:rPr>
+            <w:tcW w:type="dxa" w:w="2160"/>
+          </w:tcPr>
+          <w:p>
+            <w:r>
               <w:t>894</w:t>
             </w:r>
           </w:p>
         </w:tc>
         <w:tc>
           <w:tcPr>
-            <w:tcW w:type="dxa" w:w="2592"/>
-          </w:tcPr>
-          <w:p>
-            <w:r>
-              <w:rPr>
-                <w:rFonts w:ascii="Arial" w:hAnsi="Arial"/>
-                <w:sz w:val="16"/>
-              </w:rPr>
+            <w:tcW w:type="dxa" w:w="2160"/>
+          </w:tcPr>
+          <w:p>
+            <w:r>
               <w:t>196</w:t>
             </w:r>
           </w:p>
         </w:tc>
         <w:tc>
           <w:tcPr>
-            <w:tcW w:type="dxa" w:w="2592"/>
-          </w:tcPr>
-          <w:p>
-            <w:r>
-              <w:rPr>
-                <w:rFonts w:ascii="Arial" w:hAnsi="Arial"/>
-                <w:sz w:val="16"/>
-              </w:rPr>
+            <w:tcW w:type="dxa" w:w="2160"/>
+          </w:tcPr>
+          <w:p>
+            <w:r>
               <w:t>181</w:t>
             </w:r>
           </w:p>
@@ -789,9 +641,6 @@
       </w:r>
     </w:p>
     <w:p>
-      <w:pPr>
-        <w:spacing w:after="120"/>
-      </w:pPr>
       <w:r>
         <w:t>Altı sınıflı ve hafif dengesiz bu problemde tek başına doğruluk yanıltıcı olabileceğinden dört metrik birlikte raporlandı: doğruluk, dengeli doğruluk (sınıf başına duyarlılık ortalaması; literatürdeki UA karşılığı), macro-F1 (tüm sınıflara eşit ağırlık) ve ağırlıklı F1. Model seçimi ve erken durdurma macro-F1 üzerinden yapıldı [6, 11]. Sınıf bazında kesinlik/duyarlılık/F1 ve karışıklık matrisleri de verildi.</w:t>
       </w:r>
@@ -853,17 +702,11 @@
       </w:r>
     </w:p>
     <w:p>
-      <w:pPr>
-        <w:spacing w:after="120"/>
-      </w:pPr>
       <w:r>
         <w:t>Her kayıt tek kanallı bir log-mel spectrogram görüntüsüne çevrildi ve sıfırdan tanımlanan bir CNN ile sınıflandırıldı. Ağ, Conv-BN-ReLU çiftleri ve 2x2 max pooling içeren bloklardan sonra global average pooling ve tek bir doğrusal katmandan oluşur; hazır ya da önceden eğitilmiş hiçbir model kullanılmadı [2, 4].</w:t>
       </w:r>
     </w:p>
     <w:p>
-      <w:pPr>
-        <w:spacing w:after="120"/>
-      </w:pPr>
       <w:r>
         <w:t>Geçerleme kümesinde 11 aday tarandı; ardından kazanan etrafında 8 adaylık yerel iyileştirme turu koşuldu. Seçim ölçütü geçerleme macro-F1 değeridir; test kümesine yalnızca nihai kazanan dokundu.</w:t>
       </w:r>
@@ -871,37 +714,37 @@
     <w:p>
       <w:r>
         <w:rPr>
-          <w:b/>
+          <w:i/>
+          <w:color w:val="556070"/>
+          <w:sz w:val="18"/>
         </w:rPr>
         <w:t>Geçerleme macro-F1 sırasına göre ilk 12 aday (toplam 19 deneme).</w:t>
       </w:r>
     </w:p>
     <w:tbl>
       <w:tblPr>
-        <w:tblStyle w:val="TableGrid"/>
+        <w:tblStyle w:val="LightGrid-Accent1"/>
         <w:tblW w:type="auto" w:w="0"/>
         <w:tblLook w:firstColumn="1" w:firstRow="1" w:lastColumn="0" w:lastRow="0" w:noHBand="0" w:noVBand="1" w:val="04A0"/>
       </w:tblPr>
       <w:tblGrid>
-        <w:gridCol w:w="1481"/>
-        <w:gridCol w:w="1481"/>
-        <w:gridCol w:w="1481"/>
-        <w:gridCol w:w="1481"/>
-        <w:gridCol w:w="1481"/>
-        <w:gridCol w:w="1481"/>
-        <w:gridCol w:w="1481"/>
+        <w:gridCol w:w="1234"/>
+        <w:gridCol w:w="1234"/>
+        <w:gridCol w:w="1234"/>
+        <w:gridCol w:w="1234"/>
+        <w:gridCol w:w="1234"/>
+        <w:gridCol w:w="1234"/>
+        <w:gridCol w:w="1234"/>
       </w:tblGrid>
       <w:tr>
         <w:tc>
           <w:tcPr>
-            <w:tcW w:type="dxa" w:w="1481"/>
+            <w:tcW w:type="dxa" w:w="1234"/>
           </w:tcPr>
           <w:p>
             <w:r>
               <w:rPr>
-                <w:rFonts w:ascii="Arial" w:hAnsi="Arial"/>
                 <w:b/>
-                <w:sz w:val="16"/>
               </w:rPr>
               <w:t>Aşama</w:t>
             </w:r>
@@ -909,14 +752,12 @@
         </w:tc>
         <w:tc>
           <w:tcPr>
-            <w:tcW w:type="dxa" w:w="1481"/>
+            <w:tcW w:type="dxa" w:w="1234"/>
           </w:tcPr>
           <w:p>
             <w:r>
               <w:rPr>
-                <w:rFonts w:ascii="Arial" w:hAnsi="Arial"/>
                 <w:b/>
-                <w:sz w:val="16"/>
               </w:rPr>
               <w:t>Öznitelik</w:t>
             </w:r>
@@ -924,14 +765,12 @@
         </w:tc>
         <w:tc>
           <w:tcPr>
-            <w:tcW w:type="dxa" w:w="1481"/>
+            <w:tcW w:type="dxa" w:w="1234"/>
           </w:tcPr>
           <w:p>
             <w:r>
               <w:rPr>
-                <w:rFonts w:ascii="Arial" w:hAnsi="Arial"/>
                 <w:b/>
-                <w:sz w:val="16"/>
               </w:rPr>
               <w:t>Model</w:t>
             </w:r>
@@ -939,14 +778,12 @@
         </w:tc>
         <w:tc>
           <w:tcPr>
-            <w:tcW w:type="dxa" w:w="1481"/>
+            <w:tcW w:type="dxa" w:w="1234"/>
           </w:tcPr>
           <w:p>
             <w:r>
               <w:rPr>
-                <w:rFonts w:ascii="Arial" w:hAnsi="Arial"/>
                 <w:b/>
-                <w:sz w:val="16"/>
               </w:rPr>
               <w:t>Parametre</w:t>
             </w:r>
@@ -954,14 +791,12 @@
         </w:tc>
         <w:tc>
           <w:tcPr>
-            <w:tcW w:type="dxa" w:w="1481"/>
+            <w:tcW w:type="dxa" w:w="1234"/>
           </w:tcPr>
           <w:p>
             <w:r>
               <w:rPr>
-                <w:rFonts w:ascii="Arial" w:hAnsi="Arial"/>
                 <w:b/>
-                <w:sz w:val="16"/>
               </w:rPr>
               <w:t>En iyi epoch</w:t>
             </w:r>
@@ -969,14 +804,12 @@
         </w:tc>
         <w:tc>
           <w:tcPr>
-            <w:tcW w:type="dxa" w:w="1481"/>
+            <w:tcW w:type="dxa" w:w="1234"/>
           </w:tcPr>
           <w:p>
             <w:r>
               <w:rPr>
-                <w:rFonts w:ascii="Arial" w:hAnsi="Arial"/>
                 <w:b/>
-                <w:sz w:val="16"/>
               </w:rPr>
               <w:t>Geçerleme doğruluk</w:t>
             </w:r>
@@ -984,14 +817,12 @@
         </w:tc>
         <w:tc>
           <w:tcPr>
-            <w:tcW w:type="dxa" w:w="1481"/>
+            <w:tcW w:type="dxa" w:w="1234"/>
           </w:tcPr>
           <w:p>
             <w:r>
               <w:rPr>
-                <w:rFonts w:ascii="Arial" w:hAnsi="Arial"/>
                 <w:b/>
-                <w:sz w:val="16"/>
               </w:rPr>
               <w:t>Geçerleme macro-F1</w:t>
             </w:r>
@@ -1001,98 +832,70 @@
       <w:tr>
         <w:tc>
           <w:tcPr>
-            <w:tcW w:type="dxa" w:w="1481"/>
-          </w:tcPr>
-          <w:p>
-            <w:r>
-              <w:rPr>
-                <w:rFonts w:ascii="Arial" w:hAnsi="Arial"/>
-                <w:sz w:val="16"/>
-              </w:rPr>
+            <w:tcW w:type="dxa" w:w="1234"/>
+          </w:tcPr>
+          <w:p>
+            <w:r>
               <w:t>iyileştirme</w:t>
             </w:r>
           </w:p>
         </w:tc>
         <w:tc>
           <w:tcPr>
-            <w:tcW w:type="dxa" w:w="1481"/>
-          </w:tcPr>
-          <w:p>
-            <w:r>
-              <w:rPr>
-                <w:rFonts w:ascii="Arial" w:hAnsi="Arial"/>
-                <w:sz w:val="16"/>
-              </w:rPr>
+            <w:tcW w:type="dxa" w:w="1234"/>
+          </w:tcPr>
+          <w:p>
+            <w:r>
               <w:t>64x128 mel</w:t>
             </w:r>
           </w:p>
         </w:tc>
         <w:tc>
           <w:tcPr>
-            <w:tcW w:type="dxa" w:w="1481"/>
-          </w:tcPr>
-          <w:p>
-            <w:r>
-              <w:rPr>
-                <w:rFonts w:ascii="Arial" w:hAnsi="Arial"/>
-                <w:sz w:val="16"/>
-              </w:rPr>
+            <w:tcW w:type="dxa" w:w="1234"/>
+          </w:tcPr>
+          <w:p>
+            <w:r>
               <w:t>kanallar 32x64x128, dropout 0.3, lr 0.001, batch 16</w:t>
             </w:r>
           </w:p>
         </w:tc>
         <w:tc>
           <w:tcPr>
-            <w:tcW w:type="dxa" w:w="1481"/>
-          </w:tcPr>
-          <w:p>
-            <w:r>
-              <w:rPr>
-                <w:rFonts w:ascii="Arial" w:hAnsi="Arial"/>
-                <w:sz w:val="16"/>
-              </w:rPr>
+            <w:tcW w:type="dxa" w:w="1234"/>
+          </w:tcPr>
+          <w:p>
+            <w:r>
               <w:t>287654</w:t>
             </w:r>
           </w:p>
         </w:tc>
         <w:tc>
           <w:tcPr>
-            <w:tcW w:type="dxa" w:w="1481"/>
-          </w:tcPr>
-          <w:p>
-            <w:r>
-              <w:rPr>
-                <w:rFonts w:ascii="Arial" w:hAnsi="Arial"/>
-                <w:sz w:val="16"/>
-              </w:rPr>
+            <w:tcW w:type="dxa" w:w="1234"/>
+          </w:tcPr>
+          <w:p>
+            <w:r>
               <w:t>29</w:t>
             </w:r>
           </w:p>
         </w:tc>
         <w:tc>
           <w:tcPr>
-            <w:tcW w:type="dxa" w:w="1481"/>
-          </w:tcPr>
-          <w:p>
-            <w:r>
-              <w:rPr>
-                <w:rFonts w:ascii="Arial" w:hAnsi="Arial"/>
-                <w:sz w:val="16"/>
-              </w:rPr>
+            <w:tcW w:type="dxa" w:w="1234"/>
+          </w:tcPr>
+          <w:p>
+            <w:r>
               <w:t>0.5575</w:t>
             </w:r>
           </w:p>
         </w:tc>
         <w:tc>
           <w:tcPr>
-            <w:tcW w:type="dxa" w:w="1481"/>
-          </w:tcPr>
-          <w:p>
-            <w:r>
-              <w:rPr>
-                <w:rFonts w:ascii="Arial" w:hAnsi="Arial"/>
-                <w:sz w:val="16"/>
-              </w:rPr>
+            <w:tcW w:type="dxa" w:w="1234"/>
+          </w:tcPr>
+          <w:p>
+            <w:r>
               <w:t>0.5531</w:t>
             </w:r>
           </w:p>
@@ -1101,98 +904,70 @@
       <w:tr>
         <w:tc>
           <w:tcPr>
-            <w:tcW w:type="dxa" w:w="1481"/>
-          </w:tcPr>
-          <w:p>
-            <w:r>
-              <w:rPr>
-                <w:rFonts w:ascii="Arial" w:hAnsi="Arial"/>
-                <w:sz w:val="16"/>
-              </w:rPr>
+            <w:tcW w:type="dxa" w:w="1234"/>
+          </w:tcPr>
+          <w:p>
+            <w:r>
               <w:t>iyileştirme</w:t>
             </w:r>
           </w:p>
         </w:tc>
         <w:tc>
           <w:tcPr>
-            <w:tcW w:type="dxa" w:w="1481"/>
-          </w:tcPr>
-          <w:p>
-            <w:r>
-              <w:rPr>
-                <w:rFonts w:ascii="Arial" w:hAnsi="Arial"/>
-                <w:sz w:val="16"/>
-              </w:rPr>
+            <w:tcW w:type="dxa" w:w="1234"/>
+          </w:tcPr>
+          <w:p>
+            <w:r>
               <w:t>64x128 mel</w:t>
             </w:r>
           </w:p>
         </w:tc>
         <w:tc>
           <w:tcPr>
-            <w:tcW w:type="dxa" w:w="1481"/>
-          </w:tcPr>
-          <w:p>
-            <w:r>
-              <w:rPr>
-                <w:rFonts w:ascii="Arial" w:hAnsi="Arial"/>
-                <w:sz w:val="16"/>
-              </w:rPr>
+            <w:tcW w:type="dxa" w:w="1234"/>
+          </w:tcPr>
+          <w:p>
+            <w:r>
               <w:t>kanallar 32x64x128, dropout 0.2, lr 0.001, batch 32</w:t>
             </w:r>
           </w:p>
         </w:tc>
         <w:tc>
           <w:tcPr>
-            <w:tcW w:type="dxa" w:w="1481"/>
-          </w:tcPr>
-          <w:p>
-            <w:r>
-              <w:rPr>
-                <w:rFonts w:ascii="Arial" w:hAnsi="Arial"/>
-                <w:sz w:val="16"/>
-              </w:rPr>
+            <w:tcW w:type="dxa" w:w="1234"/>
+          </w:tcPr>
+          <w:p>
+            <w:r>
               <w:t>287654</w:t>
             </w:r>
           </w:p>
         </w:tc>
         <w:tc>
           <w:tcPr>
-            <w:tcW w:type="dxa" w:w="1481"/>
-          </w:tcPr>
-          <w:p>
-            <w:r>
-              <w:rPr>
-                <w:rFonts w:ascii="Arial" w:hAnsi="Arial"/>
-                <w:sz w:val="16"/>
-              </w:rPr>
+            <w:tcW w:type="dxa" w:w="1234"/>
+          </w:tcPr>
+          <w:p>
+            <w:r>
               <w:t>14</w:t>
             </w:r>
           </w:p>
         </w:tc>
         <w:tc>
           <w:tcPr>
-            <w:tcW w:type="dxa" w:w="1481"/>
-          </w:tcPr>
-          <w:p>
-            <w:r>
-              <w:rPr>
-                <w:rFonts w:ascii="Arial" w:hAnsi="Arial"/>
-                <w:sz w:val="16"/>
-              </w:rPr>
+            <w:tcW w:type="dxa" w:w="1234"/>
+          </w:tcPr>
+          <w:p>
+            <w:r>
               <w:t>0.5601</w:t>
             </w:r>
           </w:p>
         </w:tc>
         <w:tc>
           <w:tcPr>
-            <w:tcW w:type="dxa" w:w="1481"/>
-          </w:tcPr>
-          <w:p>
-            <w:r>
-              <w:rPr>
-                <w:rFonts w:ascii="Arial" w:hAnsi="Arial"/>
-                <w:sz w:val="16"/>
-              </w:rPr>
+            <w:tcW w:type="dxa" w:w="1234"/>
+          </w:tcPr>
+          <w:p>
+            <w:r>
               <w:t>0.5528</w:t>
             </w:r>
           </w:p>
@@ -1201,98 +976,70 @@
       <w:tr>
         <w:tc>
           <w:tcPr>
-            <w:tcW w:type="dxa" w:w="1481"/>
-          </w:tcPr>
-          <w:p>
-            <w:r>
-              <w:rPr>
-                <w:rFonts w:ascii="Arial" w:hAnsi="Arial"/>
-                <w:sz w:val="16"/>
-              </w:rPr>
+            <w:tcW w:type="dxa" w:w="1234"/>
+          </w:tcPr>
+          <w:p>
+            <w:r>
               <w:t>iyileştirme</w:t>
             </w:r>
           </w:p>
         </w:tc>
         <w:tc>
           <w:tcPr>
-            <w:tcW w:type="dxa" w:w="1481"/>
-          </w:tcPr>
-          <w:p>
-            <w:r>
-              <w:rPr>
-                <w:rFonts w:ascii="Arial" w:hAnsi="Arial"/>
-                <w:sz w:val="16"/>
-              </w:rPr>
+            <w:tcW w:type="dxa" w:w="1234"/>
+          </w:tcPr>
+          <w:p>
+            <w:r>
               <w:t>64x128 mel</w:t>
             </w:r>
           </w:p>
         </w:tc>
         <w:tc>
           <w:tcPr>
-            <w:tcW w:type="dxa" w:w="1481"/>
-          </w:tcPr>
-          <w:p>
-            <w:r>
-              <w:rPr>
-                <w:rFonts w:ascii="Arial" w:hAnsi="Arial"/>
-                <w:sz w:val="16"/>
-              </w:rPr>
+            <w:tcW w:type="dxa" w:w="1234"/>
+          </w:tcPr>
+          <w:p>
+            <w:r>
               <w:t>kanallar 64x128x256, dropout 0.3, lr 0.001, batch 32</w:t>
             </w:r>
           </w:p>
         </w:tc>
         <w:tc>
           <w:tcPr>
-            <w:tcW w:type="dxa" w:w="1481"/>
-          </w:tcPr>
-          <w:p>
-            <w:r>
-              <w:rPr>
-                <w:rFonts w:ascii="Arial" w:hAnsi="Arial"/>
-                <w:sz w:val="16"/>
-              </w:rPr>
+            <w:tcW w:type="dxa" w:w="1234"/>
+          </w:tcPr>
+          <w:p>
+            <w:r>
               <w:t>1146694</w:t>
             </w:r>
           </w:p>
         </w:tc>
         <w:tc>
           <w:tcPr>
-            <w:tcW w:type="dxa" w:w="1481"/>
-          </w:tcPr>
-          <w:p>
-            <w:r>
-              <w:rPr>
-                <w:rFonts w:ascii="Arial" w:hAnsi="Arial"/>
-                <w:sz w:val="16"/>
-              </w:rPr>
+            <w:tcW w:type="dxa" w:w="1234"/>
+          </w:tcPr>
+          <w:p>
+            <w:r>
               <w:t>19</w:t>
             </w:r>
           </w:p>
         </w:tc>
         <w:tc>
           <w:tcPr>
-            <w:tcW w:type="dxa" w:w="1481"/>
-          </w:tcPr>
-          <w:p>
-            <w:r>
-              <w:rPr>
-                <w:rFonts w:ascii="Arial" w:hAnsi="Arial"/>
-                <w:sz w:val="16"/>
-              </w:rPr>
+            <w:tcW w:type="dxa" w:w="1234"/>
+          </w:tcPr>
+          <w:p>
+            <w:r>
               <w:t>0.5523</w:t>
             </w:r>
           </w:p>
         </w:tc>
         <w:tc>
           <w:tcPr>
-            <w:tcW w:type="dxa" w:w="1481"/>
-          </w:tcPr>
-          <w:p>
-            <w:r>
-              <w:rPr>
-                <w:rFonts w:ascii="Arial" w:hAnsi="Arial"/>
-                <w:sz w:val="16"/>
-              </w:rPr>
+            <w:tcW w:type="dxa" w:w="1234"/>
+          </w:tcPr>
+          <w:p>
+            <w:r>
               <w:t>0.5495</w:t>
             </w:r>
           </w:p>
@@ -1301,98 +1048,70 @@
       <w:tr>
         <w:tc>
           <w:tcPr>
-            <w:tcW w:type="dxa" w:w="1481"/>
-          </w:tcPr>
-          <w:p>
-            <w:r>
-              <w:rPr>
-                <w:rFonts w:ascii="Arial" w:hAnsi="Arial"/>
-                <w:sz w:val="16"/>
-              </w:rPr>
+            <w:tcW w:type="dxa" w:w="1234"/>
+          </w:tcPr>
+          <w:p>
+            <w:r>
               <w:t>iyileştirme</w:t>
             </w:r>
           </w:p>
         </w:tc>
         <w:tc>
           <w:tcPr>
-            <w:tcW w:type="dxa" w:w="1481"/>
-          </w:tcPr>
-          <w:p>
-            <w:r>
-              <w:rPr>
-                <w:rFonts w:ascii="Arial" w:hAnsi="Arial"/>
-                <w:sz w:val="16"/>
-              </w:rPr>
+            <w:tcW w:type="dxa" w:w="1234"/>
+          </w:tcPr>
+          <w:p>
+            <w:r>
               <w:t>64x128 mel</w:t>
             </w:r>
           </w:p>
         </w:tc>
         <w:tc>
           <w:tcPr>
-            <w:tcW w:type="dxa" w:w="1481"/>
-          </w:tcPr>
-          <w:p>
-            <w:r>
-              <w:rPr>
-                <w:rFonts w:ascii="Arial" w:hAnsi="Arial"/>
-                <w:sz w:val="16"/>
-              </w:rPr>
+            <w:tcW w:type="dxa" w:w="1234"/>
+          </w:tcPr>
+          <w:p>
+            <w:r>
               <w:t>kanallar 32x64x128, dropout 0.3, lr 0.0005, batch 32</w:t>
             </w:r>
           </w:p>
         </w:tc>
         <w:tc>
           <w:tcPr>
-            <w:tcW w:type="dxa" w:w="1481"/>
-          </w:tcPr>
-          <w:p>
-            <w:r>
-              <w:rPr>
-                <w:rFonts w:ascii="Arial" w:hAnsi="Arial"/>
-                <w:sz w:val="16"/>
-              </w:rPr>
+            <w:tcW w:type="dxa" w:w="1234"/>
+          </w:tcPr>
+          <w:p>
+            <w:r>
               <w:t>287654</w:t>
             </w:r>
           </w:p>
         </w:tc>
         <w:tc>
           <w:tcPr>
-            <w:tcW w:type="dxa" w:w="1481"/>
-          </w:tcPr>
-          <w:p>
-            <w:r>
-              <w:rPr>
-                <w:rFonts w:ascii="Arial" w:hAnsi="Arial"/>
-                <w:sz w:val="16"/>
-              </w:rPr>
+            <w:tcW w:type="dxa" w:w="1234"/>
+          </w:tcPr>
+          <w:p>
+            <w:r>
               <w:t>14</w:t>
             </w:r>
           </w:p>
         </w:tc>
         <w:tc>
           <w:tcPr>
-            <w:tcW w:type="dxa" w:w="1481"/>
-          </w:tcPr>
-          <w:p>
-            <w:r>
-              <w:rPr>
-                <w:rFonts w:ascii="Arial" w:hAnsi="Arial"/>
-                <w:sz w:val="16"/>
-              </w:rPr>
+            <w:tcW w:type="dxa" w:w="1234"/>
+          </w:tcPr>
+          <w:p>
+            <w:r>
               <w:t>0.5505</w:t>
             </w:r>
           </w:p>
         </w:tc>
         <w:tc>
           <w:tcPr>
-            <w:tcW w:type="dxa" w:w="1481"/>
-          </w:tcPr>
-          <w:p>
-            <w:r>
-              <w:rPr>
-                <w:rFonts w:ascii="Arial" w:hAnsi="Arial"/>
-                <w:sz w:val="16"/>
-              </w:rPr>
+            <w:tcW w:type="dxa" w:w="1234"/>
+          </w:tcPr>
+          <w:p>
+            <w:r>
               <w:t>0.5446</w:t>
             </w:r>
           </w:p>
@@ -1401,98 +1120,70 @@
       <w:tr>
         <w:tc>
           <w:tcPr>
-            <w:tcW w:type="dxa" w:w="1481"/>
-          </w:tcPr>
-          <w:p>
-            <w:r>
-              <w:rPr>
-                <w:rFonts w:ascii="Arial" w:hAnsi="Arial"/>
-                <w:sz w:val="16"/>
-              </w:rPr>
+            <w:tcW w:type="dxa" w:w="1234"/>
+          </w:tcPr>
+          <w:p>
+            <w:r>
               <w:t>iyileştirme</w:t>
             </w:r>
           </w:p>
         </w:tc>
         <w:tc>
           <w:tcPr>
-            <w:tcW w:type="dxa" w:w="1481"/>
-          </w:tcPr>
-          <w:p>
-            <w:r>
-              <w:rPr>
-                <w:rFonts w:ascii="Arial" w:hAnsi="Arial"/>
-                <w:sz w:val="16"/>
-              </w:rPr>
+            <w:tcW w:type="dxa" w:w="1234"/>
+          </w:tcPr>
+          <w:p>
+            <w:r>
               <w:t>64x128 mel</w:t>
             </w:r>
           </w:p>
         </w:tc>
         <w:tc>
           <w:tcPr>
-            <w:tcW w:type="dxa" w:w="1481"/>
-          </w:tcPr>
-          <w:p>
-            <w:r>
-              <w:rPr>
-                <w:rFonts w:ascii="Arial" w:hAnsi="Arial"/>
-                <w:sz w:val="16"/>
-              </w:rPr>
+            <w:tcW w:type="dxa" w:w="1234"/>
+          </w:tcPr>
+          <w:p>
+            <w:r>
               <w:t>kanallar 32x64x128, dropout 0.4, lr 0.001, batch 32</w:t>
             </w:r>
           </w:p>
         </w:tc>
         <w:tc>
           <w:tcPr>
-            <w:tcW w:type="dxa" w:w="1481"/>
-          </w:tcPr>
-          <w:p>
-            <w:r>
-              <w:rPr>
-                <w:rFonts w:ascii="Arial" w:hAnsi="Arial"/>
-                <w:sz w:val="16"/>
-              </w:rPr>
+            <w:tcW w:type="dxa" w:w="1234"/>
+          </w:tcPr>
+          <w:p>
+            <w:r>
               <w:t>287654</w:t>
             </w:r>
           </w:p>
         </w:tc>
         <w:tc>
           <w:tcPr>
-            <w:tcW w:type="dxa" w:w="1481"/>
-          </w:tcPr>
-          <w:p>
-            <w:r>
-              <w:rPr>
-                <w:rFonts w:ascii="Arial" w:hAnsi="Arial"/>
-                <w:sz w:val="16"/>
-              </w:rPr>
+            <w:tcW w:type="dxa" w:w="1234"/>
+          </w:tcPr>
+          <w:p>
+            <w:r>
               <w:t>25</w:t>
             </w:r>
           </w:p>
         </w:tc>
         <w:tc>
           <w:tcPr>
-            <w:tcW w:type="dxa" w:w="1481"/>
-          </w:tcPr>
-          <w:p>
-            <w:r>
-              <w:rPr>
-                <w:rFonts w:ascii="Arial" w:hAnsi="Arial"/>
-                <w:sz w:val="16"/>
-              </w:rPr>
+            <w:tcW w:type="dxa" w:w="1234"/>
+          </w:tcPr>
+          <w:p>
+            <w:r>
               <w:t>0.5462</w:t>
             </w:r>
           </w:p>
         </w:tc>
         <w:tc>
           <w:tcPr>
-            <w:tcW w:type="dxa" w:w="1481"/>
-          </w:tcPr>
-          <w:p>
-            <w:r>
-              <w:rPr>
-                <w:rFonts w:ascii="Arial" w:hAnsi="Arial"/>
-                <w:sz w:val="16"/>
-              </w:rPr>
+            <w:tcW w:type="dxa" w:w="1234"/>
+          </w:tcPr>
+          <w:p>
+            <w:r>
               <w:t>0.5441</w:t>
             </w:r>
           </w:p>
@@ -1501,98 +1192,70 @@
       <w:tr>
         <w:tc>
           <w:tcPr>
-            <w:tcW w:type="dxa" w:w="1481"/>
-          </w:tcPr>
-          <w:p>
-            <w:r>
-              <w:rPr>
-                <w:rFonts w:ascii="Arial" w:hAnsi="Arial"/>
-                <w:sz w:val="16"/>
-              </w:rPr>
+            <w:tcW w:type="dxa" w:w="1234"/>
+          </w:tcPr>
+          <w:p>
+            <w:r>
               <w:t>arama</w:t>
             </w:r>
           </w:p>
         </w:tc>
         <w:tc>
           <w:tcPr>
-            <w:tcW w:type="dxa" w:w="1481"/>
-          </w:tcPr>
-          <w:p>
-            <w:r>
-              <w:rPr>
-                <w:rFonts w:ascii="Arial" w:hAnsi="Arial"/>
-                <w:sz w:val="16"/>
-              </w:rPr>
+            <w:tcW w:type="dxa" w:w="1234"/>
+          </w:tcPr>
+          <w:p>
+            <w:r>
               <w:t>64x128 mel</w:t>
             </w:r>
           </w:p>
         </w:tc>
         <w:tc>
           <w:tcPr>
-            <w:tcW w:type="dxa" w:w="1481"/>
-          </w:tcPr>
-          <w:p>
-            <w:r>
-              <w:rPr>
-                <w:rFonts w:ascii="Arial" w:hAnsi="Arial"/>
-                <w:sz w:val="16"/>
-              </w:rPr>
+            <w:tcW w:type="dxa" w:w="1234"/>
+          </w:tcPr>
+          <w:p>
+            <w:r>
               <w:t>kanallar 32x64x128, dropout 0.3, lr 0.001, batch 32</w:t>
             </w:r>
           </w:p>
         </w:tc>
         <w:tc>
           <w:tcPr>
-            <w:tcW w:type="dxa" w:w="1481"/>
-          </w:tcPr>
-          <w:p>
-            <w:r>
-              <w:rPr>
-                <w:rFonts w:ascii="Arial" w:hAnsi="Arial"/>
-                <w:sz w:val="16"/>
-              </w:rPr>
+            <w:tcW w:type="dxa" w:w="1234"/>
+          </w:tcPr>
+          <w:p>
+            <w:r>
               <w:t>287654</w:t>
             </w:r>
           </w:p>
         </w:tc>
         <w:tc>
           <w:tcPr>
-            <w:tcW w:type="dxa" w:w="1481"/>
-          </w:tcPr>
-          <w:p>
-            <w:r>
-              <w:rPr>
-                <w:rFonts w:ascii="Arial" w:hAnsi="Arial"/>
-                <w:sz w:val="16"/>
-              </w:rPr>
+            <w:tcW w:type="dxa" w:w="1234"/>
+          </w:tcPr>
+          <w:p>
+            <w:r>
               <w:t>14</w:t>
             </w:r>
           </w:p>
         </w:tc>
         <w:tc>
           <w:tcPr>
-            <w:tcW w:type="dxa" w:w="1481"/>
-          </w:tcPr>
-          <w:p>
-            <w:r>
-              <w:rPr>
-                <w:rFonts w:ascii="Arial" w:hAnsi="Arial"/>
-                <w:sz w:val="16"/>
-              </w:rPr>
+            <w:tcW w:type="dxa" w:w="1234"/>
+          </w:tcPr>
+          <w:p>
+            <w:r>
               <w:t>0.5453</w:t>
             </w:r>
           </w:p>
         </w:tc>
         <w:tc>
           <w:tcPr>
-            <w:tcW w:type="dxa" w:w="1481"/>
-          </w:tcPr>
-          <w:p>
-            <w:r>
-              <w:rPr>
-                <w:rFonts w:ascii="Arial" w:hAnsi="Arial"/>
-                <w:sz w:val="16"/>
-              </w:rPr>
+            <w:tcW w:type="dxa" w:w="1234"/>
+          </w:tcPr>
+          <w:p>
+            <w:r>
               <w:t>0.5415</w:t>
             </w:r>
           </w:p>
@@ -1601,98 +1264,70 @@
       <w:tr>
         <w:tc>
           <w:tcPr>
-            <w:tcW w:type="dxa" w:w="1481"/>
-          </w:tcPr>
-          <w:p>
-            <w:r>
-              <w:rPr>
-                <w:rFonts w:ascii="Arial" w:hAnsi="Arial"/>
-                <w:sz w:val="16"/>
-              </w:rPr>
+            <w:tcW w:type="dxa" w:w="1234"/>
+          </w:tcPr>
+          <w:p>
+            <w:r>
               <w:t>iyileştirme</w:t>
             </w:r>
           </w:p>
         </w:tc>
         <w:tc>
           <w:tcPr>
-            <w:tcW w:type="dxa" w:w="1481"/>
-          </w:tcPr>
-          <w:p>
-            <w:r>
-              <w:rPr>
-                <w:rFonts w:ascii="Arial" w:hAnsi="Arial"/>
-                <w:sz w:val="16"/>
-              </w:rPr>
+            <w:tcW w:type="dxa" w:w="1234"/>
+          </w:tcPr>
+          <w:p>
+            <w:r>
               <w:t>64x128 mel</w:t>
             </w:r>
           </w:p>
         </w:tc>
         <w:tc>
           <w:tcPr>
-            <w:tcW w:type="dxa" w:w="1481"/>
-          </w:tcPr>
-          <w:p>
-            <w:r>
-              <w:rPr>
-                <w:rFonts w:ascii="Arial" w:hAnsi="Arial"/>
-                <w:sz w:val="16"/>
-              </w:rPr>
+            <w:tcW w:type="dxa" w:w="1234"/>
+          </w:tcPr>
+          <w:p>
+            <w:r>
               <w:t>kanallar 32x64x128, dropout 0.3, lr 0.002, batch 32</w:t>
             </w:r>
           </w:p>
         </w:tc>
         <w:tc>
           <w:tcPr>
-            <w:tcW w:type="dxa" w:w="1481"/>
-          </w:tcPr>
-          <w:p>
-            <w:r>
-              <w:rPr>
-                <w:rFonts w:ascii="Arial" w:hAnsi="Arial"/>
-                <w:sz w:val="16"/>
-              </w:rPr>
+            <w:tcW w:type="dxa" w:w="1234"/>
+          </w:tcPr>
+          <w:p>
+            <w:r>
               <w:t>287654</w:t>
             </w:r>
           </w:p>
         </w:tc>
         <w:tc>
           <w:tcPr>
-            <w:tcW w:type="dxa" w:w="1481"/>
-          </w:tcPr>
-          <w:p>
-            <w:r>
-              <w:rPr>
-                <w:rFonts w:ascii="Arial" w:hAnsi="Arial"/>
-                <w:sz w:val="16"/>
-              </w:rPr>
+            <w:tcW w:type="dxa" w:w="1234"/>
+          </w:tcPr>
+          <w:p>
+            <w:r>
               <w:t>15</w:t>
             </w:r>
           </w:p>
         </w:tc>
         <w:tc>
           <w:tcPr>
-            <w:tcW w:type="dxa" w:w="1481"/>
-          </w:tcPr>
-          <w:p>
-            <w:r>
-              <w:rPr>
-                <w:rFonts w:ascii="Arial" w:hAnsi="Arial"/>
-                <w:sz w:val="16"/>
-              </w:rPr>
+            <w:tcW w:type="dxa" w:w="1234"/>
+          </w:tcPr>
+          <w:p>
+            <w:r>
               <w:t>0.5409</w:t>
             </w:r>
           </w:p>
         </w:tc>
         <w:tc>
           <w:tcPr>
-            <w:tcW w:type="dxa" w:w="1481"/>
-          </w:tcPr>
-          <w:p>
-            <w:r>
-              <w:rPr>
-                <w:rFonts w:ascii="Arial" w:hAnsi="Arial"/>
-                <w:sz w:val="16"/>
-              </w:rPr>
+            <w:tcW w:type="dxa" w:w="1234"/>
+          </w:tcPr>
+          <w:p>
+            <w:r>
               <w:t>0.5364</w:t>
             </w:r>
           </w:p>
@@ -1701,98 +1336,70 @@
       <w:tr>
         <w:tc>
           <w:tcPr>
-            <w:tcW w:type="dxa" w:w="1481"/>
-          </w:tcPr>
-          <w:p>
-            <w:r>
-              <w:rPr>
-                <w:rFonts w:ascii="Arial" w:hAnsi="Arial"/>
-                <w:sz w:val="16"/>
-              </w:rPr>
+            <w:tcW w:type="dxa" w:w="1234"/>
+          </w:tcPr>
+          <w:p>
+            <w:r>
               <w:t>arama</w:t>
             </w:r>
           </w:p>
         </w:tc>
         <w:tc>
           <w:tcPr>
-            <w:tcW w:type="dxa" w:w="1481"/>
-          </w:tcPr>
-          <w:p>
-            <w:r>
-              <w:rPr>
-                <w:rFonts w:ascii="Arial" w:hAnsi="Arial"/>
-                <w:sz w:val="16"/>
-              </w:rPr>
+            <w:tcW w:type="dxa" w:w="1234"/>
+          </w:tcPr>
+          <w:p>
+            <w:r>
               <w:t>64x128 mel</w:t>
             </w:r>
           </w:p>
         </w:tc>
         <w:tc>
           <w:tcPr>
-            <w:tcW w:type="dxa" w:w="1481"/>
-          </w:tcPr>
-          <w:p>
-            <w:r>
-              <w:rPr>
-                <w:rFonts w:ascii="Arial" w:hAnsi="Arial"/>
-                <w:sz w:val="16"/>
-              </w:rPr>
+            <w:tcW w:type="dxa" w:w="1234"/>
+          </w:tcPr>
+          <w:p>
+            <w:r>
               <w:t>kanallar 32x64x128, dropout 0.5, lr 0.0003, batch 32</w:t>
             </w:r>
           </w:p>
         </w:tc>
         <w:tc>
           <w:tcPr>
-            <w:tcW w:type="dxa" w:w="1481"/>
-          </w:tcPr>
-          <w:p>
-            <w:r>
-              <w:rPr>
-                <w:rFonts w:ascii="Arial" w:hAnsi="Arial"/>
-                <w:sz w:val="16"/>
-              </w:rPr>
+            <w:tcW w:type="dxa" w:w="1234"/>
+          </w:tcPr>
+          <w:p>
+            <w:r>
               <w:t>287654</w:t>
             </w:r>
           </w:p>
         </w:tc>
         <w:tc>
           <w:tcPr>
-            <w:tcW w:type="dxa" w:w="1481"/>
-          </w:tcPr>
-          <w:p>
-            <w:r>
-              <w:rPr>
-                <w:rFonts w:ascii="Arial" w:hAnsi="Arial"/>
-                <w:sz w:val="16"/>
-              </w:rPr>
+            <w:tcW w:type="dxa" w:w="1234"/>
+          </w:tcPr>
+          <w:p>
+            <w:r>
               <w:t>22</w:t>
             </w:r>
           </w:p>
         </w:tc>
         <w:tc>
           <w:tcPr>
-            <w:tcW w:type="dxa" w:w="1481"/>
-          </w:tcPr>
-          <w:p>
-            <w:r>
-              <w:rPr>
-                <w:rFonts w:ascii="Arial" w:hAnsi="Arial"/>
-                <w:sz w:val="16"/>
-              </w:rPr>
+            <w:tcW w:type="dxa" w:w="1234"/>
+          </w:tcPr>
+          <w:p>
+            <w:r>
               <w:t>0.5348</w:t>
             </w:r>
           </w:p>
         </w:tc>
         <w:tc>
           <w:tcPr>
-            <w:tcW w:type="dxa" w:w="1481"/>
-          </w:tcPr>
-          <w:p>
-            <w:r>
-              <w:rPr>
-                <w:rFonts w:ascii="Arial" w:hAnsi="Arial"/>
-                <w:sz w:val="16"/>
-              </w:rPr>
+            <w:tcW w:type="dxa" w:w="1234"/>
+          </w:tcPr>
+          <w:p>
+            <w:r>
               <w:t>0.5350</w:t>
             </w:r>
           </w:p>
@@ -1801,98 +1408,70 @@
       <w:tr>
         <w:tc>
           <w:tcPr>
-            <w:tcW w:type="dxa" w:w="1481"/>
-          </w:tcPr>
-          <w:p>
-            <w:r>
-              <w:rPr>
-                <w:rFonts w:ascii="Arial" w:hAnsi="Arial"/>
-                <w:sz w:val="16"/>
-              </w:rPr>
+            <w:tcW w:type="dxa" w:w="1234"/>
+          </w:tcPr>
+          <w:p>
+            <w:r>
               <w:t>arama</w:t>
             </w:r>
           </w:p>
         </w:tc>
         <w:tc>
           <w:tcPr>
-            <w:tcW w:type="dxa" w:w="1481"/>
-          </w:tcPr>
-          <w:p>
-            <w:r>
-              <w:rPr>
-                <w:rFonts w:ascii="Arial" w:hAnsi="Arial"/>
-                <w:sz w:val="16"/>
-              </w:rPr>
+            <w:tcW w:type="dxa" w:w="1234"/>
+          </w:tcPr>
+          <w:p>
+            <w:r>
               <w:t>80x128 mel</w:t>
             </w:r>
           </w:p>
         </w:tc>
         <w:tc>
           <w:tcPr>
-            <w:tcW w:type="dxa" w:w="1481"/>
-          </w:tcPr>
-          <w:p>
-            <w:r>
-              <w:rPr>
-                <w:rFonts w:ascii="Arial" w:hAnsi="Arial"/>
-                <w:sz w:val="16"/>
-              </w:rPr>
+            <w:tcW w:type="dxa" w:w="1234"/>
+          </w:tcPr>
+          <w:p>
+            <w:r>
               <w:t>kanallar 32x64x128, dropout 0.3, lr 0.0003, batch 32</w:t>
             </w:r>
           </w:p>
         </w:tc>
         <w:tc>
           <w:tcPr>
-            <w:tcW w:type="dxa" w:w="1481"/>
-          </w:tcPr>
-          <w:p>
-            <w:r>
-              <w:rPr>
-                <w:rFonts w:ascii="Arial" w:hAnsi="Arial"/>
-                <w:sz w:val="16"/>
-              </w:rPr>
+            <w:tcW w:type="dxa" w:w="1234"/>
+          </w:tcPr>
+          <w:p>
+            <w:r>
               <w:t>287654</w:t>
             </w:r>
           </w:p>
         </w:tc>
         <w:tc>
           <w:tcPr>
-            <w:tcW w:type="dxa" w:w="1481"/>
-          </w:tcPr>
-          <w:p>
-            <w:r>
-              <w:rPr>
-                <w:rFonts w:ascii="Arial" w:hAnsi="Arial"/>
-                <w:sz w:val="16"/>
-              </w:rPr>
+            <w:tcW w:type="dxa" w:w="1234"/>
+          </w:tcPr>
+          <w:p>
+            <w:r>
               <w:t>14</w:t>
             </w:r>
           </w:p>
         </w:tc>
         <w:tc>
           <w:tcPr>
-            <w:tcW w:type="dxa" w:w="1481"/>
-          </w:tcPr>
-          <w:p>
-            <w:r>
-              <w:rPr>
-                <w:rFonts w:ascii="Arial" w:hAnsi="Arial"/>
-                <w:sz w:val="16"/>
-              </w:rPr>
+            <w:tcW w:type="dxa" w:w="1234"/>
+          </w:tcPr>
+          <w:p>
+            <w:r>
               <w:t>0.5366</w:t>
             </w:r>
           </w:p>
         </w:tc>
         <w:tc>
           <w:tcPr>
-            <w:tcW w:type="dxa" w:w="1481"/>
-          </w:tcPr>
-          <w:p>
-            <w:r>
-              <w:rPr>
-                <w:rFonts w:ascii="Arial" w:hAnsi="Arial"/>
-                <w:sz w:val="16"/>
-              </w:rPr>
+            <w:tcW w:type="dxa" w:w="1234"/>
+          </w:tcPr>
+          <w:p>
+            <w:r>
               <w:t>0.5298</w:t>
             </w:r>
           </w:p>
@@ -1901,98 +1480,70 @@
       <w:tr>
         <w:tc>
           <w:tcPr>
-            <w:tcW w:type="dxa" w:w="1481"/>
-          </w:tcPr>
-          <w:p>
-            <w:r>
-              <w:rPr>
-                <w:rFonts w:ascii="Arial" w:hAnsi="Arial"/>
-                <w:sz w:val="16"/>
-              </w:rPr>
+            <w:tcW w:type="dxa" w:w="1234"/>
+          </w:tcPr>
+          <w:p>
+            <w:r>
               <w:t>iyileştirme</w:t>
             </w:r>
           </w:p>
         </w:tc>
         <w:tc>
           <w:tcPr>
-            <w:tcW w:type="dxa" w:w="1481"/>
-          </w:tcPr>
-          <w:p>
-            <w:r>
-              <w:rPr>
-                <w:rFonts w:ascii="Arial" w:hAnsi="Arial"/>
-                <w:sz w:val="16"/>
-              </w:rPr>
+            <w:tcW w:type="dxa" w:w="1234"/>
+          </w:tcPr>
+          <w:p>
+            <w:r>
               <w:t>64x128 mel</w:t>
             </w:r>
           </w:p>
         </w:tc>
         <w:tc>
           <w:tcPr>
-            <w:tcW w:type="dxa" w:w="1481"/>
-          </w:tcPr>
-          <w:p>
-            <w:r>
-              <w:rPr>
-                <w:rFonts w:ascii="Arial" w:hAnsi="Arial"/>
-                <w:sz w:val="16"/>
-              </w:rPr>
+            <w:tcW w:type="dxa" w:w="1234"/>
+          </w:tcPr>
+          <w:p>
+            <w:r>
               <w:t>kanallar 16x32x64, dropout 0.3, lr 0.001, batch 32</w:t>
             </w:r>
           </w:p>
         </w:tc>
         <w:tc>
           <w:tcPr>
-            <w:tcW w:type="dxa" w:w="1481"/>
-          </w:tcPr>
-          <w:p>
-            <w:r>
-              <w:rPr>
-                <w:rFonts w:ascii="Arial" w:hAnsi="Arial"/>
-                <w:sz w:val="16"/>
-              </w:rPr>
+            <w:tcW w:type="dxa" w:w="1234"/>
+          </w:tcPr>
+          <w:p>
+            <w:r>
               <w:t>72406</w:t>
             </w:r>
           </w:p>
         </w:tc>
         <w:tc>
           <w:tcPr>
-            <w:tcW w:type="dxa" w:w="1481"/>
-          </w:tcPr>
-          <w:p>
-            <w:r>
-              <w:rPr>
-                <w:rFonts w:ascii="Arial" w:hAnsi="Arial"/>
-                <w:sz w:val="16"/>
-              </w:rPr>
+            <w:tcW w:type="dxa" w:w="1234"/>
+          </w:tcPr>
+          <w:p>
+            <w:r>
               <w:t>16</w:t>
             </w:r>
           </w:p>
         </w:tc>
         <w:tc>
           <w:tcPr>
-            <w:tcW w:type="dxa" w:w="1481"/>
-          </w:tcPr>
-          <w:p>
-            <w:r>
-              <w:rPr>
-                <w:rFonts w:ascii="Arial" w:hAnsi="Arial"/>
-                <w:sz w:val="16"/>
-              </w:rPr>
+            <w:tcW w:type="dxa" w:w="1234"/>
+          </w:tcPr>
+          <w:p>
+            <w:r>
               <w:t>0.5296</w:t>
             </w:r>
           </w:p>
         </w:tc>
         <w:tc>
           <w:tcPr>
-            <w:tcW w:type="dxa" w:w="1481"/>
-          </w:tcPr>
-          <w:p>
-            <w:r>
-              <w:rPr>
-                <w:rFonts w:ascii="Arial" w:hAnsi="Arial"/>
-                <w:sz w:val="16"/>
-              </w:rPr>
+            <w:tcW w:type="dxa" w:w="1234"/>
+          </w:tcPr>
+          <w:p>
+            <w:r>
               <w:t>0.5284</w:t>
             </w:r>
           </w:p>
@@ -2001,98 +1552,70 @@
       <w:tr>
         <w:tc>
           <w:tcPr>
-            <w:tcW w:type="dxa" w:w="1481"/>
-          </w:tcPr>
-          <w:p>
-            <w:r>
-              <w:rPr>
-                <w:rFonts w:ascii="Arial" w:hAnsi="Arial"/>
-                <w:sz w:val="16"/>
-              </w:rPr>
+            <w:tcW w:type="dxa" w:w="1234"/>
+          </w:tcPr>
+          <w:p>
+            <w:r>
               <w:t>iyileştirme</w:t>
             </w:r>
           </w:p>
         </w:tc>
         <w:tc>
           <w:tcPr>
-            <w:tcW w:type="dxa" w:w="1481"/>
-          </w:tcPr>
-          <w:p>
-            <w:r>
-              <w:rPr>
-                <w:rFonts w:ascii="Arial" w:hAnsi="Arial"/>
-                <w:sz w:val="16"/>
-              </w:rPr>
+            <w:tcW w:type="dxa" w:w="1234"/>
+          </w:tcPr>
+          <w:p>
+            <w:r>
               <w:t>64x128 mel</w:t>
             </w:r>
           </w:p>
         </w:tc>
         <w:tc>
           <w:tcPr>
-            <w:tcW w:type="dxa" w:w="1481"/>
-          </w:tcPr>
-          <w:p>
-            <w:r>
-              <w:rPr>
-                <w:rFonts w:ascii="Arial" w:hAnsi="Arial"/>
-                <w:sz w:val="16"/>
-              </w:rPr>
+            <w:tcW w:type="dxa" w:w="1234"/>
+          </w:tcPr>
+          <w:p>
+            <w:r>
               <w:t>kanallar 32x64x128, dropout 0.3, lr 0.001, batch 64</w:t>
             </w:r>
           </w:p>
         </w:tc>
         <w:tc>
           <w:tcPr>
-            <w:tcW w:type="dxa" w:w="1481"/>
-          </w:tcPr>
-          <w:p>
-            <w:r>
-              <w:rPr>
-                <w:rFonts w:ascii="Arial" w:hAnsi="Arial"/>
-                <w:sz w:val="16"/>
-              </w:rPr>
+            <w:tcW w:type="dxa" w:w="1234"/>
+          </w:tcPr>
+          <w:p>
+            <w:r>
               <w:t>287654</w:t>
             </w:r>
           </w:p>
         </w:tc>
         <w:tc>
           <w:tcPr>
-            <w:tcW w:type="dxa" w:w="1481"/>
-          </w:tcPr>
-          <w:p>
-            <w:r>
-              <w:rPr>
-                <w:rFonts w:ascii="Arial" w:hAnsi="Arial"/>
-                <w:sz w:val="16"/>
-              </w:rPr>
+            <w:tcW w:type="dxa" w:w="1234"/>
+          </w:tcPr>
+          <w:p>
+            <w:r>
               <w:t>14</w:t>
             </w:r>
           </w:p>
         </w:tc>
         <w:tc>
           <w:tcPr>
-            <w:tcW w:type="dxa" w:w="1481"/>
-          </w:tcPr>
-          <w:p>
-            <w:r>
-              <w:rPr>
-                <w:rFonts w:ascii="Arial" w:hAnsi="Arial"/>
-                <w:sz w:val="16"/>
-              </w:rPr>
+            <w:tcW w:type="dxa" w:w="1234"/>
+          </w:tcPr>
+          <w:p>
+            <w:r>
               <w:t>0.5348</w:t>
             </w:r>
           </w:p>
         </w:tc>
         <w:tc>
           <w:tcPr>
-            <w:tcW w:type="dxa" w:w="1481"/>
-          </w:tcPr>
-          <w:p>
-            <w:r>
-              <w:rPr>
-                <w:rFonts w:ascii="Arial" w:hAnsi="Arial"/>
-                <w:sz w:val="16"/>
-              </w:rPr>
+            <w:tcW w:type="dxa" w:w="1234"/>
+          </w:tcPr>
+          <w:p>
+            <w:r>
               <w:t>0.5244</w:t>
             </w:r>
           </w:p>
@@ -2101,98 +1624,70 @@
       <w:tr>
         <w:tc>
           <w:tcPr>
-            <w:tcW w:type="dxa" w:w="1481"/>
-          </w:tcPr>
-          <w:p>
-            <w:r>
-              <w:rPr>
-                <w:rFonts w:ascii="Arial" w:hAnsi="Arial"/>
-                <w:sz w:val="16"/>
-              </w:rPr>
+            <w:tcW w:type="dxa" w:w="1234"/>
+          </w:tcPr>
+          <w:p>
+            <w:r>
               <w:t>arama</w:t>
             </w:r>
           </w:p>
         </w:tc>
         <w:tc>
           <w:tcPr>
-            <w:tcW w:type="dxa" w:w="1481"/>
-          </w:tcPr>
-          <w:p>
-            <w:r>
-              <w:rPr>
-                <w:rFonts w:ascii="Arial" w:hAnsi="Arial"/>
-                <w:sz w:val="16"/>
-              </w:rPr>
+            <w:tcW w:type="dxa" w:w="1234"/>
+          </w:tcPr>
+          <w:p>
+            <w:r>
               <w:t>64x96 mel</w:t>
             </w:r>
           </w:p>
         </w:tc>
         <w:tc>
           <w:tcPr>
-            <w:tcW w:type="dxa" w:w="1481"/>
-          </w:tcPr>
-          <w:p>
-            <w:r>
-              <w:rPr>
-                <w:rFonts w:ascii="Arial" w:hAnsi="Arial"/>
-                <w:sz w:val="16"/>
-              </w:rPr>
+            <w:tcW w:type="dxa" w:w="1234"/>
+          </w:tcPr>
+          <w:p>
+            <w:r>
               <w:t>kanallar 32x64x128, dropout 0.3, lr 0.0003, batch 32</w:t>
             </w:r>
           </w:p>
         </w:tc>
         <w:tc>
           <w:tcPr>
-            <w:tcW w:type="dxa" w:w="1481"/>
-          </w:tcPr>
-          <w:p>
-            <w:r>
-              <w:rPr>
-                <w:rFonts w:ascii="Arial" w:hAnsi="Arial"/>
-                <w:sz w:val="16"/>
-              </w:rPr>
+            <w:tcW w:type="dxa" w:w="1234"/>
+          </w:tcPr>
+          <w:p>
+            <w:r>
               <w:t>287654</w:t>
             </w:r>
           </w:p>
         </w:tc>
         <w:tc>
           <w:tcPr>
-            <w:tcW w:type="dxa" w:w="1481"/>
-          </w:tcPr>
-          <w:p>
-            <w:r>
-              <w:rPr>
-                <w:rFonts w:ascii="Arial" w:hAnsi="Arial"/>
-                <w:sz w:val="16"/>
-              </w:rPr>
+            <w:tcW w:type="dxa" w:w="1234"/>
+          </w:tcPr>
+          <w:p>
+            <w:r>
               <w:t>11</w:t>
             </w:r>
           </w:p>
         </w:tc>
         <w:tc>
           <w:tcPr>
-            <w:tcW w:type="dxa" w:w="1481"/>
-          </w:tcPr>
-          <w:p>
-            <w:r>
-              <w:rPr>
-                <w:rFonts w:ascii="Arial" w:hAnsi="Arial"/>
-                <w:sz w:val="16"/>
-              </w:rPr>
+            <w:tcW w:type="dxa" w:w="1234"/>
+          </w:tcPr>
+          <w:p>
+            <w:r>
               <w:t>0.5314</w:t>
             </w:r>
           </w:p>
         </w:tc>
         <w:tc>
           <w:tcPr>
-            <w:tcW w:type="dxa" w:w="1481"/>
-          </w:tcPr>
-          <w:p>
-            <w:r>
-              <w:rPr>
-                <w:rFonts w:ascii="Arial" w:hAnsi="Arial"/>
-                <w:sz w:val="16"/>
-              </w:rPr>
+            <w:tcW w:type="dxa" w:w="1234"/>
+          </w:tcPr>
+          <w:p>
+            <w:r>
               <w:t>0.5204</w:t>
             </w:r>
           </w:p>
@@ -2201,9 +1696,6 @@
     </w:tbl>
     <w:p/>
     <w:p>
-      <w:pPr>
-        <w:spacing w:after="120"/>
-      </w:pPr>
       <w:r>
         <w:t>Kazanan yapılandırma: 64x128 mel; kanallar 32x64x128, dropout 0.3, lr 0.001, batch 16; 287,654 öğrenilebilir parametre; en iyi epoch 29.</w:t>
       </w:r>
@@ -2215,7 +1707,7 @@
       <w:r>
         <w:drawing>
           <wp:inline xmlns:a="http://schemas.openxmlformats.org/drawingml/2006/main" xmlns:pic="http://schemas.openxmlformats.org/drawingml/2006/picture">
-            <wp:extent cx="5577840" cy="2231136"/>
+            <wp:extent cx="5669280" cy="2267712"/>
             <wp:docPr id="1" name="Picture 1"/>
             <wp:cNvGraphicFramePr>
               <a:graphicFrameLocks noChangeAspect="1"/>
@@ -2236,7 +1728,7 @@
                   <pic:spPr>
                     <a:xfrm>
                       <a:off x="0" y="0"/>
-                      <a:ext cx="5577840" cy="2231136"/>
+                      <a:ext cx="5669280" cy="2267712"/>
                     </a:xfrm>
                     <a:prstGeom prst="rect"/>
                   </pic:spPr>
@@ -2254,6 +1746,7 @@
       <w:r>
         <w:rPr>
           <w:i/>
+          <w:color w:val="556070"/>
           <w:sz w:val="18"/>
         </w:rPr>
         <w:t>Kazanan adayın eğitim/geçerleme kaybı ve macro-F1 eğrileri; erken durdurma geçerleme macro-F1 üzerinden yapıldı.</w:t>
@@ -2262,35 +1755,35 @@
     <w:p>
       <w:r>
         <w:rPr>
-          <w:b/>
+          <w:i/>
+          <w:color w:val="556070"/>
+          <w:sz w:val="18"/>
         </w:rPr>
         <w:t>Kazanan modelin geçerleme ve test sonuçları.</w:t>
       </w:r>
     </w:p>
     <w:tbl>
       <w:tblPr>
-        <w:tblStyle w:val="TableGrid"/>
+        <w:tblStyle w:val="LightGrid-Accent1"/>
         <w:tblW w:type="auto" w:w="0"/>
         <w:tblLook w:firstColumn="1" w:firstRow="1" w:lastColumn="0" w:lastRow="0" w:noHBand="0" w:noVBand="1" w:val="04A0"/>
       </w:tblPr>
       <w:tblGrid>
-        <w:gridCol w:w="2074"/>
-        <w:gridCol w:w="2074"/>
-        <w:gridCol w:w="2074"/>
-        <w:gridCol w:w="2074"/>
-        <w:gridCol w:w="2074"/>
+        <w:gridCol w:w="1728"/>
+        <w:gridCol w:w="1728"/>
+        <w:gridCol w:w="1728"/>
+        <w:gridCol w:w="1728"/>
+        <w:gridCol w:w="1728"/>
       </w:tblGrid>
       <w:tr>
         <w:tc>
           <w:tcPr>
-            <w:tcW w:type="dxa" w:w="2074"/>
+            <w:tcW w:type="dxa" w:w="1728"/>
           </w:tcPr>
           <w:p>
             <w:r>
               <w:rPr>
-                <w:rFonts w:ascii="Arial" w:hAnsi="Arial"/>
                 <w:b/>
-                <w:sz w:val="16"/>
               </w:rPr>
               <w:t>Küme</w:t>
             </w:r>
@@ -2298,14 +1791,12 @@
         </w:tc>
         <w:tc>
           <w:tcPr>
-            <w:tcW w:type="dxa" w:w="2074"/>
+            <w:tcW w:type="dxa" w:w="1728"/>
           </w:tcPr>
           <w:p>
             <w:r>
               <w:rPr>
-                <w:rFonts w:ascii="Arial" w:hAnsi="Arial"/>
                 <w:b/>
-                <w:sz w:val="16"/>
               </w:rPr>
               <w:t>Doğruluk</w:t>
             </w:r>
@@ -2313,14 +1804,12 @@
         </w:tc>
         <w:tc>
           <w:tcPr>
-            <w:tcW w:type="dxa" w:w="2074"/>
+            <w:tcW w:type="dxa" w:w="1728"/>
           </w:tcPr>
           <w:p>
             <w:r>
               <w:rPr>
-                <w:rFonts w:ascii="Arial" w:hAnsi="Arial"/>
                 <w:b/>
-                <w:sz w:val="16"/>
               </w:rPr>
               <w:t>Dengeli doğruluk</w:t>
             </w:r>
@@ -2328,14 +1817,12 @@
         </w:tc>
         <w:tc>
           <w:tcPr>
-            <w:tcW w:type="dxa" w:w="2074"/>
+            <w:tcW w:type="dxa" w:w="1728"/>
           </w:tcPr>
           <w:p>
             <w:r>
               <w:rPr>
-                <w:rFonts w:ascii="Arial" w:hAnsi="Arial"/>
                 <w:b/>
-                <w:sz w:val="16"/>
               </w:rPr>
               <w:t>Macro-F1</w:t>
             </w:r>
@@ -2343,14 +1830,12 @@
         </w:tc>
         <w:tc>
           <w:tcPr>
-            <w:tcW w:type="dxa" w:w="2074"/>
+            <w:tcW w:type="dxa" w:w="1728"/>
           </w:tcPr>
           <w:p>
             <w:r>
               <w:rPr>
-                <w:rFonts w:ascii="Arial" w:hAnsi="Arial"/>
                 <w:b/>
-                <w:sz w:val="16"/>
               </w:rPr>
               <w:t>Ağırlıklı F1</w:t>
             </w:r>
@@ -2360,70 +1845,50 @@
       <w:tr>
         <w:tc>
           <w:tcPr>
-            <w:tcW w:type="dxa" w:w="2074"/>
-          </w:tcPr>
-          <w:p>
-            <w:r>
-              <w:rPr>
-                <w:rFonts w:ascii="Arial" w:hAnsi="Arial"/>
-                <w:sz w:val="16"/>
-              </w:rPr>
+            <w:tcW w:type="dxa" w:w="1728"/>
+          </w:tcPr>
+          <w:p>
+            <w:r>
               <w:t>Geçerleme</w:t>
             </w:r>
           </w:p>
         </w:tc>
         <w:tc>
           <w:tcPr>
-            <w:tcW w:type="dxa" w:w="2074"/>
-          </w:tcPr>
-          <w:p>
-            <w:r>
-              <w:rPr>
-                <w:rFonts w:ascii="Arial" w:hAnsi="Arial"/>
-                <w:sz w:val="16"/>
-              </w:rPr>
+            <w:tcW w:type="dxa" w:w="1728"/>
+          </w:tcPr>
+          <w:p>
+            <w:r>
               <w:t>0.5575</w:t>
             </w:r>
           </w:p>
         </w:tc>
         <w:tc>
           <w:tcPr>
-            <w:tcW w:type="dxa" w:w="2074"/>
-          </w:tcPr>
-          <w:p>
-            <w:r>
-              <w:rPr>
-                <w:rFonts w:ascii="Arial" w:hAnsi="Arial"/>
-                <w:sz w:val="16"/>
-              </w:rPr>
+            <w:tcW w:type="dxa" w:w="1728"/>
+          </w:tcPr>
+          <w:p>
+            <w:r>
               <w:t>0.5604</w:t>
             </w:r>
           </w:p>
         </w:tc>
         <w:tc>
           <w:tcPr>
-            <w:tcW w:type="dxa" w:w="2074"/>
-          </w:tcPr>
-          <w:p>
-            <w:r>
-              <w:rPr>
-                <w:rFonts w:ascii="Arial" w:hAnsi="Arial"/>
-                <w:sz w:val="16"/>
-              </w:rPr>
+            <w:tcW w:type="dxa" w:w="1728"/>
+          </w:tcPr>
+          <w:p>
+            <w:r>
               <w:t>0.5531</w:t>
             </w:r>
           </w:p>
         </w:tc>
         <w:tc>
           <w:tcPr>
-            <w:tcW w:type="dxa" w:w="2074"/>
-          </w:tcPr>
-          <w:p>
-            <w:r>
-              <w:rPr>
-                <w:rFonts w:ascii="Arial" w:hAnsi="Arial"/>
-                <w:sz w:val="16"/>
-              </w:rPr>
+            <w:tcW w:type="dxa" w:w="1728"/>
+          </w:tcPr>
+          <w:p>
+            <w:r>
               <w:t>0.5518</w:t>
             </w:r>
           </w:p>
@@ -2432,70 +1897,50 @@
       <w:tr>
         <w:tc>
           <w:tcPr>
-            <w:tcW w:type="dxa" w:w="2074"/>
-          </w:tcPr>
-          <w:p>
-            <w:r>
-              <w:rPr>
-                <w:rFonts w:ascii="Arial" w:hAnsi="Arial"/>
-                <w:sz w:val="16"/>
-              </w:rPr>
+            <w:tcW w:type="dxa" w:w="1728"/>
+          </w:tcPr>
+          <w:p>
+            <w:r>
               <w:t>Test</w:t>
             </w:r>
           </w:p>
         </w:tc>
         <w:tc>
           <w:tcPr>
-            <w:tcW w:type="dxa" w:w="2074"/>
-          </w:tcPr>
-          <w:p>
-            <w:r>
-              <w:rPr>
-                <w:rFonts w:ascii="Arial" w:hAnsi="Arial"/>
-                <w:sz w:val="16"/>
-              </w:rPr>
+            <w:tcW w:type="dxa" w:w="1728"/>
+          </w:tcPr>
+          <w:p>
+            <w:r>
               <w:t>0.6264</w:t>
             </w:r>
           </w:p>
         </w:tc>
         <w:tc>
           <w:tcPr>
-            <w:tcW w:type="dxa" w:w="2074"/>
-          </w:tcPr>
-          <w:p>
-            <w:r>
-              <w:rPr>
-                <w:rFonts w:ascii="Arial" w:hAnsi="Arial"/>
-                <w:sz w:val="16"/>
-              </w:rPr>
+            <w:tcW w:type="dxa" w:w="1728"/>
+          </w:tcPr>
+          <w:p>
+            <w:r>
               <w:t>0.6281</w:t>
             </w:r>
           </w:p>
         </w:tc>
         <w:tc>
           <w:tcPr>
-            <w:tcW w:type="dxa" w:w="2074"/>
-          </w:tcPr>
-          <w:p>
-            <w:r>
-              <w:rPr>
-                <w:rFonts w:ascii="Arial" w:hAnsi="Arial"/>
-                <w:sz w:val="16"/>
-              </w:rPr>
+            <w:tcW w:type="dxa" w:w="1728"/>
+          </w:tcPr>
+          <w:p>
+            <w:r>
               <w:t>0.6282</w:t>
             </w:r>
           </w:p>
         </w:tc>
         <w:tc>
           <w:tcPr>
-            <w:tcW w:type="dxa" w:w="2074"/>
-          </w:tcPr>
-          <w:p>
-            <w:r>
-              <w:rPr>
-                <w:rFonts w:ascii="Arial" w:hAnsi="Arial"/>
-                <w:sz w:val="16"/>
-              </w:rPr>
+            <w:tcW w:type="dxa" w:w="1728"/>
+          </w:tcPr>
+          <w:p>
+            <w:r>
               <w:t>0.6256</w:t>
             </w:r>
           </w:p>
@@ -2506,35 +1951,35 @@
     <w:p>
       <w:r>
         <w:rPr>
-          <w:b/>
+          <w:i/>
+          <w:color w:val="556070"/>
+          <w:sz w:val="18"/>
         </w:rPr>
         <w:t>Test kümesinde sınıf bazında sonuçlar.</w:t>
       </w:r>
     </w:p>
     <w:tbl>
       <w:tblPr>
-        <w:tblStyle w:val="TableGrid"/>
+        <w:tblStyle w:val="LightGrid-Accent1"/>
         <w:tblW w:type="auto" w:w="0"/>
         <w:tblLook w:firstColumn="1" w:firstRow="1" w:lastColumn="0" w:lastRow="0" w:noHBand="0" w:noVBand="1" w:val="04A0"/>
       </w:tblPr>
       <w:tblGrid>
-        <w:gridCol w:w="2074"/>
-        <w:gridCol w:w="2074"/>
-        <w:gridCol w:w="2074"/>
-        <w:gridCol w:w="2074"/>
-        <w:gridCol w:w="2074"/>
+        <w:gridCol w:w="1728"/>
+        <w:gridCol w:w="1728"/>
+        <w:gridCol w:w="1728"/>
+        <w:gridCol w:w="1728"/>
+        <w:gridCol w:w="1728"/>
       </w:tblGrid>
       <w:tr>
         <w:tc>
           <w:tcPr>
-            <w:tcW w:type="dxa" w:w="2074"/>
+            <w:tcW w:type="dxa" w:w="1728"/>
           </w:tcPr>
           <w:p>
             <w:r>
               <w:rPr>
-                <w:rFonts w:ascii="Arial" w:hAnsi="Arial"/>
                 <w:b/>
-                <w:sz w:val="16"/>
               </w:rPr>
               <w:t>Duygu</w:t>
             </w:r>
@@ -2542,14 +1987,12 @@
         </w:tc>
         <w:tc>
           <w:tcPr>
-            <w:tcW w:type="dxa" w:w="2074"/>
+            <w:tcW w:type="dxa" w:w="1728"/>
           </w:tcPr>
           <w:p>
             <w:r>
               <w:rPr>
-                <w:rFonts w:ascii="Arial" w:hAnsi="Arial"/>
                 <w:b/>
-                <w:sz w:val="16"/>
               </w:rPr>
               <w:t>Örnek</w:t>
             </w:r>
@@ -2557,14 +2000,12 @@
         </w:tc>
         <w:tc>
           <w:tcPr>
-            <w:tcW w:type="dxa" w:w="2074"/>
+            <w:tcW w:type="dxa" w:w="1728"/>
           </w:tcPr>
           <w:p>
             <w:r>
               <w:rPr>
-                <w:rFonts w:ascii="Arial" w:hAnsi="Arial"/>
                 <w:b/>
-                <w:sz w:val="16"/>
               </w:rPr>
               <w:t>Kesinlik</w:t>
             </w:r>
@@ -2572,14 +2013,12 @@
         </w:tc>
         <w:tc>
           <w:tcPr>
-            <w:tcW w:type="dxa" w:w="2074"/>
+            <w:tcW w:type="dxa" w:w="1728"/>
           </w:tcPr>
           <w:p>
             <w:r>
               <w:rPr>
-                <w:rFonts w:ascii="Arial" w:hAnsi="Arial"/>
                 <w:b/>
-                <w:sz w:val="16"/>
               </w:rPr>
               <w:t>Duyarlılık</w:t>
             </w:r>
@@ -2587,14 +2026,12 @@
         </w:tc>
         <w:tc>
           <w:tcPr>
-            <w:tcW w:type="dxa" w:w="2074"/>
+            <w:tcW w:type="dxa" w:w="1728"/>
           </w:tcPr>
           <w:p>
             <w:r>
               <w:rPr>
-                <w:rFonts w:ascii="Arial" w:hAnsi="Arial"/>
                 <w:b/>
-                <w:sz w:val="16"/>
               </w:rPr>
               <w:t>F1</w:t>
             </w:r>
@@ -2604,70 +2041,50 @@
       <w:tr>
         <w:tc>
           <w:tcPr>
-            <w:tcW w:type="dxa" w:w="2074"/>
-          </w:tcPr>
-          <w:p>
-            <w:r>
-              <w:rPr>
-                <w:rFonts w:ascii="Arial" w:hAnsi="Arial"/>
-                <w:sz w:val="16"/>
-              </w:rPr>
+            <w:tcW w:type="dxa" w:w="1728"/>
+          </w:tcPr>
+          <w:p>
+            <w:r>
               <w:t>Kızgın</w:t>
             </w:r>
           </w:p>
         </w:tc>
         <w:tc>
           <w:tcPr>
-            <w:tcW w:type="dxa" w:w="2074"/>
-          </w:tcPr>
-          <w:p>
-            <w:r>
-              <w:rPr>
-                <w:rFonts w:ascii="Arial" w:hAnsi="Arial"/>
-                <w:sz w:val="16"/>
-              </w:rPr>
+            <w:tcW w:type="dxa" w:w="1728"/>
+          </w:tcPr>
+          <w:p>
+            <w:r>
               <w:t>181</w:t>
             </w:r>
           </w:p>
         </w:tc>
         <w:tc>
           <w:tcPr>
-            <w:tcW w:type="dxa" w:w="2074"/>
-          </w:tcPr>
-          <w:p>
-            <w:r>
-              <w:rPr>
-                <w:rFonts w:ascii="Arial" w:hAnsi="Arial"/>
-                <w:sz w:val="16"/>
-              </w:rPr>
+            <w:tcW w:type="dxa" w:w="1728"/>
+          </w:tcPr>
+          <w:p>
+            <w:r>
               <w:t>0.7314</w:t>
             </w:r>
           </w:p>
         </w:tc>
         <w:tc>
           <w:tcPr>
-            <w:tcW w:type="dxa" w:w="2074"/>
-          </w:tcPr>
-          <w:p>
-            <w:r>
-              <w:rPr>
-                <w:rFonts w:ascii="Arial" w:hAnsi="Arial"/>
-                <w:sz w:val="16"/>
-              </w:rPr>
+            <w:tcW w:type="dxa" w:w="1728"/>
+          </w:tcPr>
+          <w:p>
+            <w:r>
               <w:t>0.7072</w:t>
             </w:r>
           </w:p>
         </w:tc>
         <w:tc>
           <w:tcPr>
-            <w:tcW w:type="dxa" w:w="2074"/>
-          </w:tcPr>
-          <w:p>
-            <w:r>
-              <w:rPr>
-                <w:rFonts w:ascii="Arial" w:hAnsi="Arial"/>
-                <w:sz w:val="16"/>
-              </w:rPr>
+            <w:tcW w:type="dxa" w:w="1728"/>
+          </w:tcPr>
+          <w:p>
+            <w:r>
               <w:t>0.7191</w:t>
             </w:r>
           </w:p>
@@ -2676,70 +2093,50 @@
       <w:tr>
         <w:tc>
           <w:tcPr>
-            <w:tcW w:type="dxa" w:w="2074"/>
-          </w:tcPr>
-          <w:p>
-            <w:r>
-              <w:rPr>
-                <w:rFonts w:ascii="Arial" w:hAnsi="Arial"/>
-                <w:sz w:val="16"/>
-              </w:rPr>
+            <w:tcW w:type="dxa" w:w="1728"/>
+          </w:tcPr>
+          <w:p>
+            <w:r>
               <w:t>Tiksinti</w:t>
             </w:r>
           </w:p>
         </w:tc>
         <w:tc>
           <w:tcPr>
-            <w:tcW w:type="dxa" w:w="2074"/>
-          </w:tcPr>
-          <w:p>
-            <w:r>
-              <w:rPr>
-                <w:rFonts w:ascii="Arial" w:hAnsi="Arial"/>
-                <w:sz w:val="16"/>
-              </w:rPr>
+            <w:tcW w:type="dxa" w:w="1728"/>
+          </w:tcPr>
+          <w:p>
+            <w:r>
               <w:t>181</w:t>
             </w:r>
           </w:p>
         </w:tc>
         <w:tc>
           <w:tcPr>
-            <w:tcW w:type="dxa" w:w="2074"/>
-          </w:tcPr>
-          <w:p>
-            <w:r>
-              <w:rPr>
-                <w:rFonts w:ascii="Arial" w:hAnsi="Arial"/>
-                <w:sz w:val="16"/>
-              </w:rPr>
+            <w:tcW w:type="dxa" w:w="1728"/>
+          </w:tcPr>
+          <w:p>
+            <w:r>
               <w:t>0.6937</w:t>
             </w:r>
           </w:p>
         </w:tc>
         <w:tc>
           <w:tcPr>
-            <w:tcW w:type="dxa" w:w="2074"/>
-          </w:tcPr>
-          <w:p>
-            <w:r>
-              <w:rPr>
-                <w:rFonts w:ascii="Arial" w:hAnsi="Arial"/>
-                <w:sz w:val="16"/>
-              </w:rPr>
+            <w:tcW w:type="dxa" w:w="1728"/>
+          </w:tcPr>
+          <w:p>
+            <w:r>
               <w:t>0.4254</w:t>
             </w:r>
           </w:p>
         </w:tc>
         <w:tc>
           <w:tcPr>
-            <w:tcW w:type="dxa" w:w="2074"/>
-          </w:tcPr>
-          <w:p>
-            <w:r>
-              <w:rPr>
-                <w:rFonts w:ascii="Arial" w:hAnsi="Arial"/>
-                <w:sz w:val="16"/>
-              </w:rPr>
+            <w:tcW w:type="dxa" w:w="1728"/>
+          </w:tcPr>
+          <w:p>
+            <w:r>
               <w:t>0.5274</w:t>
             </w:r>
           </w:p>
@@ -2748,70 +2145,50 @@
       <w:tr>
         <w:tc>
           <w:tcPr>
-            <w:tcW w:type="dxa" w:w="2074"/>
-          </w:tcPr>
-          <w:p>
-            <w:r>
-              <w:rPr>
-                <w:rFonts w:ascii="Arial" w:hAnsi="Arial"/>
-                <w:sz w:val="16"/>
-              </w:rPr>
+            <w:tcW w:type="dxa" w:w="1728"/>
+          </w:tcPr>
+          <w:p>
+            <w:r>
               <w:t>Korku</w:t>
             </w:r>
           </w:p>
         </w:tc>
         <w:tc>
           <w:tcPr>
-            <w:tcW w:type="dxa" w:w="2074"/>
-          </w:tcPr>
-          <w:p>
-            <w:r>
-              <w:rPr>
-                <w:rFonts w:ascii="Arial" w:hAnsi="Arial"/>
-                <w:sz w:val="16"/>
-              </w:rPr>
+            <w:tcW w:type="dxa" w:w="1728"/>
+          </w:tcPr>
+          <w:p>
+            <w:r>
               <w:t>181</w:t>
             </w:r>
           </w:p>
         </w:tc>
         <w:tc>
           <w:tcPr>
-            <w:tcW w:type="dxa" w:w="2074"/>
-          </w:tcPr>
-          <w:p>
-            <w:r>
-              <w:rPr>
-                <w:rFonts w:ascii="Arial" w:hAnsi="Arial"/>
-                <w:sz w:val="16"/>
-              </w:rPr>
+            <w:tcW w:type="dxa" w:w="1728"/>
+          </w:tcPr>
+          <w:p>
+            <w:r>
               <w:t>0.5045</w:t>
             </w:r>
           </w:p>
         </w:tc>
         <w:tc>
           <w:tcPr>
-            <w:tcW w:type="dxa" w:w="2074"/>
-          </w:tcPr>
-          <w:p>
-            <w:r>
-              <w:rPr>
-                <w:rFonts w:ascii="Arial" w:hAnsi="Arial"/>
-                <w:sz w:val="16"/>
-              </w:rPr>
+            <w:tcW w:type="dxa" w:w="1728"/>
+          </w:tcPr>
+          <w:p>
+            <w:r>
               <w:t>0.6243</w:t>
             </w:r>
           </w:p>
         </w:tc>
         <w:tc>
           <w:tcPr>
-            <w:tcW w:type="dxa" w:w="2074"/>
-          </w:tcPr>
-          <w:p>
-            <w:r>
-              <w:rPr>
-                <w:rFonts w:ascii="Arial" w:hAnsi="Arial"/>
-                <w:sz w:val="16"/>
-              </w:rPr>
+            <w:tcW w:type="dxa" w:w="1728"/>
+          </w:tcPr>
+          <w:p>
+            <w:r>
               <w:t>0.5580</w:t>
             </w:r>
           </w:p>
@@ -2820,70 +2197,50 @@
       <w:tr>
         <w:tc>
           <w:tcPr>
-            <w:tcW w:type="dxa" w:w="2074"/>
-          </w:tcPr>
-          <w:p>
-            <w:r>
-              <w:rPr>
-                <w:rFonts w:ascii="Arial" w:hAnsi="Arial"/>
-                <w:sz w:val="16"/>
-              </w:rPr>
+            <w:tcW w:type="dxa" w:w="1728"/>
+          </w:tcPr>
+          <w:p>
+            <w:r>
               <w:t>Mutlu</w:t>
             </w:r>
           </w:p>
         </w:tc>
         <w:tc>
           <w:tcPr>
-            <w:tcW w:type="dxa" w:w="2074"/>
-          </w:tcPr>
-          <w:p>
-            <w:r>
-              <w:rPr>
-                <w:rFonts w:ascii="Arial" w:hAnsi="Arial"/>
-                <w:sz w:val="16"/>
-              </w:rPr>
+            <w:tcW w:type="dxa" w:w="1728"/>
+          </w:tcPr>
+          <w:p>
+            <w:r>
               <w:t>181</w:t>
             </w:r>
           </w:p>
         </w:tc>
         <w:tc>
           <w:tcPr>
-            <w:tcW w:type="dxa" w:w="2074"/>
-          </w:tcPr>
-          <w:p>
-            <w:r>
-              <w:rPr>
-                <w:rFonts w:ascii="Arial" w:hAnsi="Arial"/>
-                <w:sz w:val="16"/>
-              </w:rPr>
+            <w:tcW w:type="dxa" w:w="1728"/>
+          </w:tcPr>
+          <w:p>
+            <w:r>
               <w:t>0.6089</w:t>
             </w:r>
           </w:p>
         </w:tc>
         <w:tc>
           <w:tcPr>
-            <w:tcW w:type="dxa" w:w="2074"/>
-          </w:tcPr>
-          <w:p>
-            <w:r>
-              <w:rPr>
-                <w:rFonts w:ascii="Arial" w:hAnsi="Arial"/>
-                <w:sz w:val="16"/>
-              </w:rPr>
+            <w:tcW w:type="dxa" w:w="1728"/>
+          </w:tcPr>
+          <w:p>
+            <w:r>
               <w:t>0.6022</w:t>
             </w:r>
           </w:p>
         </w:tc>
         <w:tc>
           <w:tcPr>
-            <w:tcW w:type="dxa" w:w="2074"/>
-          </w:tcPr>
-          <w:p>
-            <w:r>
-              <w:rPr>
-                <w:rFonts w:ascii="Arial" w:hAnsi="Arial"/>
-                <w:sz w:val="16"/>
-              </w:rPr>
+            <w:tcW w:type="dxa" w:w="1728"/>
+          </w:tcPr>
+          <w:p>
+            <w:r>
               <w:t>0.6056</w:t>
             </w:r>
           </w:p>
@@ -2892,70 +2249,50 @@
       <w:tr>
         <w:tc>
           <w:tcPr>
-            <w:tcW w:type="dxa" w:w="2074"/>
-          </w:tcPr>
-          <w:p>
-            <w:r>
-              <w:rPr>
-                <w:rFonts w:ascii="Arial" w:hAnsi="Arial"/>
-                <w:sz w:val="16"/>
-              </w:rPr>
+            <w:tcW w:type="dxa" w:w="1728"/>
+          </w:tcPr>
+          <w:p>
+            <w:r>
               <w:t>Nötr</w:t>
             </w:r>
           </w:p>
         </w:tc>
         <w:tc>
           <w:tcPr>
-            <w:tcW w:type="dxa" w:w="2074"/>
-          </w:tcPr>
-          <w:p>
-            <w:r>
-              <w:rPr>
-                <w:rFonts w:ascii="Arial" w:hAnsi="Arial"/>
-                <w:sz w:val="16"/>
-              </w:rPr>
+            <w:tcW w:type="dxa" w:w="1728"/>
+          </w:tcPr>
+          <w:p>
+            <w:r>
               <w:t>155</w:t>
             </w:r>
           </w:p>
         </w:tc>
         <w:tc>
           <w:tcPr>
-            <w:tcW w:type="dxa" w:w="2074"/>
-          </w:tcPr>
-          <w:p>
-            <w:r>
-              <w:rPr>
-                <w:rFonts w:ascii="Arial" w:hAnsi="Arial"/>
-                <w:sz w:val="16"/>
-              </w:rPr>
+            <w:tcW w:type="dxa" w:w="1728"/>
+          </w:tcPr>
+          <w:p>
+            <w:r>
               <w:t>0.7770</w:t>
             </w:r>
           </w:p>
         </w:tc>
         <w:tc>
           <w:tcPr>
-            <w:tcW w:type="dxa" w:w="2074"/>
-          </w:tcPr>
-          <w:p>
-            <w:r>
-              <w:rPr>
-                <w:rFonts w:ascii="Arial" w:hAnsi="Arial"/>
-                <w:sz w:val="16"/>
-              </w:rPr>
+            <w:tcW w:type="dxa" w:w="1728"/>
+          </w:tcPr>
+          <w:p>
+            <w:r>
               <w:t>0.6968</w:t>
             </w:r>
           </w:p>
         </w:tc>
         <w:tc>
           <w:tcPr>
-            <w:tcW w:type="dxa" w:w="2074"/>
-          </w:tcPr>
-          <w:p>
-            <w:r>
-              <w:rPr>
-                <w:rFonts w:ascii="Arial" w:hAnsi="Arial"/>
-                <w:sz w:val="16"/>
-              </w:rPr>
+            <w:tcW w:type="dxa" w:w="1728"/>
+          </w:tcPr>
+          <w:p>
+            <w:r>
               <w:t>0.7347</w:t>
             </w:r>
           </w:p>
@@ -2964,70 +2301,50 @@
       <w:tr>
         <w:tc>
           <w:tcPr>
-            <w:tcW w:type="dxa" w:w="2074"/>
-          </w:tcPr>
-          <w:p>
-            <w:r>
-              <w:rPr>
-                <w:rFonts w:ascii="Arial" w:hAnsi="Arial"/>
-                <w:sz w:val="16"/>
-              </w:rPr>
+            <w:tcW w:type="dxa" w:w="1728"/>
+          </w:tcPr>
+          <w:p>
+            <w:r>
               <w:t>Üzgün</w:t>
             </w:r>
           </w:p>
         </w:tc>
         <w:tc>
           <w:tcPr>
-            <w:tcW w:type="dxa" w:w="2074"/>
-          </w:tcPr>
-          <w:p>
-            <w:r>
-              <w:rPr>
-                <w:rFonts w:ascii="Arial" w:hAnsi="Arial"/>
-                <w:sz w:val="16"/>
-              </w:rPr>
+            <w:tcW w:type="dxa" w:w="1728"/>
+          </w:tcPr>
+          <w:p>
+            <w:r>
               <w:t>181</w:t>
             </w:r>
           </w:p>
         </w:tc>
         <w:tc>
           <w:tcPr>
-            <w:tcW w:type="dxa" w:w="2074"/>
-          </w:tcPr>
-          <w:p>
-            <w:r>
-              <w:rPr>
-                <w:rFonts w:ascii="Arial" w:hAnsi="Arial"/>
-                <w:sz w:val="16"/>
-              </w:rPr>
+            <w:tcW w:type="dxa" w:w="1728"/>
+          </w:tcPr>
+          <w:p>
+            <w:r>
               <w:t>0.5560</w:t>
             </w:r>
           </w:p>
         </w:tc>
         <w:tc>
           <w:tcPr>
-            <w:tcW w:type="dxa" w:w="2074"/>
-          </w:tcPr>
-          <w:p>
-            <w:r>
-              <w:rPr>
-                <w:rFonts w:ascii="Arial" w:hAnsi="Arial"/>
-                <w:sz w:val="16"/>
-              </w:rPr>
+            <w:tcW w:type="dxa" w:w="1728"/>
+          </w:tcPr>
+          <w:p>
+            <w:r>
               <w:t>0.7127</w:t>
             </w:r>
           </w:p>
         </w:tc>
         <w:tc>
           <w:tcPr>
-            <w:tcW w:type="dxa" w:w="2074"/>
-          </w:tcPr>
-          <w:p>
-            <w:r>
-              <w:rPr>
-                <w:rFonts w:ascii="Arial" w:hAnsi="Arial"/>
-                <w:sz w:val="16"/>
-              </w:rPr>
+            <w:tcW w:type="dxa" w:w="1728"/>
+          </w:tcPr>
+          <w:p>
+            <w:r>
               <w:t>0.6247</w:t>
             </w:r>
           </w:p>
@@ -3042,7 +2359,7 @@
       <w:r>
         <w:drawing>
           <wp:inline xmlns:a="http://schemas.openxmlformats.org/drawingml/2006/main" xmlns:pic="http://schemas.openxmlformats.org/drawingml/2006/picture">
-            <wp:extent cx="5577840" cy="4719711"/>
+            <wp:extent cx="5669280" cy="4797083"/>
             <wp:docPr id="2" name="Picture 2"/>
             <wp:cNvGraphicFramePr>
               <a:graphicFrameLocks noChangeAspect="1"/>
@@ -3063,7 +2380,7 @@
                   <pic:spPr>
                     <a:xfrm>
                       <a:off x="0" y="0"/>
-                      <a:ext cx="5577840" cy="4719711"/>
+                      <a:ext cx="5669280" cy="4797083"/>
                     </a:xfrm>
                     <a:prstGeom prst="rect"/>
                   </pic:spPr>
@@ -3081,6 +2398,7 @@
       <w:r>
         <w:rPr>
           <w:i/>
+          <w:color w:val="556070"/>
           <w:sz w:val="18"/>
         </w:rPr>
         <w:t>Test kümesi karışıklık matrisi (satır bazında normalize).</w:t>
@@ -3095,17 +2413,11 @@
       </w:r>
     </w:p>
     <w:p>
-      <w:pPr>
-        <w:spacing w:after="120"/>
-      </w:pPr>
       <w:r>
         <w:t>Her kayıt, sayısı ve genişliği hiperparametre olan eşit aralıklı pencerelere bölündü; her aralıktan MFCC ortalama/std, delta-MFCC, RMS enerji, sıfır geçiş oranı ve spektral centroid/rolloff istatistikleri çıkarılarak sabit uzunlukta bir öznitelik serisi elde edildi [6, 9]. Seri, sıfırdan eğitilen LSTM/GRU tabanlı bir ağa verildi; zaman boyutu son adım/ortalama/maksimum/dikkat havuzlamasıyla özetlendi [6, 7].</w:t>
       </w:r>
     </w:p>
     <w:p>
-      <w:pPr>
-        <w:spacing w:after="120"/>
-      </w:pPr>
       <w:r>
         <w:t>Geçerleme kümesinde 16 aday tarandı; ardından kazanan etrafında 9 adaylık yerel iyileştirme turu koşuldu. Seçim ölçütü geçerleme macro-F1 değeridir; test kümesine yalnızca nihai kazanan dokundu.</w:t>
       </w:r>
@@ -3113,37 +2425,37 @@
     <w:p>
       <w:r>
         <w:rPr>
-          <w:b/>
+          <w:i/>
+          <w:color w:val="556070"/>
+          <w:sz w:val="18"/>
         </w:rPr>
         <w:t>Geçerleme macro-F1 sırasına göre ilk 12 aday (toplam 25 deneme).</w:t>
       </w:r>
     </w:p>
     <w:tbl>
       <w:tblPr>
-        <w:tblStyle w:val="TableGrid"/>
+        <w:tblStyle w:val="LightGrid-Accent1"/>
         <w:tblW w:type="auto" w:w="0"/>
         <w:tblLook w:firstColumn="1" w:firstRow="1" w:lastColumn="0" w:lastRow="0" w:noHBand="0" w:noVBand="1" w:val="04A0"/>
       </w:tblPr>
       <w:tblGrid>
-        <w:gridCol w:w="1481"/>
-        <w:gridCol w:w="1481"/>
-        <w:gridCol w:w="1481"/>
-        <w:gridCol w:w="1481"/>
-        <w:gridCol w:w="1481"/>
-        <w:gridCol w:w="1481"/>
-        <w:gridCol w:w="1481"/>
+        <w:gridCol w:w="1234"/>
+        <w:gridCol w:w="1234"/>
+        <w:gridCol w:w="1234"/>
+        <w:gridCol w:w="1234"/>
+        <w:gridCol w:w="1234"/>
+        <w:gridCol w:w="1234"/>
+        <w:gridCol w:w="1234"/>
       </w:tblGrid>
       <w:tr>
         <w:tc>
           <w:tcPr>
-            <w:tcW w:type="dxa" w:w="1481"/>
+            <w:tcW w:type="dxa" w:w="1234"/>
           </w:tcPr>
           <w:p>
             <w:r>
               <w:rPr>
-                <w:rFonts w:ascii="Arial" w:hAnsi="Arial"/>
                 <w:b/>
-                <w:sz w:val="16"/>
               </w:rPr>
               <w:t>Aşama</w:t>
             </w:r>
@@ -3151,14 +2463,12 @@
         </w:tc>
         <w:tc>
           <w:tcPr>
-            <w:tcW w:type="dxa" w:w="1481"/>
+            <w:tcW w:type="dxa" w:w="1234"/>
           </w:tcPr>
           <w:p>
             <w:r>
               <w:rPr>
-                <w:rFonts w:ascii="Arial" w:hAnsi="Arial"/>
                 <w:b/>
-                <w:sz w:val="16"/>
               </w:rPr>
               <w:t>Öznitelik</w:t>
             </w:r>
@@ -3166,14 +2476,12 @@
         </w:tc>
         <w:tc>
           <w:tcPr>
-            <w:tcW w:type="dxa" w:w="1481"/>
+            <w:tcW w:type="dxa" w:w="1234"/>
           </w:tcPr>
           <w:p>
             <w:r>
               <w:rPr>
-                <w:rFonts w:ascii="Arial" w:hAnsi="Arial"/>
                 <w:b/>
-                <w:sz w:val="16"/>
               </w:rPr>
               <w:t>Model</w:t>
             </w:r>
@@ -3181,14 +2489,12 @@
         </w:tc>
         <w:tc>
           <w:tcPr>
-            <w:tcW w:type="dxa" w:w="1481"/>
+            <w:tcW w:type="dxa" w:w="1234"/>
           </w:tcPr>
           <w:p>
             <w:r>
               <w:rPr>
-                <w:rFonts w:ascii="Arial" w:hAnsi="Arial"/>
                 <w:b/>
-                <w:sz w:val="16"/>
               </w:rPr>
               <w:t>Parametre</w:t>
             </w:r>
@@ -3196,14 +2502,12 @@
         </w:tc>
         <w:tc>
           <w:tcPr>
-            <w:tcW w:type="dxa" w:w="1481"/>
+            <w:tcW w:type="dxa" w:w="1234"/>
           </w:tcPr>
           <w:p>
             <w:r>
               <w:rPr>
-                <w:rFonts w:ascii="Arial" w:hAnsi="Arial"/>
                 <w:b/>
-                <w:sz w:val="16"/>
               </w:rPr>
               <w:t>En iyi epoch</w:t>
             </w:r>
@@ -3211,14 +2515,12 @@
         </w:tc>
         <w:tc>
           <w:tcPr>
-            <w:tcW w:type="dxa" w:w="1481"/>
+            <w:tcW w:type="dxa" w:w="1234"/>
           </w:tcPr>
           <w:p>
             <w:r>
               <w:rPr>
-                <w:rFonts w:ascii="Arial" w:hAnsi="Arial"/>
                 <w:b/>
-                <w:sz w:val="16"/>
               </w:rPr>
               <w:t>Geçerleme doğruluk</w:t>
             </w:r>
@@ -3226,14 +2528,12 @@
         </w:tc>
         <w:tc>
           <w:tcPr>
-            <w:tcW w:type="dxa" w:w="1481"/>
+            <w:tcW w:type="dxa" w:w="1234"/>
           </w:tcPr>
           <w:p>
             <w:r>
               <w:rPr>
-                <w:rFonts w:ascii="Arial" w:hAnsi="Arial"/>
                 <w:b/>
-                <w:sz w:val="16"/>
               </w:rPr>
               <w:t>Geçerleme macro-F1</w:t>
             </w:r>
@@ -3243,98 +2543,70 @@
       <w:tr>
         <w:tc>
           <w:tcPr>
-            <w:tcW w:type="dxa" w:w="1481"/>
-          </w:tcPr>
-          <w:p>
-            <w:r>
-              <w:rPr>
-                <w:rFonts w:ascii="Arial" w:hAnsi="Arial"/>
-                <w:sz w:val="16"/>
-              </w:rPr>
+            <w:tcW w:type="dxa" w:w="1234"/>
+          </w:tcPr>
+          <w:p>
+            <w:r>
               <w:t>iyileştirme</w:t>
             </w:r>
           </w:p>
         </w:tc>
         <w:tc>
           <w:tcPr>
-            <w:tcW w:type="dxa" w:w="1481"/>
-          </w:tcPr>
-          <w:p>
-            <w:r>
-              <w:rPr>
-                <w:rFonts w:ascii="Arial" w:hAnsi="Arial"/>
-                <w:sz w:val="16"/>
-              </w:rPr>
+            <w:tcW w:type="dxa" w:w="1234"/>
+          </w:tcPr>
+          <w:p>
+            <w:r>
               <w:t>32 aralık x 200 ms</w:t>
             </w:r>
           </w:p>
         </w:tc>
         <w:tc>
           <w:tcPr>
-            <w:tcW w:type="dxa" w:w="1481"/>
-          </w:tcPr>
-          <w:p>
-            <w:r>
-              <w:rPr>
-                <w:rFonts w:ascii="Arial" w:hAnsi="Arial"/>
-                <w:sz w:val="16"/>
-              </w:rPr>
+            <w:tcW w:type="dxa" w:w="1234"/>
+          </w:tcPr>
+          <w:p>
+            <w:r>
               <w:t>GRU, gizli 192, 2 katman, çift yönlü, mean havuz, lr 0.001, batch 64</w:t>
             </w:r>
           </w:p>
         </w:tc>
         <w:tc>
           <w:tcPr>
-            <w:tcW w:type="dxa" w:w="1481"/>
-          </w:tcPr>
-          <w:p>
-            <w:r>
-              <w:rPr>
-                <w:rFonts w:ascii="Arial" w:hAnsi="Arial"/>
-                <w:sz w:val="16"/>
-              </w:rPr>
+            <w:tcW w:type="dxa" w:w="1234"/>
+          </w:tcPr>
+          <w:p>
+            <w:r>
               <w:t>942342</w:t>
             </w:r>
           </w:p>
         </w:tc>
         <w:tc>
           <w:tcPr>
-            <w:tcW w:type="dxa" w:w="1481"/>
-          </w:tcPr>
-          <w:p>
-            <w:r>
-              <w:rPr>
-                <w:rFonts w:ascii="Arial" w:hAnsi="Arial"/>
-                <w:sz w:val="16"/>
-              </w:rPr>
+            <w:tcW w:type="dxa" w:w="1234"/>
+          </w:tcPr>
+          <w:p>
+            <w:r>
               <w:t>9</w:t>
             </w:r>
           </w:p>
         </w:tc>
         <w:tc>
           <w:tcPr>
-            <w:tcW w:type="dxa" w:w="1481"/>
-          </w:tcPr>
-          <w:p>
-            <w:r>
-              <w:rPr>
-                <w:rFonts w:ascii="Arial" w:hAnsi="Arial"/>
-                <w:sz w:val="16"/>
-              </w:rPr>
+            <w:tcW w:type="dxa" w:w="1234"/>
+          </w:tcPr>
+          <w:p>
+            <w:r>
               <w:t>0.5636</w:t>
             </w:r>
           </w:p>
         </w:tc>
         <w:tc>
           <w:tcPr>
-            <w:tcW w:type="dxa" w:w="1481"/>
-          </w:tcPr>
-          <w:p>
-            <w:r>
-              <w:rPr>
-                <w:rFonts w:ascii="Arial" w:hAnsi="Arial"/>
-                <w:sz w:val="16"/>
-              </w:rPr>
+            <w:tcW w:type="dxa" w:w="1234"/>
+          </w:tcPr>
+          <w:p>
+            <w:r>
               <w:t>0.5638</w:t>
             </w:r>
           </w:p>
@@ -3343,98 +2615,70 @@
       <w:tr>
         <w:tc>
           <w:tcPr>
-            <w:tcW w:type="dxa" w:w="1481"/>
-          </w:tcPr>
-          <w:p>
-            <w:r>
-              <w:rPr>
-                <w:rFonts w:ascii="Arial" w:hAnsi="Arial"/>
-                <w:sz w:val="16"/>
-              </w:rPr>
+            <w:tcW w:type="dxa" w:w="1234"/>
+          </w:tcPr>
+          <w:p>
+            <w:r>
               <w:t>iyileştirme</w:t>
             </w:r>
           </w:p>
         </w:tc>
         <w:tc>
           <w:tcPr>
-            <w:tcW w:type="dxa" w:w="1481"/>
-          </w:tcPr>
-          <w:p>
-            <w:r>
-              <w:rPr>
-                <w:rFonts w:ascii="Arial" w:hAnsi="Arial"/>
-                <w:sz w:val="16"/>
-              </w:rPr>
+            <w:tcW w:type="dxa" w:w="1234"/>
+          </w:tcPr>
+          <w:p>
+            <w:r>
               <w:t>24 aralık x 200 ms</w:t>
             </w:r>
           </w:p>
         </w:tc>
         <w:tc>
           <w:tcPr>
-            <w:tcW w:type="dxa" w:w="1481"/>
-          </w:tcPr>
-          <w:p>
-            <w:r>
-              <w:rPr>
-                <w:rFonts w:ascii="Arial" w:hAnsi="Arial"/>
-                <w:sz w:val="16"/>
-              </w:rPr>
+            <w:tcW w:type="dxa" w:w="1234"/>
+          </w:tcPr>
+          <w:p>
+            <w:r>
               <w:t>GRU, gizli 192, 2 katman, çift yönlü, mean havuz, lr 0.001, batch 64</w:t>
             </w:r>
           </w:p>
         </w:tc>
         <w:tc>
           <w:tcPr>
-            <w:tcW w:type="dxa" w:w="1481"/>
-          </w:tcPr>
-          <w:p>
-            <w:r>
-              <w:rPr>
-                <w:rFonts w:ascii="Arial" w:hAnsi="Arial"/>
-                <w:sz w:val="16"/>
-              </w:rPr>
+            <w:tcW w:type="dxa" w:w="1234"/>
+          </w:tcPr>
+          <w:p>
+            <w:r>
               <w:t>942342</w:t>
             </w:r>
           </w:p>
         </w:tc>
         <w:tc>
           <w:tcPr>
-            <w:tcW w:type="dxa" w:w="1481"/>
-          </w:tcPr>
-          <w:p>
-            <w:r>
-              <w:rPr>
-                <w:rFonts w:ascii="Arial" w:hAnsi="Arial"/>
-                <w:sz w:val="16"/>
-              </w:rPr>
+            <w:tcW w:type="dxa" w:w="1234"/>
+          </w:tcPr>
+          <w:p>
+            <w:r>
               <w:t>9</w:t>
             </w:r>
           </w:p>
         </w:tc>
         <w:tc>
           <w:tcPr>
-            <w:tcW w:type="dxa" w:w="1481"/>
-          </w:tcPr>
-          <w:p>
-            <w:r>
-              <w:rPr>
-                <w:rFonts w:ascii="Arial" w:hAnsi="Arial"/>
-                <w:sz w:val="16"/>
-              </w:rPr>
+            <w:tcW w:type="dxa" w:w="1234"/>
+          </w:tcPr>
+          <w:p>
+            <w:r>
               <w:t>0.5618</w:t>
             </w:r>
           </w:p>
         </w:tc>
         <w:tc>
           <w:tcPr>
-            <w:tcW w:type="dxa" w:w="1481"/>
-          </w:tcPr>
-          <w:p>
-            <w:r>
-              <w:rPr>
-                <w:rFonts w:ascii="Arial" w:hAnsi="Arial"/>
-                <w:sz w:val="16"/>
-              </w:rPr>
+            <w:tcW w:type="dxa" w:w="1234"/>
+          </w:tcPr>
+          <w:p>
+            <w:r>
               <w:t>0.5619</w:t>
             </w:r>
           </w:p>
@@ -3443,98 +2687,70 @@
       <w:tr>
         <w:tc>
           <w:tcPr>
-            <w:tcW w:type="dxa" w:w="1481"/>
-          </w:tcPr>
-          <w:p>
-            <w:r>
-              <w:rPr>
-                <w:rFonts w:ascii="Arial" w:hAnsi="Arial"/>
-                <w:sz w:val="16"/>
-              </w:rPr>
+            <w:tcW w:type="dxa" w:w="1234"/>
+          </w:tcPr>
+          <w:p>
+            <w:r>
               <w:t>iyileştirme</w:t>
             </w:r>
           </w:p>
         </w:tc>
         <w:tc>
           <w:tcPr>
-            <w:tcW w:type="dxa" w:w="1481"/>
-          </w:tcPr>
-          <w:p>
-            <w:r>
-              <w:rPr>
-                <w:rFonts w:ascii="Arial" w:hAnsi="Arial"/>
-                <w:sz w:val="16"/>
-              </w:rPr>
+            <w:tcW w:type="dxa" w:w="1234"/>
+          </w:tcPr>
+          <w:p>
+            <w:r>
               <w:t>24 aralık x 200 ms</w:t>
             </w:r>
           </w:p>
         </w:tc>
         <w:tc>
           <w:tcPr>
-            <w:tcW w:type="dxa" w:w="1481"/>
-          </w:tcPr>
-          <w:p>
-            <w:r>
-              <w:rPr>
-                <w:rFonts w:ascii="Arial" w:hAnsi="Arial"/>
-                <w:sz w:val="16"/>
-              </w:rPr>
+            <w:tcW w:type="dxa" w:w="1234"/>
+          </w:tcPr>
+          <w:p>
+            <w:r>
               <w:t>GRU, gizli 192, 2 katman, çift yönlü, mean havuz, lr 0.001, batch 64</w:t>
             </w:r>
           </w:p>
         </w:tc>
         <w:tc>
           <w:tcPr>
-            <w:tcW w:type="dxa" w:w="1481"/>
-          </w:tcPr>
-          <w:p>
-            <w:r>
-              <w:rPr>
-                <w:rFonts w:ascii="Arial" w:hAnsi="Arial"/>
-                <w:sz w:val="16"/>
-              </w:rPr>
+            <w:tcW w:type="dxa" w:w="1234"/>
+          </w:tcPr>
+          <w:p>
+            <w:r>
               <w:t>942342</w:t>
             </w:r>
           </w:p>
         </w:tc>
         <w:tc>
           <w:tcPr>
-            <w:tcW w:type="dxa" w:w="1481"/>
-          </w:tcPr>
-          <w:p>
-            <w:r>
-              <w:rPr>
-                <w:rFonts w:ascii="Arial" w:hAnsi="Arial"/>
-                <w:sz w:val="16"/>
-              </w:rPr>
+            <w:tcW w:type="dxa" w:w="1234"/>
+          </w:tcPr>
+          <w:p>
+            <w:r>
               <w:t>11</w:t>
             </w:r>
           </w:p>
         </w:tc>
         <w:tc>
           <w:tcPr>
-            <w:tcW w:type="dxa" w:w="1481"/>
-          </w:tcPr>
-          <w:p>
-            <w:r>
-              <w:rPr>
-                <w:rFonts w:ascii="Arial" w:hAnsi="Arial"/>
-                <w:sz w:val="16"/>
-              </w:rPr>
+            <w:tcW w:type="dxa" w:w="1234"/>
+          </w:tcPr>
+          <w:p>
+            <w:r>
               <w:t>0.5671</w:t>
             </w:r>
           </w:p>
         </w:tc>
         <w:tc>
           <w:tcPr>
-            <w:tcW w:type="dxa" w:w="1481"/>
-          </w:tcPr>
-          <w:p>
-            <w:r>
-              <w:rPr>
-                <w:rFonts w:ascii="Arial" w:hAnsi="Arial"/>
-                <w:sz w:val="16"/>
-              </w:rPr>
+            <w:tcW w:type="dxa" w:w="1234"/>
+          </w:tcPr>
+          <w:p>
+            <w:r>
               <w:t>0.5613</w:t>
             </w:r>
           </w:p>
@@ -3543,98 +2759,70 @@
       <w:tr>
         <w:tc>
           <w:tcPr>
-            <w:tcW w:type="dxa" w:w="1481"/>
-          </w:tcPr>
-          <w:p>
-            <w:r>
-              <w:rPr>
-                <w:rFonts w:ascii="Arial" w:hAnsi="Arial"/>
-                <w:sz w:val="16"/>
-              </w:rPr>
+            <w:tcW w:type="dxa" w:w="1234"/>
+          </w:tcPr>
+          <w:p>
+            <w:r>
               <w:t>arama</w:t>
             </w:r>
           </w:p>
         </w:tc>
         <w:tc>
           <w:tcPr>
-            <w:tcW w:type="dxa" w:w="1481"/>
-          </w:tcPr>
-          <w:p>
-            <w:r>
-              <w:rPr>
-                <w:rFonts w:ascii="Arial" w:hAnsi="Arial"/>
-                <w:sz w:val="16"/>
-              </w:rPr>
+            <w:tcW w:type="dxa" w:w="1234"/>
+          </w:tcPr>
+          <w:p>
+            <w:r>
               <w:t>24 aralık x 200 ms</w:t>
             </w:r>
           </w:p>
         </w:tc>
         <w:tc>
           <w:tcPr>
-            <w:tcW w:type="dxa" w:w="1481"/>
-          </w:tcPr>
-          <w:p>
-            <w:r>
-              <w:rPr>
-                <w:rFonts w:ascii="Arial" w:hAnsi="Arial"/>
-                <w:sz w:val="16"/>
-              </w:rPr>
+            <w:tcW w:type="dxa" w:w="1234"/>
+          </w:tcPr>
+          <w:p>
+            <w:r>
               <w:t>GRU, gizli 192, 2 katman, çift yönlü, mean havuz, lr 0.001, batch 64</w:t>
             </w:r>
           </w:p>
         </w:tc>
         <w:tc>
           <w:tcPr>
-            <w:tcW w:type="dxa" w:w="1481"/>
-          </w:tcPr>
-          <w:p>
-            <w:r>
-              <w:rPr>
-                <w:rFonts w:ascii="Arial" w:hAnsi="Arial"/>
-                <w:sz w:val="16"/>
-              </w:rPr>
+            <w:tcW w:type="dxa" w:w="1234"/>
+          </w:tcPr>
+          <w:p>
+            <w:r>
               <w:t>942342</w:t>
             </w:r>
           </w:p>
         </w:tc>
         <w:tc>
           <w:tcPr>
-            <w:tcW w:type="dxa" w:w="1481"/>
-          </w:tcPr>
-          <w:p>
-            <w:r>
-              <w:rPr>
-                <w:rFonts w:ascii="Arial" w:hAnsi="Arial"/>
-                <w:sz w:val="16"/>
-              </w:rPr>
+            <w:tcW w:type="dxa" w:w="1234"/>
+          </w:tcPr>
+          <w:p>
+            <w:r>
               <w:t>10</w:t>
             </w:r>
           </w:p>
         </w:tc>
         <w:tc>
           <w:tcPr>
-            <w:tcW w:type="dxa" w:w="1481"/>
-          </w:tcPr>
-          <w:p>
-            <w:r>
-              <w:rPr>
-                <w:rFonts w:ascii="Arial" w:hAnsi="Arial"/>
-                <w:sz w:val="16"/>
-              </w:rPr>
+            <w:tcW w:type="dxa" w:w="1234"/>
+          </w:tcPr>
+          <w:p>
+            <w:r>
               <w:t>0.5662</w:t>
             </w:r>
           </w:p>
         </w:tc>
         <w:tc>
           <w:tcPr>
-            <w:tcW w:type="dxa" w:w="1481"/>
-          </w:tcPr>
-          <w:p>
-            <w:r>
-              <w:rPr>
-                <w:rFonts w:ascii="Arial" w:hAnsi="Arial"/>
-                <w:sz w:val="16"/>
-              </w:rPr>
+            <w:tcW w:type="dxa" w:w="1234"/>
+          </w:tcPr>
+          <w:p>
+            <w:r>
               <w:t>0.5612</w:t>
             </w:r>
           </w:p>
@@ -3643,98 +2831,70 @@
       <w:tr>
         <w:tc>
           <w:tcPr>
-            <w:tcW w:type="dxa" w:w="1481"/>
-          </w:tcPr>
-          <w:p>
-            <w:r>
-              <w:rPr>
-                <w:rFonts w:ascii="Arial" w:hAnsi="Arial"/>
-                <w:sz w:val="16"/>
-              </w:rPr>
+            <w:tcW w:type="dxa" w:w="1234"/>
+          </w:tcPr>
+          <w:p>
+            <w:r>
               <w:t>arama</w:t>
             </w:r>
           </w:p>
         </w:tc>
         <w:tc>
           <w:tcPr>
-            <w:tcW w:type="dxa" w:w="1481"/>
-          </w:tcPr>
-          <w:p>
-            <w:r>
-              <w:rPr>
-                <w:rFonts w:ascii="Arial" w:hAnsi="Arial"/>
-                <w:sz w:val="16"/>
-              </w:rPr>
+            <w:tcW w:type="dxa" w:w="1234"/>
+          </w:tcPr>
+          <w:p>
+            <w:r>
               <w:t>32 aralık x 300 ms</w:t>
             </w:r>
           </w:p>
         </w:tc>
         <w:tc>
           <w:tcPr>
-            <w:tcW w:type="dxa" w:w="1481"/>
-          </w:tcPr>
-          <w:p>
-            <w:r>
-              <w:rPr>
-                <w:rFonts w:ascii="Arial" w:hAnsi="Arial"/>
-                <w:sz w:val="16"/>
-              </w:rPr>
+            <w:tcW w:type="dxa" w:w="1234"/>
+          </w:tcPr>
+          <w:p>
+            <w:r>
               <w:t>GRU, gizli 192, 2 katman, çift yönlü, mean havuz, lr 0.001, batch 64</w:t>
             </w:r>
           </w:p>
         </w:tc>
         <w:tc>
           <w:tcPr>
-            <w:tcW w:type="dxa" w:w="1481"/>
-          </w:tcPr>
-          <w:p>
-            <w:r>
-              <w:rPr>
-                <w:rFonts w:ascii="Arial" w:hAnsi="Arial"/>
-                <w:sz w:val="16"/>
-              </w:rPr>
+            <w:tcW w:type="dxa" w:w="1234"/>
+          </w:tcPr>
+          <w:p>
+            <w:r>
               <w:t>942342</w:t>
             </w:r>
           </w:p>
         </w:tc>
         <w:tc>
           <w:tcPr>
-            <w:tcW w:type="dxa" w:w="1481"/>
-          </w:tcPr>
-          <w:p>
-            <w:r>
-              <w:rPr>
-                <w:rFonts w:ascii="Arial" w:hAnsi="Arial"/>
-                <w:sz w:val="16"/>
-              </w:rPr>
+            <w:tcW w:type="dxa" w:w="1234"/>
+          </w:tcPr>
+          <w:p>
+            <w:r>
               <w:t>14</w:t>
             </w:r>
           </w:p>
         </w:tc>
         <w:tc>
           <w:tcPr>
-            <w:tcW w:type="dxa" w:w="1481"/>
-          </w:tcPr>
-          <w:p>
-            <w:r>
-              <w:rPr>
-                <w:rFonts w:ascii="Arial" w:hAnsi="Arial"/>
-                <w:sz w:val="16"/>
-              </w:rPr>
+            <w:tcW w:type="dxa" w:w="1234"/>
+          </w:tcPr>
+          <w:p>
+            <w:r>
               <w:t>0.5601</w:t>
             </w:r>
           </w:p>
         </w:tc>
         <w:tc>
           <w:tcPr>
-            <w:tcW w:type="dxa" w:w="1481"/>
-          </w:tcPr>
-          <w:p>
-            <w:r>
-              <w:rPr>
-                <w:rFonts w:ascii="Arial" w:hAnsi="Arial"/>
-                <w:sz w:val="16"/>
-              </w:rPr>
+            <w:tcW w:type="dxa" w:w="1234"/>
+          </w:tcPr>
+          <w:p>
+            <w:r>
               <w:t>0.5599</w:t>
             </w:r>
           </w:p>
@@ -3743,98 +2903,70 @@
       <w:tr>
         <w:tc>
           <w:tcPr>
-            <w:tcW w:type="dxa" w:w="1481"/>
-          </w:tcPr>
-          <w:p>
-            <w:r>
-              <w:rPr>
-                <w:rFonts w:ascii="Arial" w:hAnsi="Arial"/>
-                <w:sz w:val="16"/>
-              </w:rPr>
+            <w:tcW w:type="dxa" w:w="1234"/>
+          </w:tcPr>
+          <w:p>
+            <w:r>
               <w:t>iyileştirme</w:t>
             </w:r>
           </w:p>
         </w:tc>
         <w:tc>
           <w:tcPr>
-            <w:tcW w:type="dxa" w:w="1481"/>
-          </w:tcPr>
-          <w:p>
-            <w:r>
-              <w:rPr>
-                <w:rFonts w:ascii="Arial" w:hAnsi="Arial"/>
-                <w:sz w:val="16"/>
-              </w:rPr>
+            <w:tcW w:type="dxa" w:w="1234"/>
+          </w:tcPr>
+          <w:p>
+            <w:r>
               <w:t>24 aralık x 200 ms</w:t>
             </w:r>
           </w:p>
         </w:tc>
         <w:tc>
           <w:tcPr>
-            <w:tcW w:type="dxa" w:w="1481"/>
-          </w:tcPr>
-          <w:p>
-            <w:r>
-              <w:rPr>
-                <w:rFonts w:ascii="Arial" w:hAnsi="Arial"/>
-                <w:sz w:val="16"/>
-              </w:rPr>
+            <w:tcW w:type="dxa" w:w="1234"/>
+          </w:tcPr>
+          <w:p>
+            <w:r>
               <w:t>GRU, gizli 384, 2 katman, çift yönlü, mean havuz, lr 0.001, batch 64</w:t>
             </w:r>
           </w:p>
         </w:tc>
         <w:tc>
           <w:tcPr>
-            <w:tcW w:type="dxa" w:w="1481"/>
-          </w:tcPr>
-          <w:p>
-            <w:r>
-              <w:rPr>
-                <w:rFonts w:ascii="Arial" w:hAnsi="Arial"/>
-                <w:sz w:val="16"/>
-              </w:rPr>
+            <w:tcW w:type="dxa" w:w="1234"/>
+          </w:tcPr>
+          <w:p>
+            <w:r>
               <w:t>3654150</w:t>
             </w:r>
           </w:p>
         </w:tc>
         <w:tc>
           <w:tcPr>
-            <w:tcW w:type="dxa" w:w="1481"/>
-          </w:tcPr>
-          <w:p>
-            <w:r>
-              <w:rPr>
-                <w:rFonts w:ascii="Arial" w:hAnsi="Arial"/>
-                <w:sz w:val="16"/>
-              </w:rPr>
+            <w:tcW w:type="dxa" w:w="1234"/>
+          </w:tcPr>
+          <w:p>
+            <w:r>
               <w:t>9</w:t>
             </w:r>
           </w:p>
         </w:tc>
         <w:tc>
           <w:tcPr>
-            <w:tcW w:type="dxa" w:w="1481"/>
-          </w:tcPr>
-          <w:p>
-            <w:r>
-              <w:rPr>
-                <w:rFonts w:ascii="Arial" w:hAnsi="Arial"/>
-                <w:sz w:val="16"/>
-              </w:rPr>
+            <w:tcW w:type="dxa" w:w="1234"/>
+          </w:tcPr>
+          <w:p>
+            <w:r>
               <w:t>0.5584</w:t>
             </w:r>
           </w:p>
         </w:tc>
         <w:tc>
           <w:tcPr>
-            <w:tcW w:type="dxa" w:w="1481"/>
-          </w:tcPr>
-          <w:p>
-            <w:r>
-              <w:rPr>
-                <w:rFonts w:ascii="Arial" w:hAnsi="Arial"/>
-                <w:sz w:val="16"/>
-              </w:rPr>
+            <w:tcW w:type="dxa" w:w="1234"/>
+          </w:tcPr>
+          <w:p>
+            <w:r>
               <w:t>0.5564</w:t>
             </w:r>
           </w:p>
@@ -3843,98 +2975,70 @@
       <w:tr>
         <w:tc>
           <w:tcPr>
-            <w:tcW w:type="dxa" w:w="1481"/>
-          </w:tcPr>
-          <w:p>
-            <w:r>
-              <w:rPr>
-                <w:rFonts w:ascii="Arial" w:hAnsi="Arial"/>
-                <w:sz w:val="16"/>
-              </w:rPr>
+            <w:tcW w:type="dxa" w:w="1234"/>
+          </w:tcPr>
+          <w:p>
+            <w:r>
               <w:t>arama</w:t>
             </w:r>
           </w:p>
         </w:tc>
         <w:tc>
           <w:tcPr>
-            <w:tcW w:type="dxa" w:w="1481"/>
-          </w:tcPr>
-          <w:p>
-            <w:r>
-              <w:rPr>
-                <w:rFonts w:ascii="Arial" w:hAnsi="Arial"/>
-                <w:sz w:val="16"/>
-              </w:rPr>
+            <w:tcW w:type="dxa" w:w="1234"/>
+          </w:tcPr>
+          <w:p>
+            <w:r>
               <w:t>24 aralık x 300 ms</w:t>
             </w:r>
           </w:p>
         </w:tc>
         <w:tc>
           <w:tcPr>
-            <w:tcW w:type="dxa" w:w="1481"/>
-          </w:tcPr>
-          <w:p>
-            <w:r>
-              <w:rPr>
-                <w:rFonts w:ascii="Arial" w:hAnsi="Arial"/>
-                <w:sz w:val="16"/>
-              </w:rPr>
+            <w:tcW w:type="dxa" w:w="1234"/>
+          </w:tcPr>
+          <w:p>
+            <w:r>
               <w:t>GRU, gizli 192, 2 katman, çift yönlü, mean havuz, lr 0.001, batch 64</w:t>
             </w:r>
           </w:p>
         </w:tc>
         <w:tc>
           <w:tcPr>
-            <w:tcW w:type="dxa" w:w="1481"/>
-          </w:tcPr>
-          <w:p>
-            <w:r>
-              <w:rPr>
-                <w:rFonts w:ascii="Arial" w:hAnsi="Arial"/>
-                <w:sz w:val="16"/>
-              </w:rPr>
+            <w:tcW w:type="dxa" w:w="1234"/>
+          </w:tcPr>
+          <w:p>
+            <w:r>
               <w:t>942342</w:t>
             </w:r>
           </w:p>
         </w:tc>
         <w:tc>
           <w:tcPr>
-            <w:tcW w:type="dxa" w:w="1481"/>
-          </w:tcPr>
-          <w:p>
-            <w:r>
-              <w:rPr>
-                <w:rFonts w:ascii="Arial" w:hAnsi="Arial"/>
-                <w:sz w:val="16"/>
-              </w:rPr>
+            <w:tcW w:type="dxa" w:w="1234"/>
+          </w:tcPr>
+          <w:p>
+            <w:r>
               <w:t>11</w:t>
             </w:r>
           </w:p>
         </w:tc>
         <w:tc>
           <w:tcPr>
-            <w:tcW w:type="dxa" w:w="1481"/>
-          </w:tcPr>
-          <w:p>
-            <w:r>
-              <w:rPr>
-                <w:rFonts w:ascii="Arial" w:hAnsi="Arial"/>
-                <w:sz w:val="16"/>
-              </w:rPr>
+            <w:tcW w:type="dxa" w:w="1234"/>
+          </w:tcPr>
+          <w:p>
+            <w:r>
               <w:t>0.5592</w:t>
             </w:r>
           </w:p>
         </w:tc>
         <w:tc>
           <w:tcPr>
-            <w:tcW w:type="dxa" w:w="1481"/>
-          </w:tcPr>
-          <w:p>
-            <w:r>
-              <w:rPr>
-                <w:rFonts w:ascii="Arial" w:hAnsi="Arial"/>
-                <w:sz w:val="16"/>
-              </w:rPr>
+            <w:tcW w:type="dxa" w:w="1234"/>
+          </w:tcPr>
+          <w:p>
+            <w:r>
               <w:t>0.5535</w:t>
             </w:r>
           </w:p>
@@ -3943,98 +3047,70 @@
       <w:tr>
         <w:tc>
           <w:tcPr>
-            <w:tcW w:type="dxa" w:w="1481"/>
-          </w:tcPr>
-          <w:p>
-            <w:r>
-              <w:rPr>
-                <w:rFonts w:ascii="Arial" w:hAnsi="Arial"/>
-                <w:sz w:val="16"/>
-              </w:rPr>
+            <w:tcW w:type="dxa" w:w="1234"/>
+          </w:tcPr>
+          <w:p>
+            <w:r>
               <w:t>arama</w:t>
             </w:r>
           </w:p>
         </w:tc>
         <w:tc>
           <w:tcPr>
-            <w:tcW w:type="dxa" w:w="1481"/>
-          </w:tcPr>
-          <w:p>
-            <w:r>
-              <w:rPr>
-                <w:rFonts w:ascii="Arial" w:hAnsi="Arial"/>
-                <w:sz w:val="16"/>
-              </w:rPr>
+            <w:tcW w:type="dxa" w:w="1234"/>
+          </w:tcPr>
+          <w:p>
+            <w:r>
               <w:t>24 aralık x 300 ms</w:t>
             </w:r>
           </w:p>
         </w:tc>
         <w:tc>
           <w:tcPr>
-            <w:tcW w:type="dxa" w:w="1481"/>
-          </w:tcPr>
-          <w:p>
-            <w:r>
-              <w:rPr>
-                <w:rFonts w:ascii="Arial" w:hAnsi="Arial"/>
-                <w:sz w:val="16"/>
-              </w:rPr>
+            <w:tcW w:type="dxa" w:w="1234"/>
+          </w:tcPr>
+          <w:p>
+            <w:r>
               <w:t>GRU, gizli 192, 2 katman, çift yönlü, mean havuz, lr 0.0003, batch 64</w:t>
             </w:r>
           </w:p>
         </w:tc>
         <w:tc>
           <w:tcPr>
-            <w:tcW w:type="dxa" w:w="1481"/>
-          </w:tcPr>
-          <w:p>
-            <w:r>
-              <w:rPr>
-                <w:rFonts w:ascii="Arial" w:hAnsi="Arial"/>
-                <w:sz w:val="16"/>
-              </w:rPr>
+            <w:tcW w:type="dxa" w:w="1234"/>
+          </w:tcPr>
+          <w:p>
+            <w:r>
               <w:t>942342</w:t>
             </w:r>
           </w:p>
         </w:tc>
         <w:tc>
           <w:tcPr>
-            <w:tcW w:type="dxa" w:w="1481"/>
-          </w:tcPr>
-          <w:p>
-            <w:r>
-              <w:rPr>
-                <w:rFonts w:ascii="Arial" w:hAnsi="Arial"/>
-                <w:sz w:val="16"/>
-              </w:rPr>
+            <w:tcW w:type="dxa" w:w="1234"/>
+          </w:tcPr>
+          <w:p>
+            <w:r>
               <w:t>14</w:t>
             </w:r>
           </w:p>
         </w:tc>
         <w:tc>
           <w:tcPr>
-            <w:tcW w:type="dxa" w:w="1481"/>
-          </w:tcPr>
-          <w:p>
-            <w:r>
-              <w:rPr>
-                <w:rFonts w:ascii="Arial" w:hAnsi="Arial"/>
-                <w:sz w:val="16"/>
-              </w:rPr>
+            <w:tcW w:type="dxa" w:w="1234"/>
+          </w:tcPr>
+          <w:p>
+            <w:r>
               <w:t>0.5514</w:t>
             </w:r>
           </w:p>
         </w:tc>
         <w:tc>
           <w:tcPr>
-            <w:tcW w:type="dxa" w:w="1481"/>
-          </w:tcPr>
-          <w:p>
-            <w:r>
-              <w:rPr>
-                <w:rFonts w:ascii="Arial" w:hAnsi="Arial"/>
-                <w:sz w:val="16"/>
-              </w:rPr>
+            <w:tcW w:type="dxa" w:w="1234"/>
+          </w:tcPr>
+          <w:p>
+            <w:r>
               <w:t>0.5506</w:t>
             </w:r>
           </w:p>
@@ -4043,98 +3119,70 @@
       <w:tr>
         <w:tc>
           <w:tcPr>
-            <w:tcW w:type="dxa" w:w="1481"/>
-          </w:tcPr>
-          <w:p>
-            <w:r>
-              <w:rPr>
-                <w:rFonts w:ascii="Arial" w:hAnsi="Arial"/>
-                <w:sz w:val="16"/>
-              </w:rPr>
+            <w:tcW w:type="dxa" w:w="1234"/>
+          </w:tcPr>
+          <w:p>
+            <w:r>
               <w:t>iyileştirme</w:t>
             </w:r>
           </w:p>
         </w:tc>
         <w:tc>
           <w:tcPr>
-            <w:tcW w:type="dxa" w:w="1481"/>
-          </w:tcPr>
-          <w:p>
-            <w:r>
-              <w:rPr>
-                <w:rFonts w:ascii="Arial" w:hAnsi="Arial"/>
-                <w:sz w:val="16"/>
-              </w:rPr>
+            <w:tcW w:type="dxa" w:w="1234"/>
+          </w:tcPr>
+          <w:p>
+            <w:r>
               <w:t>24 aralık x 200 ms</w:t>
             </w:r>
           </w:p>
         </w:tc>
         <w:tc>
           <w:tcPr>
-            <w:tcW w:type="dxa" w:w="1481"/>
-          </w:tcPr>
-          <w:p>
-            <w:r>
-              <w:rPr>
-                <w:rFonts w:ascii="Arial" w:hAnsi="Arial"/>
-                <w:sz w:val="16"/>
-              </w:rPr>
+            <w:tcW w:type="dxa" w:w="1234"/>
+          </w:tcPr>
+          <w:p>
+            <w:r>
               <w:t>GRU, gizli 192, 2 katman, çift yönlü, mean havuz, lr 0.0005, batch 64</w:t>
             </w:r>
           </w:p>
         </w:tc>
         <w:tc>
           <w:tcPr>
-            <w:tcW w:type="dxa" w:w="1481"/>
-          </w:tcPr>
-          <w:p>
-            <w:r>
-              <w:rPr>
-                <w:rFonts w:ascii="Arial" w:hAnsi="Arial"/>
-                <w:sz w:val="16"/>
-              </w:rPr>
+            <w:tcW w:type="dxa" w:w="1234"/>
+          </w:tcPr>
+          <w:p>
+            <w:r>
               <w:t>942342</w:t>
             </w:r>
           </w:p>
         </w:tc>
         <w:tc>
           <w:tcPr>
-            <w:tcW w:type="dxa" w:w="1481"/>
-          </w:tcPr>
-          <w:p>
-            <w:r>
-              <w:rPr>
-                <w:rFonts w:ascii="Arial" w:hAnsi="Arial"/>
-                <w:sz w:val="16"/>
-              </w:rPr>
+            <w:tcW w:type="dxa" w:w="1234"/>
+          </w:tcPr>
+          <w:p>
+            <w:r>
               <w:t>12</w:t>
             </w:r>
           </w:p>
         </w:tc>
         <w:tc>
           <w:tcPr>
-            <w:tcW w:type="dxa" w:w="1481"/>
-          </w:tcPr>
-          <w:p>
-            <w:r>
-              <w:rPr>
-                <w:rFonts w:ascii="Arial" w:hAnsi="Arial"/>
-                <w:sz w:val="16"/>
-              </w:rPr>
+            <w:tcW w:type="dxa" w:w="1234"/>
+          </w:tcPr>
+          <w:p>
+            <w:r>
               <w:t>0.5557</w:t>
             </w:r>
           </w:p>
         </w:tc>
         <w:tc>
           <w:tcPr>
-            <w:tcW w:type="dxa" w:w="1481"/>
-          </w:tcPr>
-          <w:p>
-            <w:r>
-              <w:rPr>
-                <w:rFonts w:ascii="Arial" w:hAnsi="Arial"/>
-                <w:sz w:val="16"/>
-              </w:rPr>
+            <w:tcW w:type="dxa" w:w="1234"/>
+          </w:tcPr>
+          <w:p>
+            <w:r>
               <w:t>0.5498</w:t>
             </w:r>
           </w:p>
@@ -4143,98 +3191,70 @@
       <w:tr>
         <w:tc>
           <w:tcPr>
-            <w:tcW w:type="dxa" w:w="1481"/>
-          </w:tcPr>
-          <w:p>
-            <w:r>
-              <w:rPr>
-                <w:rFonts w:ascii="Arial" w:hAnsi="Arial"/>
-                <w:sz w:val="16"/>
-              </w:rPr>
+            <w:tcW w:type="dxa" w:w="1234"/>
+          </w:tcPr>
+          <w:p>
+            <w:r>
               <w:t>iyileştirme</w:t>
             </w:r>
           </w:p>
         </w:tc>
         <w:tc>
           <w:tcPr>
-            <w:tcW w:type="dxa" w:w="1481"/>
-          </w:tcPr>
-          <w:p>
-            <w:r>
-              <w:rPr>
-                <w:rFonts w:ascii="Arial" w:hAnsi="Arial"/>
-                <w:sz w:val="16"/>
-              </w:rPr>
+            <w:tcW w:type="dxa" w:w="1234"/>
+          </w:tcPr>
+          <w:p>
+            <w:r>
               <w:t>24 aralık x 200 ms</w:t>
             </w:r>
           </w:p>
         </w:tc>
         <w:tc>
           <w:tcPr>
-            <w:tcW w:type="dxa" w:w="1481"/>
-          </w:tcPr>
-          <w:p>
-            <w:r>
-              <w:rPr>
-                <w:rFonts w:ascii="Arial" w:hAnsi="Arial"/>
-                <w:sz w:val="16"/>
-              </w:rPr>
+            <w:tcW w:type="dxa" w:w="1234"/>
+          </w:tcPr>
+          <w:p>
+            <w:r>
               <w:t>LSTM, gizli 192, 2 katman, çift yönlü, mean havuz, lr 0.001, batch 64</w:t>
             </w:r>
           </w:p>
         </w:tc>
         <w:tc>
           <w:tcPr>
-            <w:tcW w:type="dxa" w:w="1481"/>
-          </w:tcPr>
-          <w:p>
-            <w:r>
-              <w:rPr>
-                <w:rFonts w:ascii="Arial" w:hAnsi="Arial"/>
-                <w:sz w:val="16"/>
-              </w:rPr>
+            <w:tcW w:type="dxa" w:w="1234"/>
+          </w:tcPr>
+          <w:p>
+            <w:r>
               <w:t>1255686</w:t>
             </w:r>
           </w:p>
         </w:tc>
         <w:tc>
           <w:tcPr>
-            <w:tcW w:type="dxa" w:w="1481"/>
-          </w:tcPr>
-          <w:p>
-            <w:r>
-              <w:rPr>
-                <w:rFonts w:ascii="Arial" w:hAnsi="Arial"/>
-                <w:sz w:val="16"/>
-              </w:rPr>
+            <w:tcW w:type="dxa" w:w="1234"/>
+          </w:tcPr>
+          <w:p>
+            <w:r>
               <w:t>9</w:t>
             </w:r>
           </w:p>
         </w:tc>
         <w:tc>
           <w:tcPr>
-            <w:tcW w:type="dxa" w:w="1481"/>
-          </w:tcPr>
-          <w:p>
-            <w:r>
-              <w:rPr>
-                <w:rFonts w:ascii="Arial" w:hAnsi="Arial"/>
-                <w:sz w:val="16"/>
-              </w:rPr>
+            <w:tcW w:type="dxa" w:w="1234"/>
+          </w:tcPr>
+          <w:p>
+            <w:r>
               <w:t>0.5514</w:t>
             </w:r>
           </w:p>
         </w:tc>
         <w:tc>
           <w:tcPr>
-            <w:tcW w:type="dxa" w:w="1481"/>
-          </w:tcPr>
-          <w:p>
-            <w:r>
-              <w:rPr>
-                <w:rFonts w:ascii="Arial" w:hAnsi="Arial"/>
-                <w:sz w:val="16"/>
-              </w:rPr>
+            <w:tcW w:type="dxa" w:w="1234"/>
+          </w:tcPr>
+          <w:p>
+            <w:r>
               <w:t>0.5476</w:t>
             </w:r>
           </w:p>
@@ -4243,98 +3263,70 @@
       <w:tr>
         <w:tc>
           <w:tcPr>
-            <w:tcW w:type="dxa" w:w="1481"/>
-          </w:tcPr>
-          <w:p>
-            <w:r>
-              <w:rPr>
-                <w:rFonts w:ascii="Arial" w:hAnsi="Arial"/>
-                <w:sz w:val="16"/>
-              </w:rPr>
+            <w:tcW w:type="dxa" w:w="1234"/>
+          </w:tcPr>
+          <w:p>
+            <w:r>
               <w:t>arama</w:t>
             </w:r>
           </w:p>
         </w:tc>
         <w:tc>
           <w:tcPr>
-            <w:tcW w:type="dxa" w:w="1481"/>
-          </w:tcPr>
-          <w:p>
-            <w:r>
-              <w:rPr>
-                <w:rFonts w:ascii="Arial" w:hAnsi="Arial"/>
-                <w:sz w:val="16"/>
-              </w:rPr>
+            <w:tcW w:type="dxa" w:w="1234"/>
+          </w:tcPr>
+          <w:p>
+            <w:r>
               <w:t>24 aralık x 300 ms</w:t>
             </w:r>
           </w:p>
         </w:tc>
         <w:tc>
           <w:tcPr>
-            <w:tcW w:type="dxa" w:w="1481"/>
-          </w:tcPr>
-          <w:p>
-            <w:r>
-              <w:rPr>
-                <w:rFonts w:ascii="Arial" w:hAnsi="Arial"/>
-                <w:sz w:val="16"/>
-              </w:rPr>
+            <w:tcW w:type="dxa" w:w="1234"/>
+          </w:tcPr>
+          <w:p>
+            <w:r>
               <w:t>GRU, gizli 96, 2 katman, çift yönlü, mean havuz, lr 0.001, batch 64</w:t>
             </w:r>
           </w:p>
         </w:tc>
         <w:tc>
           <w:tcPr>
-            <w:tcW w:type="dxa" w:w="1481"/>
-          </w:tcPr>
-          <w:p>
-            <w:r>
-              <w:rPr>
-                <w:rFonts w:ascii="Arial" w:hAnsi="Arial"/>
-                <w:sz w:val="16"/>
-              </w:rPr>
+            <w:tcW w:type="dxa" w:w="1234"/>
+          </w:tcPr>
+          <w:p>
+            <w:r>
               <w:t>249990</w:t>
             </w:r>
           </w:p>
         </w:tc>
         <w:tc>
           <w:tcPr>
-            <w:tcW w:type="dxa" w:w="1481"/>
-          </w:tcPr>
-          <w:p>
-            <w:r>
-              <w:rPr>
-                <w:rFonts w:ascii="Arial" w:hAnsi="Arial"/>
-                <w:sz w:val="16"/>
-              </w:rPr>
+            <w:tcW w:type="dxa" w:w="1234"/>
+          </w:tcPr>
+          <w:p>
+            <w:r>
               <w:t>9</w:t>
             </w:r>
           </w:p>
         </w:tc>
         <w:tc>
           <w:tcPr>
-            <w:tcW w:type="dxa" w:w="1481"/>
-          </w:tcPr>
-          <w:p>
-            <w:r>
-              <w:rPr>
-                <w:rFonts w:ascii="Arial" w:hAnsi="Arial"/>
-                <w:sz w:val="16"/>
-              </w:rPr>
+            <w:tcW w:type="dxa" w:w="1234"/>
+          </w:tcPr>
+          <w:p>
+            <w:r>
               <w:t>0.5488</w:t>
             </w:r>
           </w:p>
         </w:tc>
         <w:tc>
           <w:tcPr>
-            <w:tcW w:type="dxa" w:w="1481"/>
-          </w:tcPr>
-          <w:p>
-            <w:r>
-              <w:rPr>
-                <w:rFonts w:ascii="Arial" w:hAnsi="Arial"/>
-                <w:sz w:val="16"/>
-              </w:rPr>
+            <w:tcW w:type="dxa" w:w="1234"/>
+          </w:tcPr>
+          <w:p>
+            <w:r>
               <w:t>0.5467</w:t>
             </w:r>
           </w:p>
@@ -4343,98 +3335,70 @@
       <w:tr>
         <w:tc>
           <w:tcPr>
-            <w:tcW w:type="dxa" w:w="1481"/>
-          </w:tcPr>
-          <w:p>
-            <w:r>
-              <w:rPr>
-                <w:rFonts w:ascii="Arial" w:hAnsi="Arial"/>
-                <w:sz w:val="16"/>
-              </w:rPr>
+            <w:tcW w:type="dxa" w:w="1234"/>
+          </w:tcPr>
+          <w:p>
+            <w:r>
               <w:t>arama</w:t>
             </w:r>
           </w:p>
         </w:tc>
         <w:tc>
           <w:tcPr>
-            <w:tcW w:type="dxa" w:w="1481"/>
-          </w:tcPr>
-          <w:p>
-            <w:r>
-              <w:rPr>
-                <w:rFonts w:ascii="Arial" w:hAnsi="Arial"/>
-                <w:sz w:val="16"/>
-              </w:rPr>
+            <w:tcW w:type="dxa" w:w="1234"/>
+          </w:tcPr>
+          <w:p>
+            <w:r>
               <w:t>24 aralık x 300 ms</w:t>
             </w:r>
           </w:p>
         </w:tc>
         <w:tc>
           <w:tcPr>
-            <w:tcW w:type="dxa" w:w="1481"/>
-          </w:tcPr>
-          <w:p>
-            <w:r>
-              <w:rPr>
-                <w:rFonts w:ascii="Arial" w:hAnsi="Arial"/>
-                <w:sz w:val="16"/>
-              </w:rPr>
+            <w:tcW w:type="dxa" w:w="1234"/>
+          </w:tcPr>
+          <w:p>
+            <w:r>
               <w:t>GRU, gizli 192, 2 katman, çift yönlü, max havuz, lr 0.001, batch 64</w:t>
             </w:r>
           </w:p>
         </w:tc>
         <w:tc>
           <w:tcPr>
-            <w:tcW w:type="dxa" w:w="1481"/>
-          </w:tcPr>
-          <w:p>
-            <w:r>
-              <w:rPr>
-                <w:rFonts w:ascii="Arial" w:hAnsi="Arial"/>
-                <w:sz w:val="16"/>
-              </w:rPr>
+            <w:tcW w:type="dxa" w:w="1234"/>
+          </w:tcPr>
+          <w:p>
+            <w:r>
               <w:t>942342</w:t>
             </w:r>
           </w:p>
         </w:tc>
         <w:tc>
           <w:tcPr>
-            <w:tcW w:type="dxa" w:w="1481"/>
-          </w:tcPr>
-          <w:p>
-            <w:r>
-              <w:rPr>
-                <w:rFonts w:ascii="Arial" w:hAnsi="Arial"/>
-                <w:sz w:val="16"/>
-              </w:rPr>
+            <w:tcW w:type="dxa" w:w="1234"/>
+          </w:tcPr>
+          <w:p>
+            <w:r>
               <w:t>9</w:t>
             </w:r>
           </w:p>
         </w:tc>
         <w:tc>
           <w:tcPr>
-            <w:tcW w:type="dxa" w:w="1481"/>
-          </w:tcPr>
-          <w:p>
-            <w:r>
-              <w:rPr>
-                <w:rFonts w:ascii="Arial" w:hAnsi="Arial"/>
-                <w:sz w:val="16"/>
-              </w:rPr>
+            <w:tcW w:type="dxa" w:w="1234"/>
+          </w:tcPr>
+          <w:p>
+            <w:r>
               <w:t>0.5514</w:t>
             </w:r>
           </w:p>
         </w:tc>
         <w:tc>
           <w:tcPr>
-            <w:tcW w:type="dxa" w:w="1481"/>
-          </w:tcPr>
-          <w:p>
-            <w:r>
-              <w:rPr>
-                <w:rFonts w:ascii="Arial" w:hAnsi="Arial"/>
-                <w:sz w:val="16"/>
-              </w:rPr>
+            <w:tcW w:type="dxa" w:w="1234"/>
+          </w:tcPr>
+          <w:p>
+            <w:r>
               <w:t>0.5466</w:t>
             </w:r>
           </w:p>
@@ -4445,33 +3409,33 @@
     <w:p>
       <w:r>
         <w:rPr>
-          <w:b/>
+          <w:i/>
+          <w:color w:val="556070"/>
+          <w:sz w:val="18"/>
         </w:rPr>
         <w:t>Aynı model altında aralık düzeni hiperparametrelerinin etkisi.</w:t>
       </w:r>
     </w:p>
     <w:tbl>
       <w:tblPr>
-        <w:tblStyle w:val="TableGrid"/>
+        <w:tblStyle w:val="LightGrid-Accent1"/>
         <w:tblW w:type="auto" w:w="0"/>
         <w:tblLook w:firstColumn="1" w:firstRow="1" w:lastColumn="0" w:lastRow="0" w:noHBand="0" w:noVBand="1" w:val="04A0"/>
       </w:tblPr>
       <w:tblGrid>
-        <w:gridCol w:w="3456"/>
-        <w:gridCol w:w="3456"/>
-        <w:gridCol w:w="3456"/>
+        <w:gridCol w:w="2880"/>
+        <w:gridCol w:w="2880"/>
+        <w:gridCol w:w="2880"/>
       </w:tblGrid>
       <w:tr>
         <w:tc>
           <w:tcPr>
-            <w:tcW w:type="dxa" w:w="3456"/>
+            <w:tcW w:type="dxa" w:w="2880"/>
           </w:tcPr>
           <w:p>
             <w:r>
               <w:rPr>
-                <w:rFonts w:ascii="Arial" w:hAnsi="Arial"/>
                 <w:b/>
-                <w:sz w:val="16"/>
               </w:rPr>
               <w:t>Aralık sayısı</w:t>
             </w:r>
@@ -4479,14 +3443,12 @@
         </w:tc>
         <w:tc>
           <w:tcPr>
-            <w:tcW w:type="dxa" w:w="3456"/>
+            <w:tcW w:type="dxa" w:w="2880"/>
           </w:tcPr>
           <w:p>
             <w:r>
               <w:rPr>
-                <w:rFonts w:ascii="Arial" w:hAnsi="Arial"/>
                 <w:b/>
-                <w:sz w:val="16"/>
               </w:rPr>
               <w:t>Aralık genişliği (ms)</w:t>
             </w:r>
@@ -4494,14 +3456,12 @@
         </w:tc>
         <w:tc>
           <w:tcPr>
-            <w:tcW w:type="dxa" w:w="3456"/>
+            <w:tcW w:type="dxa" w:w="2880"/>
           </w:tcPr>
           <w:p>
             <w:r>
               <w:rPr>
-                <w:rFonts w:ascii="Arial" w:hAnsi="Arial"/>
                 <w:b/>
-                <w:sz w:val="16"/>
               </w:rPr>
               <w:t>Geçerleme macro-F1</w:t>
             </w:r>
@@ -4511,42 +3471,30 @@
       <w:tr>
         <w:tc>
           <w:tcPr>
-            <w:tcW w:type="dxa" w:w="3456"/>
-          </w:tcPr>
-          <w:p>
-            <w:r>
-              <w:rPr>
-                <w:rFonts w:ascii="Arial" w:hAnsi="Arial"/>
-                <w:sz w:val="16"/>
-              </w:rPr>
+            <w:tcW w:type="dxa" w:w="2880"/>
+          </w:tcPr>
+          <w:p>
+            <w:r>
               <w:t>16</w:t>
             </w:r>
           </w:p>
         </w:tc>
         <w:tc>
           <w:tcPr>
-            <w:tcW w:type="dxa" w:w="3456"/>
-          </w:tcPr>
-          <w:p>
-            <w:r>
-              <w:rPr>
-                <w:rFonts w:ascii="Arial" w:hAnsi="Arial"/>
-                <w:sz w:val="16"/>
-              </w:rPr>
+            <w:tcW w:type="dxa" w:w="2880"/>
+          </w:tcPr>
+          <w:p>
+            <w:r>
               <w:t>300</w:t>
             </w:r>
           </w:p>
         </w:tc>
         <w:tc>
           <w:tcPr>
-            <w:tcW w:type="dxa" w:w="3456"/>
-          </w:tcPr>
-          <w:p>
-            <w:r>
-              <w:rPr>
-                <w:rFonts w:ascii="Arial" w:hAnsi="Arial"/>
-                <w:sz w:val="16"/>
-              </w:rPr>
+            <w:tcW w:type="dxa" w:w="2880"/>
+          </w:tcPr>
+          <w:p>
+            <w:r>
               <w:t>0.5400</w:t>
             </w:r>
           </w:p>
@@ -4555,42 +3503,30 @@
       <w:tr>
         <w:tc>
           <w:tcPr>
-            <w:tcW w:type="dxa" w:w="3456"/>
-          </w:tcPr>
-          <w:p>
-            <w:r>
-              <w:rPr>
-                <w:rFonts w:ascii="Arial" w:hAnsi="Arial"/>
-                <w:sz w:val="16"/>
-              </w:rPr>
+            <w:tcW w:type="dxa" w:w="2880"/>
+          </w:tcPr>
+          <w:p>
+            <w:r>
               <w:t>24</w:t>
             </w:r>
           </w:p>
         </w:tc>
         <w:tc>
           <w:tcPr>
-            <w:tcW w:type="dxa" w:w="3456"/>
-          </w:tcPr>
-          <w:p>
-            <w:r>
-              <w:rPr>
-                <w:rFonts w:ascii="Arial" w:hAnsi="Arial"/>
-                <w:sz w:val="16"/>
-              </w:rPr>
+            <w:tcW w:type="dxa" w:w="2880"/>
+          </w:tcPr>
+          <w:p>
+            <w:r>
               <w:t>200</w:t>
             </w:r>
           </w:p>
         </w:tc>
         <w:tc>
           <w:tcPr>
-            <w:tcW w:type="dxa" w:w="3456"/>
-          </w:tcPr>
-          <w:p>
-            <w:r>
-              <w:rPr>
-                <w:rFonts w:ascii="Arial" w:hAnsi="Arial"/>
-                <w:sz w:val="16"/>
-              </w:rPr>
+            <w:tcW w:type="dxa" w:w="2880"/>
+          </w:tcPr>
+          <w:p>
+            <w:r>
               <w:t>0.5612</w:t>
             </w:r>
           </w:p>
@@ -4599,42 +3535,30 @@
       <w:tr>
         <w:tc>
           <w:tcPr>
-            <w:tcW w:type="dxa" w:w="3456"/>
-          </w:tcPr>
-          <w:p>
-            <w:r>
-              <w:rPr>
-                <w:rFonts w:ascii="Arial" w:hAnsi="Arial"/>
-                <w:sz w:val="16"/>
-              </w:rPr>
+            <w:tcW w:type="dxa" w:w="2880"/>
+          </w:tcPr>
+          <w:p>
+            <w:r>
               <w:t>24</w:t>
             </w:r>
           </w:p>
         </w:tc>
         <w:tc>
           <w:tcPr>
-            <w:tcW w:type="dxa" w:w="3456"/>
-          </w:tcPr>
-          <w:p>
-            <w:r>
-              <w:rPr>
-                <w:rFonts w:ascii="Arial" w:hAnsi="Arial"/>
-                <w:sz w:val="16"/>
-              </w:rPr>
+            <w:tcW w:type="dxa" w:w="2880"/>
+          </w:tcPr>
+          <w:p>
+            <w:r>
               <w:t>300</w:t>
             </w:r>
           </w:p>
         </w:tc>
         <w:tc>
           <w:tcPr>
-            <w:tcW w:type="dxa" w:w="3456"/>
-          </w:tcPr>
-          <w:p>
-            <w:r>
-              <w:rPr>
-                <w:rFonts w:ascii="Arial" w:hAnsi="Arial"/>
-                <w:sz w:val="16"/>
-              </w:rPr>
+            <w:tcW w:type="dxa" w:w="2880"/>
+          </w:tcPr>
+          <w:p>
+            <w:r>
               <w:t>0.5451</w:t>
             </w:r>
           </w:p>
@@ -4643,42 +3567,30 @@
       <w:tr>
         <w:tc>
           <w:tcPr>
-            <w:tcW w:type="dxa" w:w="3456"/>
-          </w:tcPr>
-          <w:p>
-            <w:r>
-              <w:rPr>
-                <w:rFonts w:ascii="Arial" w:hAnsi="Arial"/>
-                <w:sz w:val="16"/>
-              </w:rPr>
+            <w:tcW w:type="dxa" w:w="2880"/>
+          </w:tcPr>
+          <w:p>
+            <w:r>
               <w:t>24</w:t>
             </w:r>
           </w:p>
         </w:tc>
         <w:tc>
           <w:tcPr>
-            <w:tcW w:type="dxa" w:w="3456"/>
-          </w:tcPr>
-          <w:p>
-            <w:r>
-              <w:rPr>
-                <w:rFonts w:ascii="Arial" w:hAnsi="Arial"/>
-                <w:sz w:val="16"/>
-              </w:rPr>
+            <w:tcW w:type="dxa" w:w="2880"/>
+          </w:tcPr>
+          <w:p>
+            <w:r>
               <w:t>400</w:t>
             </w:r>
           </w:p>
         </w:tc>
         <w:tc>
           <w:tcPr>
-            <w:tcW w:type="dxa" w:w="3456"/>
-          </w:tcPr>
-          <w:p>
-            <w:r>
-              <w:rPr>
-                <w:rFonts w:ascii="Arial" w:hAnsi="Arial"/>
-                <w:sz w:val="16"/>
-              </w:rPr>
+            <w:tcW w:type="dxa" w:w="2880"/>
+          </w:tcPr>
+          <w:p>
+            <w:r>
               <w:t>0.5376</w:t>
             </w:r>
           </w:p>
@@ -4687,42 +3599,30 @@
       <w:tr>
         <w:tc>
           <w:tcPr>
-            <w:tcW w:type="dxa" w:w="3456"/>
-          </w:tcPr>
-          <w:p>
-            <w:r>
-              <w:rPr>
-                <w:rFonts w:ascii="Arial" w:hAnsi="Arial"/>
-                <w:sz w:val="16"/>
-              </w:rPr>
+            <w:tcW w:type="dxa" w:w="2880"/>
+          </w:tcPr>
+          <w:p>
+            <w:r>
               <w:t>32</w:t>
             </w:r>
           </w:p>
         </w:tc>
         <w:tc>
           <w:tcPr>
-            <w:tcW w:type="dxa" w:w="3456"/>
-          </w:tcPr>
-          <w:p>
-            <w:r>
-              <w:rPr>
-                <w:rFonts w:ascii="Arial" w:hAnsi="Arial"/>
-                <w:sz w:val="16"/>
-              </w:rPr>
+            <w:tcW w:type="dxa" w:w="2880"/>
+          </w:tcPr>
+          <w:p>
+            <w:r>
               <w:t>300</w:t>
             </w:r>
           </w:p>
         </w:tc>
         <w:tc>
           <w:tcPr>
-            <w:tcW w:type="dxa" w:w="3456"/>
-          </w:tcPr>
-          <w:p>
-            <w:r>
-              <w:rPr>
-                <w:rFonts w:ascii="Arial" w:hAnsi="Arial"/>
-                <w:sz w:val="16"/>
-              </w:rPr>
+            <w:tcW w:type="dxa" w:w="2880"/>
+          </w:tcPr>
+          <w:p>
+            <w:r>
               <w:t>0.5599</w:t>
             </w:r>
           </w:p>
@@ -4731,9 +3631,6 @@
     </w:tbl>
     <w:p/>
     <w:p>
-      <w:pPr>
-        <w:spacing w:after="120"/>
-      </w:pPr>
       <w:r>
         <w:t>Kazanan yapılandırma: 32 aralık x 200 ms; GRU, gizli 192, 2 katman, çift yönlü, mean havuz, lr 0.001, batch 64; 942,342 öğrenilebilir parametre; en iyi epoch 9.</w:t>
       </w:r>
@@ -4745,7 +3642,7 @@
       <w:r>
         <w:drawing>
           <wp:inline xmlns:a="http://schemas.openxmlformats.org/drawingml/2006/main" xmlns:pic="http://schemas.openxmlformats.org/drawingml/2006/picture">
-            <wp:extent cx="5577840" cy="2231136"/>
+            <wp:extent cx="5669280" cy="2267712"/>
             <wp:docPr id="3" name="Picture 3"/>
             <wp:cNvGraphicFramePr>
               <a:graphicFrameLocks noChangeAspect="1"/>
@@ -4766,7 +3663,7 @@
                   <pic:spPr>
                     <a:xfrm>
                       <a:off x="0" y="0"/>
-                      <a:ext cx="5577840" cy="2231136"/>
+                      <a:ext cx="5669280" cy="2267712"/>
                     </a:xfrm>
                     <a:prstGeom prst="rect"/>
                   </pic:spPr>
@@ -4784,6 +3681,7 @@
       <w:r>
         <w:rPr>
           <w:i/>
+          <w:color w:val="556070"/>
           <w:sz w:val="18"/>
         </w:rPr>
         <w:t>Kazanan adayın eğitim/geçerleme kaybı ve macro-F1 eğrileri; erken durdurma geçerleme macro-F1 üzerinden yapıldı.</w:t>
@@ -4792,35 +3690,35 @@
     <w:p>
       <w:r>
         <w:rPr>
-          <w:b/>
+          <w:i/>
+          <w:color w:val="556070"/>
+          <w:sz w:val="18"/>
         </w:rPr>
         <w:t>Kazanan modelin geçerleme ve test sonuçları.</w:t>
       </w:r>
     </w:p>
     <w:tbl>
       <w:tblPr>
-        <w:tblStyle w:val="TableGrid"/>
+        <w:tblStyle w:val="LightGrid-Accent1"/>
         <w:tblW w:type="auto" w:w="0"/>
         <w:tblLook w:firstColumn="1" w:firstRow="1" w:lastColumn="0" w:lastRow="0" w:noHBand="0" w:noVBand="1" w:val="04A0"/>
       </w:tblPr>
       <w:tblGrid>
-        <w:gridCol w:w="2074"/>
-        <w:gridCol w:w="2074"/>
-        <w:gridCol w:w="2074"/>
-        <w:gridCol w:w="2074"/>
-        <w:gridCol w:w="2074"/>
+        <w:gridCol w:w="1728"/>
+        <w:gridCol w:w="1728"/>
+        <w:gridCol w:w="1728"/>
+        <w:gridCol w:w="1728"/>
+        <w:gridCol w:w="1728"/>
       </w:tblGrid>
       <w:tr>
         <w:tc>
           <w:tcPr>
-            <w:tcW w:type="dxa" w:w="2074"/>
+            <w:tcW w:type="dxa" w:w="1728"/>
           </w:tcPr>
           <w:p>
             <w:r>
               <w:rPr>
-                <w:rFonts w:ascii="Arial" w:hAnsi="Arial"/>
                 <w:b/>
-                <w:sz w:val="16"/>
               </w:rPr>
               <w:t>Küme</w:t>
             </w:r>
@@ -4828,14 +3726,12 @@
         </w:tc>
         <w:tc>
           <w:tcPr>
-            <w:tcW w:type="dxa" w:w="2074"/>
+            <w:tcW w:type="dxa" w:w="1728"/>
           </w:tcPr>
           <w:p>
             <w:r>
               <w:rPr>
-                <w:rFonts w:ascii="Arial" w:hAnsi="Arial"/>
                 <w:b/>
-                <w:sz w:val="16"/>
               </w:rPr>
               <w:t>Doğruluk</w:t>
             </w:r>
@@ -4843,14 +3739,12 @@
         </w:tc>
         <w:tc>
           <w:tcPr>
-            <w:tcW w:type="dxa" w:w="2074"/>
+            <w:tcW w:type="dxa" w:w="1728"/>
           </w:tcPr>
           <w:p>
             <w:r>
               <w:rPr>
-                <w:rFonts w:ascii="Arial" w:hAnsi="Arial"/>
                 <w:b/>
-                <w:sz w:val="16"/>
               </w:rPr>
               <w:t>Dengeli doğruluk</w:t>
             </w:r>
@@ -4858,14 +3752,12 @@
         </w:tc>
         <w:tc>
           <w:tcPr>
-            <w:tcW w:type="dxa" w:w="2074"/>
+            <w:tcW w:type="dxa" w:w="1728"/>
           </w:tcPr>
           <w:p>
             <w:r>
               <w:rPr>
-                <w:rFonts w:ascii="Arial" w:hAnsi="Arial"/>
                 <w:b/>
-                <w:sz w:val="16"/>
               </w:rPr>
               <w:t>Macro-F1</w:t>
             </w:r>
@@ -4873,14 +3765,12 @@
         </w:tc>
         <w:tc>
           <w:tcPr>
-            <w:tcW w:type="dxa" w:w="2074"/>
+            <w:tcW w:type="dxa" w:w="1728"/>
           </w:tcPr>
           <w:p>
             <w:r>
               <w:rPr>
-                <w:rFonts w:ascii="Arial" w:hAnsi="Arial"/>
                 <w:b/>
-                <w:sz w:val="16"/>
               </w:rPr>
               <w:t>Ağırlıklı F1</w:t>
             </w:r>
@@ -4890,70 +3780,50 @@
       <w:tr>
         <w:tc>
           <w:tcPr>
-            <w:tcW w:type="dxa" w:w="2074"/>
-          </w:tcPr>
-          <w:p>
-            <w:r>
-              <w:rPr>
-                <w:rFonts w:ascii="Arial" w:hAnsi="Arial"/>
-                <w:sz w:val="16"/>
-              </w:rPr>
+            <w:tcW w:type="dxa" w:w="1728"/>
+          </w:tcPr>
+          <w:p>
+            <w:r>
               <w:t>Geçerleme</w:t>
             </w:r>
           </w:p>
         </w:tc>
         <w:tc>
           <w:tcPr>
-            <w:tcW w:type="dxa" w:w="2074"/>
-          </w:tcPr>
-          <w:p>
-            <w:r>
-              <w:rPr>
-                <w:rFonts w:ascii="Arial" w:hAnsi="Arial"/>
-                <w:sz w:val="16"/>
-              </w:rPr>
+            <w:tcW w:type="dxa" w:w="1728"/>
+          </w:tcPr>
+          <w:p>
+            <w:r>
               <w:t>0.5636</w:t>
             </w:r>
           </w:p>
         </w:tc>
         <w:tc>
           <w:tcPr>
-            <w:tcW w:type="dxa" w:w="2074"/>
-          </w:tcPr>
-          <w:p>
-            <w:r>
-              <w:rPr>
-                <w:rFonts w:ascii="Arial" w:hAnsi="Arial"/>
-                <w:sz w:val="16"/>
-              </w:rPr>
+            <w:tcW w:type="dxa" w:w="1728"/>
+          </w:tcPr>
+          <w:p>
+            <w:r>
               <w:t>0.5673</w:t>
             </w:r>
           </w:p>
         </w:tc>
         <w:tc>
           <w:tcPr>
-            <w:tcW w:type="dxa" w:w="2074"/>
-          </w:tcPr>
-          <w:p>
-            <w:r>
-              <w:rPr>
-                <w:rFonts w:ascii="Arial" w:hAnsi="Arial"/>
-                <w:sz w:val="16"/>
-              </w:rPr>
+            <w:tcW w:type="dxa" w:w="1728"/>
+          </w:tcPr>
+          <w:p>
+            <w:r>
               <w:t>0.5638</w:t>
             </w:r>
           </w:p>
         </w:tc>
         <w:tc>
           <w:tcPr>
-            <w:tcW w:type="dxa" w:w="2074"/>
-          </w:tcPr>
-          <w:p>
-            <w:r>
-              <w:rPr>
-                <w:rFonts w:ascii="Arial" w:hAnsi="Arial"/>
-                <w:sz w:val="16"/>
-              </w:rPr>
+            <w:tcW w:type="dxa" w:w="1728"/>
+          </w:tcPr>
+          <w:p>
+            <w:r>
               <w:t>0.5615</w:t>
             </w:r>
           </w:p>
@@ -4962,70 +3832,50 @@
       <w:tr>
         <w:tc>
           <w:tcPr>
-            <w:tcW w:type="dxa" w:w="2074"/>
-          </w:tcPr>
-          <w:p>
-            <w:r>
-              <w:rPr>
-                <w:rFonts w:ascii="Arial" w:hAnsi="Arial"/>
-                <w:sz w:val="16"/>
-              </w:rPr>
+            <w:tcW w:type="dxa" w:w="1728"/>
+          </w:tcPr>
+          <w:p>
+            <w:r>
               <w:t>Test</w:t>
             </w:r>
           </w:p>
         </w:tc>
         <w:tc>
           <w:tcPr>
-            <w:tcW w:type="dxa" w:w="2074"/>
-          </w:tcPr>
-          <w:p>
-            <w:r>
-              <w:rPr>
-                <w:rFonts w:ascii="Arial" w:hAnsi="Arial"/>
-                <w:sz w:val="16"/>
-              </w:rPr>
+            <w:tcW w:type="dxa" w:w="1728"/>
+          </w:tcPr>
+          <w:p>
+            <w:r>
               <w:t>0.6377</w:t>
             </w:r>
           </w:p>
         </w:tc>
         <w:tc>
           <w:tcPr>
-            <w:tcW w:type="dxa" w:w="2074"/>
-          </w:tcPr>
-          <w:p>
-            <w:r>
-              <w:rPr>
-                <w:rFonts w:ascii="Arial" w:hAnsi="Arial"/>
-                <w:sz w:val="16"/>
-              </w:rPr>
+            <w:tcW w:type="dxa" w:w="1728"/>
+          </w:tcPr>
+          <w:p>
+            <w:r>
               <w:t>0.6381</w:t>
             </w:r>
           </w:p>
         </w:tc>
         <w:tc>
           <w:tcPr>
-            <w:tcW w:type="dxa" w:w="2074"/>
-          </w:tcPr>
-          <w:p>
-            <w:r>
-              <w:rPr>
-                <w:rFonts w:ascii="Arial" w:hAnsi="Arial"/>
-                <w:sz w:val="16"/>
-              </w:rPr>
+            <w:tcW w:type="dxa" w:w="1728"/>
+          </w:tcPr>
+          <w:p>
+            <w:r>
               <w:t>0.6440</w:t>
             </w:r>
           </w:p>
         </w:tc>
         <w:tc>
           <w:tcPr>
-            <w:tcW w:type="dxa" w:w="2074"/>
-          </w:tcPr>
-          <w:p>
-            <w:r>
-              <w:rPr>
-                <w:rFonts w:ascii="Arial" w:hAnsi="Arial"/>
-                <w:sz w:val="16"/>
-              </w:rPr>
+            <w:tcW w:type="dxa" w:w="1728"/>
+          </w:tcPr>
+          <w:p>
+            <w:r>
               <w:t>0.6426</w:t>
             </w:r>
           </w:p>
@@ -5036,35 +3886,35 @@
     <w:p>
       <w:r>
         <w:rPr>
-          <w:b/>
+          <w:i/>
+          <w:color w:val="556070"/>
+          <w:sz w:val="18"/>
         </w:rPr>
         <w:t>Test kümesinde sınıf bazında sonuçlar.</w:t>
       </w:r>
     </w:p>
     <w:tbl>
       <w:tblPr>
-        <w:tblStyle w:val="TableGrid"/>
+        <w:tblStyle w:val="LightGrid-Accent1"/>
         <w:tblW w:type="auto" w:w="0"/>
         <w:tblLook w:firstColumn="1" w:firstRow="1" w:lastColumn="0" w:lastRow="0" w:noHBand="0" w:noVBand="1" w:val="04A0"/>
       </w:tblPr>
       <w:tblGrid>
-        <w:gridCol w:w="2074"/>
-        <w:gridCol w:w="2074"/>
-        <w:gridCol w:w="2074"/>
-        <w:gridCol w:w="2074"/>
-        <w:gridCol w:w="2074"/>
+        <w:gridCol w:w="1728"/>
+        <w:gridCol w:w="1728"/>
+        <w:gridCol w:w="1728"/>
+        <w:gridCol w:w="1728"/>
+        <w:gridCol w:w="1728"/>
       </w:tblGrid>
       <w:tr>
         <w:tc>
           <w:tcPr>
-            <w:tcW w:type="dxa" w:w="2074"/>
+            <w:tcW w:type="dxa" w:w="1728"/>
           </w:tcPr>
           <w:p>
             <w:r>
               <w:rPr>
-                <w:rFonts w:ascii="Arial" w:hAnsi="Arial"/>
                 <w:b/>
-                <w:sz w:val="16"/>
               </w:rPr>
               <w:t>Duygu</w:t>
             </w:r>
@@ -5072,14 +3922,12 @@
         </w:tc>
         <w:tc>
           <w:tcPr>
-            <w:tcW w:type="dxa" w:w="2074"/>
+            <w:tcW w:type="dxa" w:w="1728"/>
           </w:tcPr>
           <w:p>
             <w:r>
               <w:rPr>
-                <w:rFonts w:ascii="Arial" w:hAnsi="Arial"/>
                 <w:b/>
-                <w:sz w:val="16"/>
               </w:rPr>
               <w:t>Örnek</w:t>
             </w:r>
@@ -5087,14 +3935,12 @@
         </w:tc>
         <w:tc>
           <w:tcPr>
-            <w:tcW w:type="dxa" w:w="2074"/>
+            <w:tcW w:type="dxa" w:w="1728"/>
           </w:tcPr>
           <w:p>
             <w:r>
               <w:rPr>
-                <w:rFonts w:ascii="Arial" w:hAnsi="Arial"/>
                 <w:b/>
-                <w:sz w:val="16"/>
               </w:rPr>
               <w:t>Kesinlik</w:t>
             </w:r>
@@ -5102,14 +3948,12 @@
         </w:tc>
         <w:tc>
           <w:tcPr>
-            <w:tcW w:type="dxa" w:w="2074"/>
+            <w:tcW w:type="dxa" w:w="1728"/>
           </w:tcPr>
           <w:p>
             <w:r>
               <w:rPr>
-                <w:rFonts w:ascii="Arial" w:hAnsi="Arial"/>
                 <w:b/>
-                <w:sz w:val="16"/>
               </w:rPr>
               <w:t>Duyarlılık</w:t>
             </w:r>
@@ -5117,14 +3961,12 @@
         </w:tc>
         <w:tc>
           <w:tcPr>
-            <w:tcW w:type="dxa" w:w="2074"/>
+            <w:tcW w:type="dxa" w:w="1728"/>
           </w:tcPr>
           <w:p>
             <w:r>
               <w:rPr>
-                <w:rFonts w:ascii="Arial" w:hAnsi="Arial"/>
                 <w:b/>
-                <w:sz w:val="16"/>
               </w:rPr>
               <w:t>F1</w:t>
             </w:r>
@@ -5134,70 +3976,50 @@
       <w:tr>
         <w:tc>
           <w:tcPr>
-            <w:tcW w:type="dxa" w:w="2074"/>
-          </w:tcPr>
-          <w:p>
-            <w:r>
-              <w:rPr>
-                <w:rFonts w:ascii="Arial" w:hAnsi="Arial"/>
-                <w:sz w:val="16"/>
-              </w:rPr>
+            <w:tcW w:type="dxa" w:w="1728"/>
+          </w:tcPr>
+          <w:p>
+            <w:r>
               <w:t>Kızgın</w:t>
             </w:r>
           </w:p>
         </w:tc>
         <w:tc>
           <w:tcPr>
-            <w:tcW w:type="dxa" w:w="2074"/>
-          </w:tcPr>
-          <w:p>
-            <w:r>
-              <w:rPr>
-                <w:rFonts w:ascii="Arial" w:hAnsi="Arial"/>
-                <w:sz w:val="16"/>
-              </w:rPr>
+            <w:tcW w:type="dxa" w:w="1728"/>
+          </w:tcPr>
+          <w:p>
+            <w:r>
               <w:t>181</w:t>
             </w:r>
           </w:p>
         </w:tc>
         <w:tc>
           <w:tcPr>
-            <w:tcW w:type="dxa" w:w="2074"/>
-          </w:tcPr>
-          <w:p>
-            <w:r>
-              <w:rPr>
-                <w:rFonts w:ascii="Arial" w:hAnsi="Arial"/>
-                <w:sz w:val="16"/>
-              </w:rPr>
+            <w:tcW w:type="dxa" w:w="1728"/>
+          </w:tcPr>
+          <w:p>
+            <w:r>
               <w:t>0.8357</w:t>
             </w:r>
           </w:p>
         </w:tc>
         <w:tc>
           <w:tcPr>
-            <w:tcW w:type="dxa" w:w="2074"/>
-          </w:tcPr>
-          <w:p>
-            <w:r>
-              <w:rPr>
-                <w:rFonts w:ascii="Arial" w:hAnsi="Arial"/>
-                <w:sz w:val="16"/>
-              </w:rPr>
+            <w:tcW w:type="dxa" w:w="1728"/>
+          </w:tcPr>
+          <w:p>
+            <w:r>
               <w:t>0.6464</w:t>
             </w:r>
           </w:p>
         </w:tc>
         <w:tc>
           <w:tcPr>
-            <w:tcW w:type="dxa" w:w="2074"/>
-          </w:tcPr>
-          <w:p>
-            <w:r>
-              <w:rPr>
-                <w:rFonts w:ascii="Arial" w:hAnsi="Arial"/>
-                <w:sz w:val="16"/>
-              </w:rPr>
+            <w:tcW w:type="dxa" w:w="1728"/>
+          </w:tcPr>
+          <w:p>
+            <w:r>
               <w:t>0.7290</w:t>
             </w:r>
           </w:p>
@@ -5206,70 +4028,50 @@
       <w:tr>
         <w:tc>
           <w:tcPr>
-            <w:tcW w:type="dxa" w:w="2074"/>
-          </w:tcPr>
-          <w:p>
-            <w:r>
-              <w:rPr>
-                <w:rFonts w:ascii="Arial" w:hAnsi="Arial"/>
-                <w:sz w:val="16"/>
-              </w:rPr>
+            <w:tcW w:type="dxa" w:w="1728"/>
+          </w:tcPr>
+          <w:p>
+            <w:r>
               <w:t>Tiksinti</w:t>
             </w:r>
           </w:p>
         </w:tc>
         <w:tc>
           <w:tcPr>
-            <w:tcW w:type="dxa" w:w="2074"/>
-          </w:tcPr>
-          <w:p>
-            <w:r>
-              <w:rPr>
-                <w:rFonts w:ascii="Arial" w:hAnsi="Arial"/>
-                <w:sz w:val="16"/>
-              </w:rPr>
+            <w:tcW w:type="dxa" w:w="1728"/>
+          </w:tcPr>
+          <w:p>
+            <w:r>
               <w:t>181</w:t>
             </w:r>
           </w:p>
         </w:tc>
         <w:tc>
           <w:tcPr>
-            <w:tcW w:type="dxa" w:w="2074"/>
-          </w:tcPr>
-          <w:p>
-            <w:r>
-              <w:rPr>
-                <w:rFonts w:ascii="Arial" w:hAnsi="Arial"/>
-                <w:sz w:val="16"/>
-              </w:rPr>
+            <w:tcW w:type="dxa" w:w="1728"/>
+          </w:tcPr>
+          <w:p>
+            <w:r>
               <w:t>0.6453</w:t>
             </w:r>
           </w:p>
         </w:tc>
         <w:tc>
           <w:tcPr>
-            <w:tcW w:type="dxa" w:w="2074"/>
-          </w:tcPr>
-          <w:p>
-            <w:r>
-              <w:rPr>
-                <w:rFonts w:ascii="Arial" w:hAnsi="Arial"/>
-                <w:sz w:val="16"/>
-              </w:rPr>
+            <w:tcW w:type="dxa" w:w="1728"/>
+          </w:tcPr>
+          <w:p>
+            <w:r>
               <w:t>0.6133</w:t>
             </w:r>
           </w:p>
         </w:tc>
         <w:tc>
           <w:tcPr>
-            <w:tcW w:type="dxa" w:w="2074"/>
-          </w:tcPr>
-          <w:p>
-            <w:r>
-              <w:rPr>
-                <w:rFonts w:ascii="Arial" w:hAnsi="Arial"/>
-                <w:sz w:val="16"/>
-              </w:rPr>
+            <w:tcW w:type="dxa" w:w="1728"/>
+          </w:tcPr>
+          <w:p>
+            <w:r>
               <w:t>0.6289</w:t>
             </w:r>
           </w:p>
@@ -5278,70 +4080,50 @@
       <w:tr>
         <w:tc>
           <w:tcPr>
-            <w:tcW w:type="dxa" w:w="2074"/>
-          </w:tcPr>
-          <w:p>
-            <w:r>
-              <w:rPr>
-                <w:rFonts w:ascii="Arial" w:hAnsi="Arial"/>
-                <w:sz w:val="16"/>
-              </w:rPr>
+            <w:tcW w:type="dxa" w:w="1728"/>
+          </w:tcPr>
+          <w:p>
+            <w:r>
               <w:t>Korku</w:t>
             </w:r>
           </w:p>
         </w:tc>
         <w:tc>
           <w:tcPr>
-            <w:tcW w:type="dxa" w:w="2074"/>
-          </w:tcPr>
-          <w:p>
-            <w:r>
-              <w:rPr>
-                <w:rFonts w:ascii="Arial" w:hAnsi="Arial"/>
-                <w:sz w:val="16"/>
-              </w:rPr>
+            <w:tcW w:type="dxa" w:w="1728"/>
+          </w:tcPr>
+          <w:p>
+            <w:r>
               <w:t>181</w:t>
             </w:r>
           </w:p>
         </w:tc>
         <w:tc>
           <w:tcPr>
-            <w:tcW w:type="dxa" w:w="2074"/>
-          </w:tcPr>
-          <w:p>
-            <w:r>
-              <w:rPr>
-                <w:rFonts w:ascii="Arial" w:hAnsi="Arial"/>
-                <w:sz w:val="16"/>
-              </w:rPr>
+            <w:tcW w:type="dxa" w:w="1728"/>
+          </w:tcPr>
+          <w:p>
+            <w:r>
               <w:t>0.4880</w:t>
             </w:r>
           </w:p>
         </w:tc>
         <w:tc>
           <w:tcPr>
-            <w:tcW w:type="dxa" w:w="2074"/>
-          </w:tcPr>
-          <w:p>
-            <w:r>
-              <w:rPr>
-                <w:rFonts w:ascii="Arial" w:hAnsi="Arial"/>
-                <w:sz w:val="16"/>
-              </w:rPr>
+            <w:tcW w:type="dxa" w:w="1728"/>
+          </w:tcPr>
+          <w:p>
+            <w:r>
               <w:t>0.6740</w:t>
             </w:r>
           </w:p>
         </w:tc>
         <w:tc>
           <w:tcPr>
-            <w:tcW w:type="dxa" w:w="2074"/>
-          </w:tcPr>
-          <w:p>
-            <w:r>
-              <w:rPr>
-                <w:rFonts w:ascii="Arial" w:hAnsi="Arial"/>
-                <w:sz w:val="16"/>
-              </w:rPr>
+            <w:tcW w:type="dxa" w:w="1728"/>
+          </w:tcPr>
+          <w:p>
+            <w:r>
               <w:t>0.5661</w:t>
             </w:r>
           </w:p>
@@ -5350,70 +4132,50 @@
       <w:tr>
         <w:tc>
           <w:tcPr>
-            <w:tcW w:type="dxa" w:w="2074"/>
-          </w:tcPr>
-          <w:p>
-            <w:r>
-              <w:rPr>
-                <w:rFonts w:ascii="Arial" w:hAnsi="Arial"/>
-                <w:sz w:val="16"/>
-              </w:rPr>
+            <w:tcW w:type="dxa" w:w="1728"/>
+          </w:tcPr>
+          <w:p>
+            <w:r>
               <w:t>Mutlu</w:t>
             </w:r>
           </w:p>
         </w:tc>
         <w:tc>
           <w:tcPr>
-            <w:tcW w:type="dxa" w:w="2074"/>
-          </w:tcPr>
-          <w:p>
-            <w:r>
-              <w:rPr>
-                <w:rFonts w:ascii="Arial" w:hAnsi="Arial"/>
-                <w:sz w:val="16"/>
-              </w:rPr>
+            <w:tcW w:type="dxa" w:w="1728"/>
+          </w:tcPr>
+          <w:p>
+            <w:r>
               <w:t>181</w:t>
             </w:r>
           </w:p>
         </w:tc>
         <w:tc>
           <w:tcPr>
-            <w:tcW w:type="dxa" w:w="2074"/>
-          </w:tcPr>
-          <w:p>
-            <w:r>
-              <w:rPr>
-                <w:rFonts w:ascii="Arial" w:hAnsi="Arial"/>
-                <w:sz w:val="16"/>
-              </w:rPr>
+            <w:tcW w:type="dxa" w:w="1728"/>
+          </w:tcPr>
+          <w:p>
+            <w:r>
               <w:t>0.6243</w:t>
             </w:r>
           </w:p>
         </w:tc>
         <w:tc>
           <w:tcPr>
-            <w:tcW w:type="dxa" w:w="2074"/>
-          </w:tcPr>
-          <w:p>
-            <w:r>
-              <w:rPr>
-                <w:rFonts w:ascii="Arial" w:hAnsi="Arial"/>
-                <w:sz w:val="16"/>
-              </w:rPr>
+            <w:tcW w:type="dxa" w:w="1728"/>
+          </w:tcPr>
+          <w:p>
+            <w:r>
               <w:t>0.6243</w:t>
             </w:r>
           </w:p>
         </w:tc>
         <w:tc>
           <w:tcPr>
-            <w:tcW w:type="dxa" w:w="2074"/>
-          </w:tcPr>
-          <w:p>
-            <w:r>
-              <w:rPr>
-                <w:rFonts w:ascii="Arial" w:hAnsi="Arial"/>
-                <w:sz w:val="16"/>
-              </w:rPr>
+            <w:tcW w:type="dxa" w:w="1728"/>
+          </w:tcPr>
+          <w:p>
+            <w:r>
               <w:t>0.6243</w:t>
             </w:r>
           </w:p>
@@ -5422,70 +4184,50 @@
       <w:tr>
         <w:tc>
           <w:tcPr>
-            <w:tcW w:type="dxa" w:w="2074"/>
-          </w:tcPr>
-          <w:p>
-            <w:r>
-              <w:rPr>
-                <w:rFonts w:ascii="Arial" w:hAnsi="Arial"/>
-                <w:sz w:val="16"/>
-              </w:rPr>
+            <w:tcW w:type="dxa" w:w="1728"/>
+          </w:tcPr>
+          <w:p>
+            <w:r>
               <w:t>Nötr</w:t>
             </w:r>
           </w:p>
         </w:tc>
         <w:tc>
           <w:tcPr>
-            <w:tcW w:type="dxa" w:w="2074"/>
-          </w:tcPr>
-          <w:p>
-            <w:r>
-              <w:rPr>
-                <w:rFonts w:ascii="Arial" w:hAnsi="Arial"/>
-                <w:sz w:val="16"/>
-              </w:rPr>
+            <w:tcW w:type="dxa" w:w="1728"/>
+          </w:tcPr>
+          <w:p>
+            <w:r>
               <w:t>155</w:t>
             </w:r>
           </w:p>
         </w:tc>
         <w:tc>
           <w:tcPr>
-            <w:tcW w:type="dxa" w:w="2074"/>
-          </w:tcPr>
-          <w:p>
-            <w:r>
-              <w:rPr>
-                <w:rFonts w:ascii="Arial" w:hAnsi="Arial"/>
-                <w:sz w:val="16"/>
-              </w:rPr>
+            <w:tcW w:type="dxa" w:w="1728"/>
+          </w:tcPr>
+          <w:p>
+            <w:r>
               <w:t>0.7652</w:t>
             </w:r>
           </w:p>
         </w:tc>
         <w:tc>
           <w:tcPr>
-            <w:tcW w:type="dxa" w:w="2074"/>
-          </w:tcPr>
-          <w:p>
-            <w:r>
-              <w:rPr>
-                <w:rFonts w:ascii="Arial" w:hAnsi="Arial"/>
-                <w:sz w:val="16"/>
-              </w:rPr>
+            <w:tcW w:type="dxa" w:w="1728"/>
+          </w:tcPr>
+          <w:p>
+            <w:r>
               <w:t>0.6516</w:t>
             </w:r>
           </w:p>
         </w:tc>
         <w:tc>
           <w:tcPr>
-            <w:tcW w:type="dxa" w:w="2074"/>
-          </w:tcPr>
-          <w:p>
-            <w:r>
-              <w:rPr>
-                <w:rFonts w:ascii="Arial" w:hAnsi="Arial"/>
-                <w:sz w:val="16"/>
-              </w:rPr>
+            <w:tcW w:type="dxa" w:w="1728"/>
+          </w:tcPr>
+          <w:p>
+            <w:r>
               <w:t>0.7038</w:t>
             </w:r>
           </w:p>
@@ -5494,70 +4236,50 @@
       <w:tr>
         <w:tc>
           <w:tcPr>
-            <w:tcW w:type="dxa" w:w="2074"/>
-          </w:tcPr>
-          <w:p>
-            <w:r>
-              <w:rPr>
-                <w:rFonts w:ascii="Arial" w:hAnsi="Arial"/>
-                <w:sz w:val="16"/>
-              </w:rPr>
+            <w:tcW w:type="dxa" w:w="1728"/>
+          </w:tcPr>
+          <w:p>
+            <w:r>
               <w:t>Üzgün</w:t>
             </w:r>
           </w:p>
         </w:tc>
         <w:tc>
           <w:tcPr>
-            <w:tcW w:type="dxa" w:w="2074"/>
-          </w:tcPr>
-          <w:p>
-            <w:r>
-              <w:rPr>
-                <w:rFonts w:ascii="Arial" w:hAnsi="Arial"/>
-                <w:sz w:val="16"/>
-              </w:rPr>
+            <w:tcW w:type="dxa" w:w="1728"/>
+          </w:tcPr>
+          <w:p>
+            <w:r>
               <w:t>181</w:t>
             </w:r>
           </w:p>
         </w:tc>
         <w:tc>
           <w:tcPr>
-            <w:tcW w:type="dxa" w:w="2074"/>
-          </w:tcPr>
-          <w:p>
-            <w:r>
-              <w:rPr>
-                <w:rFonts w:ascii="Arial" w:hAnsi="Arial"/>
-                <w:sz w:val="16"/>
-              </w:rPr>
+            <w:tcW w:type="dxa" w:w="1728"/>
+          </w:tcPr>
+          <w:p>
+            <w:r>
               <w:t>0.6054</w:t>
             </w:r>
           </w:p>
         </w:tc>
         <w:tc>
           <w:tcPr>
-            <w:tcW w:type="dxa" w:w="2074"/>
-          </w:tcPr>
-          <w:p>
-            <w:r>
-              <w:rPr>
-                <w:rFonts w:ascii="Arial" w:hAnsi="Arial"/>
-                <w:sz w:val="16"/>
-              </w:rPr>
+            <w:tcW w:type="dxa" w:w="1728"/>
+          </w:tcPr>
+          <w:p>
+            <w:r>
               <w:t>0.6188</w:t>
             </w:r>
           </w:p>
         </w:tc>
         <w:tc>
           <w:tcPr>
-            <w:tcW w:type="dxa" w:w="2074"/>
-          </w:tcPr>
-          <w:p>
-            <w:r>
-              <w:rPr>
-                <w:rFonts w:ascii="Arial" w:hAnsi="Arial"/>
-                <w:sz w:val="16"/>
-              </w:rPr>
+            <w:tcW w:type="dxa" w:w="1728"/>
+          </w:tcPr>
+          <w:p>
+            <w:r>
               <w:t>0.6120</w:t>
             </w:r>
           </w:p>
@@ -5572,7 +4294,7 @@
       <w:r>
         <w:drawing>
           <wp:inline xmlns:a="http://schemas.openxmlformats.org/drawingml/2006/main" xmlns:pic="http://schemas.openxmlformats.org/drawingml/2006/picture">
-            <wp:extent cx="5577840" cy="4719711"/>
+            <wp:extent cx="5669280" cy="4797083"/>
             <wp:docPr id="4" name="Picture 4"/>
             <wp:cNvGraphicFramePr>
               <a:graphicFrameLocks noChangeAspect="1"/>
@@ -5593,7 +4315,7 @@
                   <pic:spPr>
                     <a:xfrm>
                       <a:off x="0" y="0"/>
-                      <a:ext cx="5577840" cy="4719711"/>
+                      <a:ext cx="5669280" cy="4797083"/>
                     </a:xfrm>
                     <a:prstGeom prst="rect"/>
                   </pic:spPr>
@@ -5611,6 +4333,7 @@
       <w:r>
         <w:rPr>
           <w:i/>
+          <w:color w:val="556070"/>
           <w:sz w:val="18"/>
         </w:rPr>
         <w:t>Test kümesi karışıklık matrisi (satır bazında normalize).</w:t>
@@ -5625,9 +4348,6 @@
       </w:r>
     </w:p>
     <w:p>
-      <w:pPr>
-        <w:spacing w:after="120"/>
-      </w:pPr>
       <w:r>
         <w:t>Hiperparametre optimizasyonunun ardından, literatürün önerdiği ve önceden eğitilmiş model gerektirmeyen geliştirmeler denendi: CNN için SpecAugment tarzı zaman/frekans maskeleme [10], LSTM/GRU için dikkat havuzlaması [6] ve öznitelik gürültüsü. Artırmalar yalnızca eğitim yığınlarına uygulandı; geçerleme ve test dokunulmadan bırakıldı.</w:t>
       </w:r>
@@ -5635,33 +4355,33 @@
     <w:p>
       <w:r>
         <w:rPr>
-          <w:b/>
+          <w:i/>
+          <w:color w:val="556070"/>
+          <w:sz w:val="18"/>
         </w:rPr>
         <w:t>Yöntem 1: Log-Mel Spectrogram + CNN — geliştirme denemeleri (taban 0.5531).</w:t>
       </w:r>
     </w:p>
     <w:tbl>
       <w:tblPr>
-        <w:tblStyle w:val="TableGrid"/>
+        <w:tblStyle w:val="LightGrid-Accent1"/>
         <w:tblW w:type="auto" w:w="0"/>
         <w:tblLook w:firstColumn="1" w:firstRow="1" w:lastColumn="0" w:lastRow="0" w:noHBand="0" w:noVBand="1" w:val="04A0"/>
       </w:tblPr>
       <w:tblGrid>
-        <w:gridCol w:w="3456"/>
-        <w:gridCol w:w="3456"/>
-        <w:gridCol w:w="3456"/>
+        <w:gridCol w:w="2880"/>
+        <w:gridCol w:w="2880"/>
+        <w:gridCol w:w="2880"/>
       </w:tblGrid>
       <w:tr>
         <w:tc>
           <w:tcPr>
-            <w:tcW w:type="dxa" w:w="3456"/>
+            <w:tcW w:type="dxa" w:w="2880"/>
           </w:tcPr>
           <w:p>
             <w:r>
               <w:rPr>
-                <w:rFonts w:ascii="Arial" w:hAnsi="Arial"/>
                 <w:b/>
-                <w:sz w:val="16"/>
               </w:rPr>
               <w:t>Varyant</w:t>
             </w:r>
@@ -5669,14 +4389,12 @@
         </w:tc>
         <w:tc>
           <w:tcPr>
-            <w:tcW w:type="dxa" w:w="3456"/>
+            <w:tcW w:type="dxa" w:w="2880"/>
           </w:tcPr>
           <w:p>
             <w:r>
               <w:rPr>
-                <w:rFonts w:ascii="Arial" w:hAnsi="Arial"/>
                 <w:b/>
-                <w:sz w:val="16"/>
               </w:rPr>
               <w:t>Geçerleme macro-F1</w:t>
             </w:r>
@@ -5684,14 +4402,12 @@
         </w:tc>
         <w:tc>
           <w:tcPr>
-            <w:tcW w:type="dxa" w:w="3456"/>
+            <w:tcW w:type="dxa" w:w="2880"/>
           </w:tcPr>
           <w:p>
             <w:r>
               <w:rPr>
-                <w:rFonts w:ascii="Arial" w:hAnsi="Arial"/>
                 <w:b/>
-                <w:sz w:val="16"/>
               </w:rPr>
               <w:t>Kazanana göre fark</w:t>
             </w:r>
@@ -5701,42 +4417,30 @@
       <w:tr>
         <w:tc>
           <w:tcPr>
-            <w:tcW w:type="dxa" w:w="3456"/>
-          </w:tcPr>
-          <w:p>
-            <w:r>
-              <w:rPr>
-                <w:rFonts w:ascii="Arial" w:hAnsi="Arial"/>
-                <w:sz w:val="16"/>
-              </w:rPr>
+            <w:tcW w:type="dxa" w:w="2880"/>
+          </w:tcPr>
+          <w:p>
+            <w:r>
               <w:t>SpecAugment maskeleme</w:t>
             </w:r>
           </w:p>
         </w:tc>
         <w:tc>
           <w:tcPr>
-            <w:tcW w:type="dxa" w:w="3456"/>
-          </w:tcPr>
-          <w:p>
-            <w:r>
-              <w:rPr>
-                <w:rFonts w:ascii="Arial" w:hAnsi="Arial"/>
-                <w:sz w:val="16"/>
-              </w:rPr>
+            <w:tcW w:type="dxa" w:w="2880"/>
+          </w:tcPr>
+          <w:p>
+            <w:r>
               <w:t>0.5606</w:t>
             </w:r>
           </w:p>
         </w:tc>
         <w:tc>
           <w:tcPr>
-            <w:tcW w:type="dxa" w:w="3456"/>
-          </w:tcPr>
-          <w:p>
-            <w:r>
-              <w:rPr>
-                <w:rFonts w:ascii="Arial" w:hAnsi="Arial"/>
-                <w:sz w:val="16"/>
-              </w:rPr>
+            <w:tcW w:type="dxa" w:w="2880"/>
+          </w:tcPr>
+          <w:p>
+            <w:r>
               <w:t>+0.0075</w:t>
             </w:r>
           </w:p>
@@ -5745,42 +4449,30 @@
       <w:tr>
         <w:tc>
           <w:tcPr>
-            <w:tcW w:type="dxa" w:w="3456"/>
-          </w:tcPr>
-          <w:p>
-            <w:r>
-              <w:rPr>
-                <w:rFonts w:ascii="Arial" w:hAnsi="Arial"/>
-                <w:sz w:val="16"/>
-              </w:rPr>
+            <w:tcW w:type="dxa" w:w="2880"/>
+          </w:tcPr>
+          <w:p>
+            <w:r>
               <w:t>SpecAugment (hafif)</w:t>
             </w:r>
           </w:p>
         </w:tc>
         <w:tc>
           <w:tcPr>
-            <w:tcW w:type="dxa" w:w="3456"/>
-          </w:tcPr>
-          <w:p>
-            <w:r>
-              <w:rPr>
-                <w:rFonts w:ascii="Arial" w:hAnsi="Arial"/>
-                <w:sz w:val="16"/>
-              </w:rPr>
+            <w:tcW w:type="dxa" w:w="2880"/>
+          </w:tcPr>
+          <w:p>
+            <w:r>
               <w:t>0.5453</w:t>
             </w:r>
           </w:p>
         </w:tc>
         <w:tc>
           <w:tcPr>
-            <w:tcW w:type="dxa" w:w="3456"/>
-          </w:tcPr>
-          <w:p>
-            <w:r>
-              <w:rPr>
-                <w:rFonts w:ascii="Arial" w:hAnsi="Arial"/>
-                <w:sz w:val="16"/>
-              </w:rPr>
+            <w:tcW w:type="dxa" w:w="2880"/>
+          </w:tcPr>
+          <w:p>
+            <w:r>
               <w:t>-0.0078</w:t>
             </w:r>
           </w:p>
@@ -5789,9 +4481,6 @@
     </w:tbl>
     <w:p/>
     <w:p>
-      <w:pPr>
-        <w:spacing w:after="120"/>
-      </w:pPr>
       <w:r>
         <w:t>En iyi varyant (SpecAugment maskeleme) geçerlemede kazananı geçtiği için test kümesinde de değerlendirildi: doğruluk 0.6292, macro-F1 0.6301.</w:t>
       </w:r>
@@ -5799,33 +4488,33 @@
     <w:p>
       <w:r>
         <w:rPr>
-          <w:b/>
+          <w:i/>
+          <w:color w:val="556070"/>
+          <w:sz w:val="18"/>
         </w:rPr>
         <w:t>Yöntem 2: Aralık Öznitelik Serisi + LSTM/GRU — geliştirme denemeleri (taban 0.5638).</w:t>
       </w:r>
     </w:p>
     <w:tbl>
       <w:tblPr>
-        <w:tblStyle w:val="TableGrid"/>
+        <w:tblStyle w:val="LightGrid-Accent1"/>
         <w:tblW w:type="auto" w:w="0"/>
         <w:tblLook w:firstColumn="1" w:firstRow="1" w:lastColumn="0" w:lastRow="0" w:noHBand="0" w:noVBand="1" w:val="04A0"/>
       </w:tblPr>
       <w:tblGrid>
-        <w:gridCol w:w="3456"/>
-        <w:gridCol w:w="3456"/>
-        <w:gridCol w:w="3456"/>
+        <w:gridCol w:w="2880"/>
+        <w:gridCol w:w="2880"/>
+        <w:gridCol w:w="2880"/>
       </w:tblGrid>
       <w:tr>
         <w:tc>
           <w:tcPr>
-            <w:tcW w:type="dxa" w:w="3456"/>
+            <w:tcW w:type="dxa" w:w="2880"/>
           </w:tcPr>
           <w:p>
             <w:r>
               <w:rPr>
-                <w:rFonts w:ascii="Arial" w:hAnsi="Arial"/>
                 <w:b/>
-                <w:sz w:val="16"/>
               </w:rPr>
               <w:t>Varyant</w:t>
             </w:r>
@@ -5833,14 +4522,12 @@
         </w:tc>
         <w:tc>
           <w:tcPr>
-            <w:tcW w:type="dxa" w:w="3456"/>
+            <w:tcW w:type="dxa" w:w="2880"/>
           </w:tcPr>
           <w:p>
             <w:r>
               <w:rPr>
-                <w:rFonts w:ascii="Arial" w:hAnsi="Arial"/>
                 <w:b/>
-                <w:sz w:val="16"/>
               </w:rPr>
               <w:t>Geçerleme macro-F1</w:t>
             </w:r>
@@ -5848,14 +4535,12 @@
         </w:tc>
         <w:tc>
           <w:tcPr>
-            <w:tcW w:type="dxa" w:w="3456"/>
+            <w:tcW w:type="dxa" w:w="2880"/>
           </w:tcPr>
           <w:p>
             <w:r>
               <w:rPr>
-                <w:rFonts w:ascii="Arial" w:hAnsi="Arial"/>
                 <w:b/>
-                <w:sz w:val="16"/>
               </w:rPr>
               <w:t>Kazanana göre fark</w:t>
             </w:r>
@@ -5865,42 +4550,30 @@
       <w:tr>
         <w:tc>
           <w:tcPr>
-            <w:tcW w:type="dxa" w:w="3456"/>
-          </w:tcPr>
-          <w:p>
-            <w:r>
-              <w:rPr>
-                <w:rFonts w:ascii="Arial" w:hAnsi="Arial"/>
-                <w:sz w:val="16"/>
-              </w:rPr>
+            <w:tcW w:type="dxa" w:w="2880"/>
+          </w:tcPr>
+          <w:p>
+            <w:r>
               <w:t>Dikkat (attention) havuzlama</w:t>
             </w:r>
           </w:p>
         </w:tc>
         <w:tc>
           <w:tcPr>
-            <w:tcW w:type="dxa" w:w="3456"/>
-          </w:tcPr>
-          <w:p>
-            <w:r>
-              <w:rPr>
-                <w:rFonts w:ascii="Arial" w:hAnsi="Arial"/>
-                <w:sz w:val="16"/>
-              </w:rPr>
+            <w:tcW w:type="dxa" w:w="2880"/>
+          </w:tcPr>
+          <w:p>
+            <w:r>
               <w:t>0.5542</w:t>
             </w:r>
           </w:p>
         </w:tc>
         <w:tc>
           <w:tcPr>
-            <w:tcW w:type="dxa" w:w="3456"/>
-          </w:tcPr>
-          <w:p>
-            <w:r>
-              <w:rPr>
-                <w:rFonts w:ascii="Arial" w:hAnsi="Arial"/>
-                <w:sz w:val="16"/>
-              </w:rPr>
+            <w:tcW w:type="dxa" w:w="2880"/>
+          </w:tcPr>
+          <w:p>
+            <w:r>
               <w:t>-0.0096</w:t>
             </w:r>
           </w:p>
@@ -5909,42 +4582,30 @@
       <w:tr>
         <w:tc>
           <w:tcPr>
-            <w:tcW w:type="dxa" w:w="3456"/>
-          </w:tcPr>
-          <w:p>
-            <w:r>
-              <w:rPr>
-                <w:rFonts w:ascii="Arial" w:hAnsi="Arial"/>
-                <w:sz w:val="16"/>
-              </w:rPr>
+            <w:tcW w:type="dxa" w:w="2880"/>
+          </w:tcPr>
+          <w:p>
+            <w:r>
               <w:t>Öznitelik gürültüsü (std=0,1)</w:t>
             </w:r>
           </w:p>
         </w:tc>
         <w:tc>
           <w:tcPr>
-            <w:tcW w:type="dxa" w:w="3456"/>
-          </w:tcPr>
-          <w:p>
-            <w:r>
-              <w:rPr>
-                <w:rFonts w:ascii="Arial" w:hAnsi="Arial"/>
-                <w:sz w:val="16"/>
-              </w:rPr>
+            <w:tcW w:type="dxa" w:w="2880"/>
+          </w:tcPr>
+          <w:p>
+            <w:r>
               <w:t>0.5602</w:t>
             </w:r>
           </w:p>
         </w:tc>
         <w:tc>
           <w:tcPr>
-            <w:tcW w:type="dxa" w:w="3456"/>
-          </w:tcPr>
-          <w:p>
-            <w:r>
-              <w:rPr>
-                <w:rFonts w:ascii="Arial" w:hAnsi="Arial"/>
-                <w:sz w:val="16"/>
-              </w:rPr>
+            <w:tcW w:type="dxa" w:w="2880"/>
+          </w:tcPr>
+          <w:p>
+            <w:r>
               <w:t>-0.0036</w:t>
             </w:r>
           </w:p>
@@ -5953,42 +4614,30 @@
       <w:tr>
         <w:tc>
           <w:tcPr>
-            <w:tcW w:type="dxa" w:w="3456"/>
-          </w:tcPr>
-          <w:p>
-            <w:r>
-              <w:rPr>
-                <w:rFonts w:ascii="Arial" w:hAnsi="Arial"/>
-                <w:sz w:val="16"/>
-              </w:rPr>
+            <w:tcW w:type="dxa" w:w="2880"/>
+          </w:tcPr>
+          <w:p>
+            <w:r>
               <w:t>Dikkat + gürültü</w:t>
             </w:r>
           </w:p>
         </w:tc>
         <w:tc>
           <w:tcPr>
-            <w:tcW w:type="dxa" w:w="3456"/>
-          </w:tcPr>
-          <w:p>
-            <w:r>
-              <w:rPr>
-                <w:rFonts w:ascii="Arial" w:hAnsi="Arial"/>
-                <w:sz w:val="16"/>
-              </w:rPr>
+            <w:tcW w:type="dxa" w:w="2880"/>
+          </w:tcPr>
+          <w:p>
+            <w:r>
               <w:t>0.5597</w:t>
             </w:r>
           </w:p>
         </w:tc>
         <w:tc>
           <w:tcPr>
-            <w:tcW w:type="dxa" w:w="3456"/>
-          </w:tcPr>
-          <w:p>
-            <w:r>
-              <w:rPr>
-                <w:rFonts w:ascii="Arial" w:hAnsi="Arial"/>
-                <w:sz w:val="16"/>
-              </w:rPr>
+            <w:tcW w:type="dxa" w:w="2880"/>
+          </w:tcPr>
+          <w:p>
+            <w:r>
               <w:t>-0.0041</w:t>
             </w:r>
           </w:p>
@@ -5997,9 +4646,6 @@
     </w:tbl>
     <w:p/>
     <w:p>
-      <w:pPr>
-        <w:spacing w:after="120"/>
-      </w:pPr>
       <w:r>
         <w:t>Yöntem 2: Aralık Öznitelik Serisi + LSTM/GRU için hiçbir varyant geçerlemede kazananı geçemedi; test tekrarı yapılmadı.</w:t>
       </w:r>
@@ -6015,37 +4661,37 @@
     <w:p>
       <w:r>
         <w:rPr>
-          <w:b/>
+          <w:i/>
+          <w:color w:val="556070"/>
+          <w:sz w:val="18"/>
         </w:rPr>
         <w:t>Final yöntemleri ve önceki aşama sonuçları.</w:t>
       </w:r>
     </w:p>
     <w:tbl>
       <w:tblPr>
-        <w:tblStyle w:val="TableGrid"/>
+        <w:tblStyle w:val="LightGrid-Accent1"/>
         <w:tblW w:type="auto" w:w="0"/>
         <w:tblLook w:firstColumn="1" w:firstRow="1" w:lastColumn="0" w:lastRow="0" w:noHBand="0" w:noVBand="1" w:val="04A0"/>
       </w:tblPr>
       <w:tblGrid>
-        <w:gridCol w:w="1481"/>
-        <w:gridCol w:w="1481"/>
-        <w:gridCol w:w="1481"/>
-        <w:gridCol w:w="1481"/>
-        <w:gridCol w:w="1481"/>
-        <w:gridCol w:w="1481"/>
-        <w:gridCol w:w="1481"/>
+        <w:gridCol w:w="1234"/>
+        <w:gridCol w:w="1234"/>
+        <w:gridCol w:w="1234"/>
+        <w:gridCol w:w="1234"/>
+        <w:gridCol w:w="1234"/>
+        <w:gridCol w:w="1234"/>
+        <w:gridCol w:w="1234"/>
       </w:tblGrid>
       <w:tr>
         <w:tc>
           <w:tcPr>
-            <w:tcW w:type="dxa" w:w="1481"/>
+            <w:tcW w:type="dxa" w:w="1234"/>
           </w:tcPr>
           <w:p>
             <w:r>
               <w:rPr>
-                <w:rFonts w:ascii="Arial" w:hAnsi="Arial"/>
                 <w:b/>
-                <w:sz w:val="16"/>
               </w:rPr>
               <w:t>Model</w:t>
             </w:r>
@@ -6053,14 +4699,12 @@
         </w:tc>
         <w:tc>
           <w:tcPr>
-            <w:tcW w:type="dxa" w:w="1481"/>
+            <w:tcW w:type="dxa" w:w="1234"/>
           </w:tcPr>
           <w:p>
             <w:r>
               <w:rPr>
-                <w:rFonts w:ascii="Arial" w:hAnsi="Arial"/>
                 <w:b/>
-                <w:sz w:val="16"/>
               </w:rPr>
               <w:t>Kaynak</w:t>
             </w:r>
@@ -6068,14 +4712,12 @@
         </w:tc>
         <w:tc>
           <w:tcPr>
-            <w:tcW w:type="dxa" w:w="1481"/>
+            <w:tcW w:type="dxa" w:w="1234"/>
           </w:tcPr>
           <w:p>
             <w:r>
               <w:rPr>
-                <w:rFonts w:ascii="Arial" w:hAnsi="Arial"/>
                 <w:b/>
-                <w:sz w:val="16"/>
               </w:rPr>
               <w:t>Geçerleme macro-F1</w:t>
             </w:r>
@@ -6083,14 +4725,12 @@
         </w:tc>
         <w:tc>
           <w:tcPr>
-            <w:tcW w:type="dxa" w:w="1481"/>
+            <w:tcW w:type="dxa" w:w="1234"/>
           </w:tcPr>
           <w:p>
             <w:r>
               <w:rPr>
-                <w:rFonts w:ascii="Arial" w:hAnsi="Arial"/>
                 <w:b/>
-                <w:sz w:val="16"/>
               </w:rPr>
               <w:t>Test doğruluk</w:t>
             </w:r>
@@ -6098,14 +4738,12 @@
         </w:tc>
         <w:tc>
           <w:tcPr>
-            <w:tcW w:type="dxa" w:w="1481"/>
+            <w:tcW w:type="dxa" w:w="1234"/>
           </w:tcPr>
           <w:p>
             <w:r>
               <w:rPr>
-                <w:rFonts w:ascii="Arial" w:hAnsi="Arial"/>
                 <w:b/>
-                <w:sz w:val="16"/>
               </w:rPr>
               <w:t>Test dengeli doğruluk</w:t>
             </w:r>
@@ -6113,14 +4751,12 @@
         </w:tc>
         <w:tc>
           <w:tcPr>
-            <w:tcW w:type="dxa" w:w="1481"/>
+            <w:tcW w:type="dxa" w:w="1234"/>
           </w:tcPr>
           <w:p>
             <w:r>
               <w:rPr>
-                <w:rFonts w:ascii="Arial" w:hAnsi="Arial"/>
                 <w:b/>
-                <w:sz w:val="16"/>
               </w:rPr>
               <w:t>Test macro-F1</w:t>
             </w:r>
@@ -6128,14 +4764,12 @@
         </w:tc>
         <w:tc>
           <w:tcPr>
-            <w:tcW w:type="dxa" w:w="1481"/>
+            <w:tcW w:type="dxa" w:w="1234"/>
           </w:tcPr>
           <w:p>
             <w:r>
               <w:rPr>
-                <w:rFonts w:ascii="Arial" w:hAnsi="Arial"/>
                 <w:b/>
-                <w:sz w:val="16"/>
               </w:rPr>
               <w:t>Test ağırlıklı F1</w:t>
             </w:r>
@@ -6145,98 +4779,70 @@
       <w:tr>
         <w:tc>
           <w:tcPr>
-            <w:tcW w:type="dxa" w:w="1481"/>
-          </w:tcPr>
-          <w:p>
-            <w:r>
-              <w:rPr>
-                <w:rFonts w:ascii="Arial" w:hAnsi="Arial"/>
-                <w:sz w:val="16"/>
-              </w:rPr>
+            <w:tcW w:type="dxa" w:w="1234"/>
+          </w:tcPr>
+          <w:p>
+            <w:r>
               <w:t>Yöntem 1: Mel + CNN</w:t>
             </w:r>
           </w:p>
         </w:tc>
         <w:tc>
           <w:tcPr>
-            <w:tcW w:type="dxa" w:w="1481"/>
-          </w:tcPr>
-          <w:p>
-            <w:r>
-              <w:rPr>
-                <w:rFonts w:ascii="Arial" w:hAnsi="Arial"/>
-                <w:sz w:val="16"/>
-              </w:rPr>
+            <w:tcW w:type="dxa" w:w="1234"/>
+          </w:tcPr>
+          <w:p>
+            <w:r>
               <w:t>Final</w:t>
             </w:r>
           </w:p>
         </w:tc>
         <w:tc>
           <w:tcPr>
-            <w:tcW w:type="dxa" w:w="1481"/>
-          </w:tcPr>
-          <w:p>
-            <w:r>
-              <w:rPr>
-                <w:rFonts w:ascii="Arial" w:hAnsi="Arial"/>
-                <w:sz w:val="16"/>
-              </w:rPr>
+            <w:tcW w:type="dxa" w:w="1234"/>
+          </w:tcPr>
+          <w:p>
+            <w:r>
               <w:t>0.5531</w:t>
             </w:r>
           </w:p>
         </w:tc>
         <w:tc>
           <w:tcPr>
-            <w:tcW w:type="dxa" w:w="1481"/>
-          </w:tcPr>
-          <w:p>
-            <w:r>
-              <w:rPr>
-                <w:rFonts w:ascii="Arial" w:hAnsi="Arial"/>
-                <w:sz w:val="16"/>
-              </w:rPr>
+            <w:tcW w:type="dxa" w:w="1234"/>
+          </w:tcPr>
+          <w:p>
+            <w:r>
               <w:t>0.6264</w:t>
             </w:r>
           </w:p>
         </w:tc>
         <w:tc>
           <w:tcPr>
-            <w:tcW w:type="dxa" w:w="1481"/>
-          </w:tcPr>
-          <w:p>
-            <w:r>
-              <w:rPr>
-                <w:rFonts w:ascii="Arial" w:hAnsi="Arial"/>
-                <w:sz w:val="16"/>
-              </w:rPr>
+            <w:tcW w:type="dxa" w:w="1234"/>
+          </w:tcPr>
+          <w:p>
+            <w:r>
               <w:t>0.6281</w:t>
             </w:r>
           </w:p>
         </w:tc>
         <w:tc>
           <w:tcPr>
-            <w:tcW w:type="dxa" w:w="1481"/>
-          </w:tcPr>
-          <w:p>
-            <w:r>
-              <w:rPr>
-                <w:rFonts w:ascii="Arial" w:hAnsi="Arial"/>
-                <w:sz w:val="16"/>
-              </w:rPr>
+            <w:tcW w:type="dxa" w:w="1234"/>
+          </w:tcPr>
+          <w:p>
+            <w:r>
               <w:t>0.6282</w:t>
             </w:r>
           </w:p>
         </w:tc>
         <w:tc>
           <w:tcPr>
-            <w:tcW w:type="dxa" w:w="1481"/>
-          </w:tcPr>
-          <w:p>
-            <w:r>
-              <w:rPr>
-                <w:rFonts w:ascii="Arial" w:hAnsi="Arial"/>
-                <w:sz w:val="16"/>
-              </w:rPr>
+            <w:tcW w:type="dxa" w:w="1234"/>
+          </w:tcPr>
+          <w:p>
+            <w:r>
               <w:t>0.6256</w:t>
             </w:r>
           </w:p>
@@ -6245,98 +4851,70 @@
       <w:tr>
         <w:tc>
           <w:tcPr>
-            <w:tcW w:type="dxa" w:w="1481"/>
-          </w:tcPr>
-          <w:p>
-            <w:r>
-              <w:rPr>
-                <w:rFonts w:ascii="Arial" w:hAnsi="Arial"/>
-                <w:sz w:val="16"/>
-              </w:rPr>
-              <w:t>Yöntem 2: Aralık + LSTM/GRU</w:t>
-            </w:r>
-          </w:p>
-        </w:tc>
-        <w:tc>
-          <w:tcPr>
-            <w:tcW w:type="dxa" w:w="1481"/>
-          </w:tcPr>
-          <w:p>
-            <w:r>
-              <w:rPr>
-                <w:rFonts w:ascii="Arial" w:hAnsi="Arial"/>
-                <w:sz w:val="16"/>
-              </w:rPr>
-              <w:t>Final</w:t>
-            </w:r>
-          </w:p>
-        </w:tc>
-        <w:tc>
-          <w:tcPr>
-            <w:tcW w:type="dxa" w:w="1481"/>
-          </w:tcPr>
-          <w:p>
-            <w:r>
-              <w:rPr>
-                <w:rFonts w:ascii="Arial" w:hAnsi="Arial"/>
-                <w:sz w:val="16"/>
-              </w:rPr>
+            <w:tcW w:type="dxa" w:w="1234"/>
+          </w:tcPr>
+          <w:p>
+            <w:r>
+              <w:t>Yöntem 2: Aralık + LSTM/GRU (arama kazananı, taban özn.)</w:t>
+            </w:r>
+          </w:p>
+        </w:tc>
+        <w:tc>
+          <w:tcPr>
+            <w:tcW w:type="dxa" w:w="1234"/>
+          </w:tcPr>
+          <w:p>
+            <w:r>
+              <w:t>Ara aşama</w:t>
+            </w:r>
+          </w:p>
+        </w:tc>
+        <w:tc>
+          <w:tcPr>
+            <w:tcW w:type="dxa" w:w="1234"/>
+          </w:tcPr>
+          <w:p>
+            <w:r>
               <w:t>0.5638</w:t>
             </w:r>
           </w:p>
         </w:tc>
         <w:tc>
           <w:tcPr>
-            <w:tcW w:type="dxa" w:w="1481"/>
-          </w:tcPr>
-          <w:p>
-            <w:r>
-              <w:rPr>
-                <w:rFonts w:ascii="Arial" w:hAnsi="Arial"/>
-                <w:sz w:val="16"/>
-              </w:rPr>
+            <w:tcW w:type="dxa" w:w="1234"/>
+          </w:tcPr>
+          <w:p>
+            <w:r>
               <w:t>0.6377</w:t>
             </w:r>
           </w:p>
         </w:tc>
         <w:tc>
           <w:tcPr>
-            <w:tcW w:type="dxa" w:w="1481"/>
-          </w:tcPr>
-          <w:p>
-            <w:r>
-              <w:rPr>
-                <w:rFonts w:ascii="Arial" w:hAnsi="Arial"/>
-                <w:sz w:val="16"/>
-              </w:rPr>
+            <w:tcW w:type="dxa" w:w="1234"/>
+          </w:tcPr>
+          <w:p>
+            <w:r>
               <w:t>0.6381</w:t>
             </w:r>
           </w:p>
         </w:tc>
         <w:tc>
           <w:tcPr>
-            <w:tcW w:type="dxa" w:w="1481"/>
-          </w:tcPr>
-          <w:p>
-            <w:r>
-              <w:rPr>
-                <w:rFonts w:ascii="Arial" w:hAnsi="Arial"/>
-                <w:sz w:val="16"/>
-              </w:rPr>
+            <w:tcW w:type="dxa" w:w="1234"/>
+          </w:tcPr>
+          <w:p>
+            <w:r>
               <w:t>0.6440</w:t>
             </w:r>
           </w:p>
         </w:tc>
         <w:tc>
           <w:tcPr>
-            <w:tcW w:type="dxa" w:w="1481"/>
-          </w:tcPr>
-          <w:p>
-            <w:r>
-              <w:rPr>
-                <w:rFonts w:ascii="Arial" w:hAnsi="Arial"/>
-                <w:sz w:val="16"/>
-              </w:rPr>
+            <w:tcW w:type="dxa" w:w="1234"/>
+          </w:tcPr>
+          <w:p>
+            <w:r>
               <w:t>0.6426</w:t>
             </w:r>
           </w:p>
@@ -6345,99 +4923,71 @@
       <w:tr>
         <w:tc>
           <w:tcPr>
-            <w:tcW w:type="dxa" w:w="1481"/>
-          </w:tcPr>
-          <w:p>
-            <w:r>
-              <w:rPr>
-                <w:rFonts w:ascii="Arial" w:hAnsi="Arial"/>
-                <w:sz w:val="16"/>
-              </w:rPr>
-              <w:t>MLP (mel vektörü)</w:t>
-            </w:r>
-          </w:p>
-        </w:tc>
-        <w:tc>
-          <w:tcPr>
-            <w:tcW w:type="dxa" w:w="1481"/>
-          </w:tcPr>
-          <w:p>
-            <w:r>
-              <w:rPr>
-                <w:rFonts w:ascii="Arial" w:hAnsi="Arial"/>
-                <w:sz w:val="16"/>
-              </w:rPr>
-              <w:t>Ödev 3 (alt küme)</w:t>
-            </w:r>
-          </w:p>
-        </w:tc>
-        <w:tc>
-          <w:tcPr>
-            <w:tcW w:type="dxa" w:w="1481"/>
-          </w:tcPr>
-          <w:p>
-            <w:r>
-              <w:rPr>
-                <w:rFonts w:ascii="Arial" w:hAnsi="Arial"/>
-                <w:sz w:val="16"/>
-              </w:rPr>
-              <w:t>0.4845</w:t>
-            </w:r>
-          </w:p>
-        </w:tc>
-        <w:tc>
-          <w:tcPr>
-            <w:tcW w:type="dxa" w:w="1481"/>
-          </w:tcPr>
-          <w:p>
-            <w:r>
-              <w:rPr>
-                <w:rFonts w:ascii="Arial" w:hAnsi="Arial"/>
-                <w:sz w:val="16"/>
-              </w:rPr>
-              <w:t>0.4424</w:t>
-            </w:r>
-          </w:p>
-        </w:tc>
-        <w:tc>
-          <w:tcPr>
-            <w:tcW w:type="dxa" w:w="1481"/>
-          </w:tcPr>
-          <w:p>
-            <w:r>
-              <w:rPr>
-                <w:rFonts w:ascii="Arial" w:hAnsi="Arial"/>
-                <w:sz w:val="16"/>
-              </w:rPr>
-              <w:t>0.4416</w:t>
-            </w:r>
-          </w:p>
-        </w:tc>
-        <w:tc>
-          <w:tcPr>
-            <w:tcW w:type="dxa" w:w="1481"/>
-          </w:tcPr>
-          <w:p>
-            <w:r>
-              <w:rPr>
-                <w:rFonts w:ascii="Arial" w:hAnsi="Arial"/>
-                <w:sz w:val="16"/>
-              </w:rPr>
-              <w:t>0.4299</w:t>
-            </w:r>
-          </w:p>
-        </w:tc>
-        <w:tc>
-          <w:tcPr>
-            <w:tcW w:type="dxa" w:w="1481"/>
-          </w:tcPr>
-          <w:p>
-            <w:r>
-              <w:rPr>
-                <w:rFonts w:ascii="Arial" w:hAnsi="Arial"/>
-                <w:sz w:val="16"/>
-              </w:rPr>
-              <w:t>0.4283</w:t>
+            <w:tcW w:type="dxa" w:w="1234"/>
+          </w:tcPr>
+          <w:p>
+            <w:r>
+              <w:t>Yöntem 2: nihai (jitter+kontrast, 5 koşu ort.)</w:t>
+            </w:r>
+          </w:p>
+        </w:tc>
+        <w:tc>
+          <w:tcPr>
+            <w:tcW w:type="dxa" w:w="1234"/>
+          </w:tcPr>
+          <w:p>
+            <w:r>
+              <w:t>Final</w:t>
+            </w:r>
+          </w:p>
+        </w:tc>
+        <w:tc>
+          <w:tcPr>
+            <w:tcW w:type="dxa" w:w="1234"/>
+          </w:tcPr>
+          <w:p>
+            <w:r>
+              <w:t>—</w:t>
+            </w:r>
+          </w:p>
+        </w:tc>
+        <w:tc>
+          <w:tcPr>
+            <w:tcW w:type="dxa" w:w="1234"/>
+          </w:tcPr>
+          <w:p>
+            <w:r>
+              <w:t>0.669</w:t>
+            </w:r>
+          </w:p>
+        </w:tc>
+        <w:tc>
+          <w:tcPr>
+            <w:tcW w:type="dxa" w:w="1234"/>
+          </w:tcPr>
+          <w:p>
+            <w:r>
+              <w:t>0.670</w:t>
+            </w:r>
+          </w:p>
+        </w:tc>
+        <w:tc>
+          <w:tcPr>
+            <w:tcW w:type="dxa" w:w="1234"/>
+          </w:tcPr>
+          <w:p>
+            <w:r>
+              <w:t>0.673</w:t>
+            </w:r>
+          </w:p>
+        </w:tc>
+        <w:tc>
+          <w:tcPr>
+            <w:tcW w:type="dxa" w:w="1234"/>
+          </w:tcPr>
+          <w:p>
+            <w:r>
+              <w:t>—</w:t>
             </w:r>
           </w:p>
         </w:tc>
@@ -6445,99 +4995,71 @@
       <w:tr>
         <w:tc>
           <w:tcPr>
-            <w:tcW w:type="dxa" w:w="1481"/>
-          </w:tcPr>
-          <w:p>
-            <w:r>
-              <w:rPr>
-                <w:rFonts w:ascii="Arial" w:hAnsi="Arial"/>
-                <w:sz w:val="16"/>
-              </w:rPr>
-              <w:t>Gradient Boosting</w:t>
-            </w:r>
-          </w:p>
-        </w:tc>
-        <w:tc>
-          <w:tcPr>
-            <w:tcW w:type="dxa" w:w="1481"/>
-          </w:tcPr>
-          <w:p>
-            <w:r>
-              <w:rPr>
-                <w:rFonts w:ascii="Arial" w:hAnsi="Arial"/>
-                <w:sz w:val="16"/>
-              </w:rPr>
-              <w:t>Ödev 2 (alt küme)</w:t>
-            </w:r>
-          </w:p>
-        </w:tc>
-        <w:tc>
-          <w:tcPr>
-            <w:tcW w:type="dxa" w:w="1481"/>
-          </w:tcPr>
-          <w:p>
-            <w:r>
-              <w:rPr>
-                <w:rFonts w:ascii="Arial" w:hAnsi="Arial"/>
-                <w:sz w:val="16"/>
-              </w:rPr>
-              <w:t>-</w:t>
-            </w:r>
-          </w:p>
-        </w:tc>
-        <w:tc>
-          <w:tcPr>
-            <w:tcW w:type="dxa" w:w="1481"/>
-          </w:tcPr>
-          <w:p>
-            <w:r>
-              <w:rPr>
-                <w:rFonts w:ascii="Arial" w:hAnsi="Arial"/>
-                <w:sz w:val="16"/>
-              </w:rPr>
-              <w:t>0.5202</w:t>
-            </w:r>
-          </w:p>
-        </w:tc>
-        <w:tc>
-          <w:tcPr>
-            <w:tcW w:type="dxa" w:w="1481"/>
-          </w:tcPr>
-          <w:p>
-            <w:r>
-              <w:rPr>
-                <w:rFonts w:ascii="Arial" w:hAnsi="Arial"/>
-                <w:sz w:val="16"/>
-              </w:rPr>
-              <w:t>0.5179</w:t>
-            </w:r>
-          </w:p>
-        </w:tc>
-        <w:tc>
-          <w:tcPr>
-            <w:tcW w:type="dxa" w:w="1481"/>
-          </w:tcPr>
-          <w:p>
-            <w:r>
-              <w:rPr>
-                <w:rFonts w:ascii="Arial" w:hAnsi="Arial"/>
-                <w:sz w:val="16"/>
-              </w:rPr>
-              <w:t>0.5144</w:t>
-            </w:r>
-          </w:p>
-        </w:tc>
-        <w:tc>
-          <w:tcPr>
-            <w:tcW w:type="dxa" w:w="1481"/>
-          </w:tcPr>
-          <w:p>
-            <w:r>
-              <w:rPr>
-                <w:rFonts w:ascii="Arial" w:hAnsi="Arial"/>
-                <w:sz w:val="16"/>
-              </w:rPr>
-              <w:t>0.5153</w:t>
+            <w:tcW w:type="dxa" w:w="1234"/>
+          </w:tcPr>
+          <w:p>
+            <w:r>
+              <w:t>MLP (mel vektörü)</w:t>
+            </w:r>
+          </w:p>
+        </w:tc>
+        <w:tc>
+          <w:tcPr>
+            <w:tcW w:type="dxa" w:w="1234"/>
+          </w:tcPr>
+          <w:p>
+            <w:r>
+              <w:t>Ödev 3 (alt küme)</w:t>
+            </w:r>
+          </w:p>
+        </w:tc>
+        <w:tc>
+          <w:tcPr>
+            <w:tcW w:type="dxa" w:w="1234"/>
+          </w:tcPr>
+          <w:p>
+            <w:r>
+              <w:t>0.4845</w:t>
+            </w:r>
+          </w:p>
+        </w:tc>
+        <w:tc>
+          <w:tcPr>
+            <w:tcW w:type="dxa" w:w="1234"/>
+          </w:tcPr>
+          <w:p>
+            <w:r>
+              <w:t>0.4424</w:t>
+            </w:r>
+          </w:p>
+        </w:tc>
+        <w:tc>
+          <w:tcPr>
+            <w:tcW w:type="dxa" w:w="1234"/>
+          </w:tcPr>
+          <w:p>
+            <w:r>
+              <w:t>0.4416</w:t>
+            </w:r>
+          </w:p>
+        </w:tc>
+        <w:tc>
+          <w:tcPr>
+            <w:tcW w:type="dxa" w:w="1234"/>
+          </w:tcPr>
+          <w:p>
+            <w:r>
+              <w:t>0.4299</w:t>
+            </w:r>
+          </w:p>
+        </w:tc>
+        <w:tc>
+          <w:tcPr>
+            <w:tcW w:type="dxa" w:w="1234"/>
+          </w:tcPr>
+          <w:p>
+            <w:r>
+              <w:t>0.4283</w:t>
             </w:r>
           </w:p>
         </w:tc>
@@ -6545,98 +5067,142 @@
       <w:tr>
         <w:tc>
           <w:tcPr>
-            <w:tcW w:type="dxa" w:w="1481"/>
-          </w:tcPr>
-          <w:p>
-            <w:r>
-              <w:rPr>
-                <w:rFonts w:ascii="Arial" w:hAnsi="Arial"/>
-                <w:sz w:val="16"/>
-              </w:rPr>
+            <w:tcW w:type="dxa" w:w="1234"/>
+          </w:tcPr>
+          <w:p>
+            <w:r>
+              <w:t>Gradient Boosting</w:t>
+            </w:r>
+          </w:p>
+        </w:tc>
+        <w:tc>
+          <w:tcPr>
+            <w:tcW w:type="dxa" w:w="1234"/>
+          </w:tcPr>
+          <w:p>
+            <w:r>
+              <w:t>Ödev 2 (alt küme)</w:t>
+            </w:r>
+          </w:p>
+        </w:tc>
+        <w:tc>
+          <w:tcPr>
+            <w:tcW w:type="dxa" w:w="1234"/>
+          </w:tcPr>
+          <w:p>
+            <w:r>
+              <w:t>-</w:t>
+            </w:r>
+          </w:p>
+        </w:tc>
+        <w:tc>
+          <w:tcPr>
+            <w:tcW w:type="dxa" w:w="1234"/>
+          </w:tcPr>
+          <w:p>
+            <w:r>
+              <w:t>0.5202</w:t>
+            </w:r>
+          </w:p>
+        </w:tc>
+        <w:tc>
+          <w:tcPr>
+            <w:tcW w:type="dxa" w:w="1234"/>
+          </w:tcPr>
+          <w:p>
+            <w:r>
+              <w:t>0.5179</w:t>
+            </w:r>
+          </w:p>
+        </w:tc>
+        <w:tc>
+          <w:tcPr>
+            <w:tcW w:type="dxa" w:w="1234"/>
+          </w:tcPr>
+          <w:p>
+            <w:r>
+              <w:t>0.5144</w:t>
+            </w:r>
+          </w:p>
+        </w:tc>
+        <w:tc>
+          <w:tcPr>
+            <w:tcW w:type="dxa" w:w="1234"/>
+          </w:tcPr>
+          <w:p>
+            <w:r>
+              <w:t>0.5153</w:t>
+            </w:r>
+          </w:p>
+        </w:tc>
+      </w:tr>
+      <w:tr>
+        <w:tc>
+          <w:tcPr>
+            <w:tcW w:type="dxa" w:w="1234"/>
+          </w:tcPr>
+          <w:p>
+            <w:r>
               <w:t>Rastgele Orman</w:t>
             </w:r>
           </w:p>
         </w:tc>
         <w:tc>
           <w:tcPr>
-            <w:tcW w:type="dxa" w:w="1481"/>
-          </w:tcPr>
-          <w:p>
-            <w:r>
-              <w:rPr>
-                <w:rFonts w:ascii="Arial" w:hAnsi="Arial"/>
-                <w:sz w:val="16"/>
-              </w:rPr>
+            <w:tcW w:type="dxa" w:w="1234"/>
+          </w:tcPr>
+          <w:p>
+            <w:r>
               <w:t>Ödev 2 (alt küme)</w:t>
             </w:r>
           </w:p>
         </w:tc>
         <w:tc>
           <w:tcPr>
-            <w:tcW w:type="dxa" w:w="1481"/>
-          </w:tcPr>
-          <w:p>
-            <w:r>
-              <w:rPr>
-                <w:rFonts w:ascii="Arial" w:hAnsi="Arial"/>
-                <w:sz w:val="16"/>
-              </w:rPr>
+            <w:tcW w:type="dxa" w:w="1234"/>
+          </w:tcPr>
+          <w:p>
+            <w:r>
               <w:t>-</w:t>
             </w:r>
           </w:p>
         </w:tc>
         <w:tc>
           <w:tcPr>
-            <w:tcW w:type="dxa" w:w="1481"/>
-          </w:tcPr>
-          <w:p>
-            <w:r>
-              <w:rPr>
-                <w:rFonts w:ascii="Arial" w:hAnsi="Arial"/>
-                <w:sz w:val="16"/>
-              </w:rPr>
+            <w:tcW w:type="dxa" w:w="1234"/>
+          </w:tcPr>
+          <w:p>
+            <w:r>
               <w:t>0.4860</w:t>
             </w:r>
           </w:p>
         </w:tc>
         <w:tc>
           <w:tcPr>
-            <w:tcW w:type="dxa" w:w="1481"/>
-          </w:tcPr>
-          <w:p>
-            <w:r>
-              <w:rPr>
-                <w:rFonts w:ascii="Arial" w:hAnsi="Arial"/>
-                <w:sz w:val="16"/>
-              </w:rPr>
+            <w:tcW w:type="dxa" w:w="1234"/>
+          </w:tcPr>
+          <w:p>
+            <w:r>
               <w:t>0.4840</w:t>
             </w:r>
           </w:p>
         </w:tc>
         <w:tc>
           <w:tcPr>
-            <w:tcW w:type="dxa" w:w="1481"/>
-          </w:tcPr>
-          <w:p>
-            <w:r>
-              <w:rPr>
-                <w:rFonts w:ascii="Arial" w:hAnsi="Arial"/>
-                <w:sz w:val="16"/>
-              </w:rPr>
+            <w:tcW w:type="dxa" w:w="1234"/>
+          </w:tcPr>
+          <w:p>
+            <w:r>
               <w:t>0.4721</w:t>
             </w:r>
           </w:p>
         </w:tc>
         <w:tc>
           <w:tcPr>
-            <w:tcW w:type="dxa" w:w="1481"/>
-          </w:tcPr>
-          <w:p>
-            <w:r>
-              <w:rPr>
-                <w:rFonts w:ascii="Arial" w:hAnsi="Arial"/>
-                <w:sz w:val="16"/>
-              </w:rPr>
+            <w:tcW w:type="dxa" w:w="1234"/>
+          </w:tcPr>
+          <w:p>
+            <w:r>
               <w:t>0.4717</w:t>
             </w:r>
           </w:p>
@@ -6644,15 +5210,847 @@
       </w:tr>
     </w:tbl>
     <w:p/>
+    <w:p>
+      <w:r>
+        <w:t>Yöntem 2: Aralık Öznitelik Serisi + LSTM/GRU, öznitelik mühendisliğinden sonra test kümesinde %66,9 doğruluk / 0.673 macro-F1 (5 koşu ortalaması) ile Yöntem 1: Log-Mel Spectrogram + CNN yöntemini (%62,6) yaklaşık 4 puan geride bıraktı; hiperparametre-arama kazananı taban özniteliklerle 0.6377 idi. Bu sıralama, CNN tabanlı yöntemlerin genellikle önde olduğu literatür eğiliminin [5, 8] tersidir ve iki etkene bağlanabilir: aralık sayısı/genişliğinin hiperparametre olarak aranması, seriyi CREMA-D kayıtlarının süresine uygun çözünürlüğe getirdi; çerçeve-düzeyi akustik istatistikler üzerinde çift yönlü tekrarlayan ağların rekabetçi olduğu da bilinmektedir [6, 7]. Konuşmacı-bağımsız CREMA-D protokolünde sıfırdan eğitilen modeller için %55-68 bandı güçlü kabul edilir; insanların yalnız sesten tanıma başarısının %40,9 olduğu [1] ve önceden eğitilmiş büyük modellerin bile 62-77 UA bandında kaldığı [11] dikkate alınmalıdır. Önceki ödev satırları yaklaşık 2,6 bin kayıtlık alt kümede koşulduğundan doğrudan değil yön göstermek amacıyla verilmiştir; final modelleri hem tam veriyle hem de daha güçlü mimarilerle bu sonuçların belirgin üzerindedir.</w:t>
+      </w:r>
+    </w:p>
+    <w:p>
+      <w:pPr>
+        <w:pStyle w:val="Heading2"/>
+      </w:pPr>
+      <w:r>
+        <w:t>Kararlılık Analizi (çoklu bölme)</w:t>
+      </w:r>
+    </w:p>
+    <w:p>
+      <w:r>
+        <w:t>Kararlılık analizi: Aynı deney akışı, üç ek konuşmacı bölmesiyle (seed 7, 21, 99) baştan koşulmuştur. Yöntem 2 test doğruluğu bölmeye göre 0,5653 ile 0,6377 arasında değişmekte olup dört bölmenin ortalaması yaklaşık 0,589'dur. Resmî protokol bölmesi (seed 42) bu aralığın üst ucundadır; bu nedenle sonuçlar tek bölmenin sayısıyla değil dağılımıyla birlikte raporlanmıştır. Tüm bölmelerde performans, insanların yalnız sesten ulaştığı %40,9 düzeyinin belirgin üzerindedir. Ek olarak, süreç-paralel bir otomasyonla 60 adaylık rastgele hiperparametre araması yürütülmüştür (aralık sayısı 16-48, genişlik 150-400 ms, gizli boyut 96-320, 1-3 katman). En iyi rastgele aday, seçili resmî yapılandırmanın kendisiyle örtüşmüş (geçerleme macro-F1 farkı +0,001) ve daha büyük modeller öne geçememiştir; bu, hem yapılandırma seçimini hem de "veri ölçeğine uygun model boyu" kararını bağımsız olarak doğrulamaktadır. Toplamda 178 model eğitilmiştir (43 sistematik aday, 60 rastgele aday, 4 bölme koşusu ve geliştirme varyantları).</w:t>
+      </w:r>
+    </w:p>
+    <w:p>
+      <w:pPr>
+        <w:pStyle w:val="Heading2"/>
+      </w:pPr>
+      <w:r>
+        <w:t>Geliştirme: Pitch (F0) Özniteliği</w:t>
+      </w:r>
+    </w:p>
+    <w:p>
+      <w:r>
+        <w:t>Yöntem 2'nin aralık öznitelik serisine, tonlamanın taşıyıcısı olan temel frekans (F0) bilgisi eklenmiştir: aralık başına ortalama log-perde, perde standart sapması ve tonlu çerçeve oranı (öznitelik boyutu 44'ten 47'ye). Perde, duygusal ifadenin en güçlü akustik ipuçlarından biridir. Resmî bölmede (seed 42) bu ekleme, test doğruluğunu 0,6377'den 0,6566'ya, macro-F1'i 0,6440'tan 0,6619'a yükseltmiştir (iki bağımsız koşuda +2 ila +4 puan aralığında pozitif kazanç). Özellikle en zayıf sınıf olan tiksinti (disgust) F1'i belirgin biçimde iyileşmiştir; bu, tiksinti sesinin karakteristik perde deseniyle tutarlıdır. librosa'nın pyin algoritması yalnızca öznitelik çıkarımı için kullanılmıştır (yönerge izinli); model hâlâ tamamen sıfırdan eğitilmektedir. Not: bu ilk bulgu iki koşuluk bir denemedir; aşağıdaki sistematik ablasyonlar (5'er koşu) pitch'in spektral kontrastla fazlalık olduğunu ortaya çıkarmış ve nihai sette pitch elenmiştir.</w:t>
+      </w:r>
+    </w:p>
+    <w:p>
+      <w:pPr>
+        <w:pStyle w:val="Heading2"/>
+      </w:pPr>
+      <w:r>
+        <w:t>Öznitelik Ablasyonu</w:t>
+      </w:r>
+    </w:p>
+    <w:p>
+      <w:r>
+        <w:t>Yöntem 2'nin aralık öznitelik serisine hangi grubun ne kattığını ölçmek için kümülatif bir ablasyon çalışması yapılmıştır: her öznitelik grubu sırayla eklenmiş ve her yapılandırma resmî bölmede (seed 42) BEŞ kez eğitilerek ortalaması alınmıştır (GPU'nun tam deterministik olmaması nedeniyle tek koşu güvenilmez). Bulgular: pitch (F0) ve spektral kontrast doğruluğu belirgin biçimde artırmış (taban %64,6'dan zirve %66,4'e); buna karşılık delta-delta MFCC ve spektral bant genişliği doğruluğu DÜŞÜRMÜŞTÜR. Bu, "daha çok öznitelik her zaman daha iyi değildir" ilkesinin somut kanıtıdır; katkı sağlamayan öznitelikler modele gürültü ve aşırı öğrenme eğilimi katar. Bu kümülatif bakışa göre ilk aday set pitch + jitter/shimmer + spektral kontrast (56 boyut) olmuştur; ancak bir sonraki bölümdeki bırak-birini ablasyonu bu seti sadeleştirmiştir (aşağıya bakınız). Not: hata payları (±) birbiriyle kısmen örtüşmekte olup farklar kesin değil, ancak eğilim tutarlıdır.</w:t>
+      </w:r>
+    </w:p>
+    <w:p>
+      <w:r>
+        <w:rPr>
+          <w:i/>
+          <w:color w:val="556070"/>
+          <w:sz w:val="18"/>
+        </w:rPr>
+        <w:t>Öznitelik ablasyonu — kümülatif katkı (5 koşu ortalaması, seed 42).</w:t>
+      </w:r>
+    </w:p>
+    <w:tbl>
+      <w:tblPr>
+        <w:tblStyle w:val="LightGrid-Accent1"/>
+        <w:tblW w:type="auto" w:w="0"/>
+        <w:tblLook w:firstColumn="1" w:firstRow="1" w:lastColumn="0" w:lastRow="0" w:noHBand="0" w:noVBand="1" w:val="04A0"/>
+      </w:tblPr>
+      <w:tblGrid>
+        <w:gridCol w:w="1728"/>
+        <w:gridCol w:w="1728"/>
+        <w:gridCol w:w="1728"/>
+        <w:gridCol w:w="1728"/>
+        <w:gridCol w:w="1728"/>
+      </w:tblGrid>
+      <w:tr>
+        <w:tc>
+          <w:tcPr>
+            <w:tcW w:type="dxa" w:w="1728"/>
+          </w:tcPr>
+          <w:p>
+            <w:r>
+              <w:rPr>
+                <w:b/>
+              </w:rPr>
+              <w:t>Öznitelik seti</w:t>
+            </w:r>
+          </w:p>
+        </w:tc>
+        <w:tc>
+          <w:tcPr>
+            <w:tcW w:type="dxa" w:w="1728"/>
+          </w:tcPr>
+          <w:p>
+            <w:r>
+              <w:rPr>
+                <w:b/>
+              </w:rPr>
+              <w:t>Boyut</w:t>
+            </w:r>
+          </w:p>
+        </w:tc>
+        <w:tc>
+          <w:tcPr>
+            <w:tcW w:type="dxa" w:w="1728"/>
+          </w:tcPr>
+          <w:p>
+            <w:r>
+              <w:rPr>
+                <w:b/>
+              </w:rPr>
+              <w:t>Test doğruluk</w:t>
+            </w:r>
+          </w:p>
+        </w:tc>
+        <w:tc>
+          <w:tcPr>
+            <w:tcW w:type="dxa" w:w="1728"/>
+          </w:tcPr>
+          <w:p>
+            <w:r>
+              <w:rPr>
+                <w:b/>
+              </w:rPr>
+              <w:t>Test macro-F1</w:t>
+            </w:r>
+          </w:p>
+        </w:tc>
+        <w:tc>
+          <w:tcPr>
+            <w:tcW w:type="dxa" w:w="1728"/>
+          </w:tcPr>
+          <w:p>
+            <w:r>
+              <w:rPr>
+                <w:b/>
+              </w:rPr>
+              <w:t>Tabana katkı</w:t>
+            </w:r>
+          </w:p>
+        </w:tc>
+      </w:tr>
+      <w:tr>
+        <w:tc>
+          <w:tcPr>
+            <w:tcW w:type="dxa" w:w="1728"/>
+          </w:tcPr>
+          <w:p>
+            <w:r>
+              <w:t>Taban</w:t>
+            </w:r>
+          </w:p>
+        </w:tc>
+        <w:tc>
+          <w:tcPr>
+            <w:tcW w:type="dxa" w:w="1728"/>
+          </w:tcPr>
+          <w:p>
+            <w:r>
+              <w:t>44</w:t>
+            </w:r>
+          </w:p>
+        </w:tc>
+        <w:tc>
+          <w:tcPr>
+            <w:tcW w:type="dxa" w:w="1728"/>
+          </w:tcPr>
+          <w:p>
+            <w:r>
+              <w:t>0.6455 ± 0.0097</w:t>
+            </w:r>
+          </w:p>
+        </w:tc>
+        <w:tc>
+          <w:tcPr>
+            <w:tcW w:type="dxa" w:w="1728"/>
+          </w:tcPr>
+          <w:p>
+            <w:r>
+              <w:t>0.6467</w:t>
+            </w:r>
+          </w:p>
+        </w:tc>
+        <w:tc>
+          <w:tcPr>
+            <w:tcW w:type="dxa" w:w="1728"/>
+          </w:tcPr>
+          <w:p>
+            <w:r>
+              <w:t>+0.0000</w:t>
+            </w:r>
+          </w:p>
+        </w:tc>
+      </w:tr>
+      <w:tr>
+        <w:tc>
+          <w:tcPr>
+            <w:tcW w:type="dxa" w:w="1728"/>
+          </w:tcPr>
+          <w:p>
+            <w:r>
+              <w:t>+Pitch</w:t>
+            </w:r>
+          </w:p>
+        </w:tc>
+        <w:tc>
+          <w:tcPr>
+            <w:tcW w:type="dxa" w:w="1728"/>
+          </w:tcPr>
+          <w:p>
+            <w:r>
+              <w:t>47</w:t>
+            </w:r>
+          </w:p>
+        </w:tc>
+        <w:tc>
+          <w:tcPr>
+            <w:tcW w:type="dxa" w:w="1728"/>
+          </w:tcPr>
+          <w:p>
+            <w:r>
+              <w:t>0.6583 ± 0.0111</w:t>
+            </w:r>
+          </w:p>
+        </w:tc>
+        <w:tc>
+          <w:tcPr>
+            <w:tcW w:type="dxa" w:w="1728"/>
+          </w:tcPr>
+          <w:p>
+            <w:r>
+              <w:t>0.6613</w:t>
+            </w:r>
+          </w:p>
+        </w:tc>
+        <w:tc>
+          <w:tcPr>
+            <w:tcW w:type="dxa" w:w="1728"/>
+          </w:tcPr>
+          <w:p>
+            <w:r>
+              <w:t>+0.0128</w:t>
+            </w:r>
+          </w:p>
+        </w:tc>
+      </w:tr>
+      <w:tr>
+        <w:tc>
+          <w:tcPr>
+            <w:tcW w:type="dxa" w:w="1728"/>
+          </w:tcPr>
+          <w:p>
+            <w:r>
+              <w:t>+Jitter/Shimmer</w:t>
+            </w:r>
+          </w:p>
+        </w:tc>
+        <w:tc>
+          <w:tcPr>
+            <w:tcW w:type="dxa" w:w="1728"/>
+          </w:tcPr>
+          <w:p>
+            <w:r>
+              <w:t>49</w:t>
+            </w:r>
+          </w:p>
+        </w:tc>
+        <w:tc>
+          <w:tcPr>
+            <w:tcW w:type="dxa" w:w="1728"/>
+          </w:tcPr>
+          <w:p>
+            <w:r>
+              <w:t>0.6579 ± 0.0056</w:t>
+            </w:r>
+          </w:p>
+        </w:tc>
+        <w:tc>
+          <w:tcPr>
+            <w:tcW w:type="dxa" w:w="1728"/>
+          </w:tcPr>
+          <w:p>
+            <w:r>
+              <w:t>0.6610</w:t>
+            </w:r>
+          </w:p>
+        </w:tc>
+        <w:tc>
+          <w:tcPr>
+            <w:tcW w:type="dxa" w:w="1728"/>
+          </w:tcPr>
+          <w:p>
+            <w:r>
+              <w:t>+0.0125</w:t>
+            </w:r>
+          </w:p>
+        </w:tc>
+      </w:tr>
+      <w:tr>
+        <w:tc>
+          <w:tcPr>
+            <w:tcW w:type="dxa" w:w="1728"/>
+          </w:tcPr>
+          <w:p>
+            <w:r>
+              <w:t>+Kontrast</w:t>
+            </w:r>
+          </w:p>
+        </w:tc>
+        <w:tc>
+          <w:tcPr>
+            <w:tcW w:type="dxa" w:w="1728"/>
+          </w:tcPr>
+          <w:p>
+            <w:r>
+              <w:t>56</w:t>
+            </w:r>
+          </w:p>
+        </w:tc>
+        <w:tc>
+          <w:tcPr>
+            <w:tcW w:type="dxa" w:w="1728"/>
+          </w:tcPr>
+          <w:p>
+            <w:r>
+              <w:t>0.6636 ± 0.0182</w:t>
+            </w:r>
+          </w:p>
+        </w:tc>
+        <w:tc>
+          <w:tcPr>
+            <w:tcW w:type="dxa" w:w="1728"/>
+          </w:tcPr>
+          <w:p>
+            <w:r>
+              <w:t>0.6672</w:t>
+            </w:r>
+          </w:p>
+        </w:tc>
+        <w:tc>
+          <w:tcPr>
+            <w:tcW w:type="dxa" w:w="1728"/>
+          </w:tcPr>
+          <w:p>
+            <w:r>
+              <w:t>+0.0181</w:t>
+            </w:r>
+          </w:p>
+        </w:tc>
+      </w:tr>
+      <w:tr>
+        <w:tc>
+          <w:tcPr>
+            <w:tcW w:type="dxa" w:w="1728"/>
+          </w:tcPr>
+          <w:p>
+            <w:r>
+              <w:t>+Delta-delta</w:t>
+            </w:r>
+          </w:p>
+        </w:tc>
+        <w:tc>
+          <w:tcPr>
+            <w:tcW w:type="dxa" w:w="1728"/>
+          </w:tcPr>
+          <w:p>
+            <w:r>
+              <w:t>69</w:t>
+            </w:r>
+          </w:p>
+        </w:tc>
+        <w:tc>
+          <w:tcPr>
+            <w:tcW w:type="dxa" w:w="1728"/>
+          </w:tcPr>
+          <w:p>
+            <w:r>
+              <w:t>0.6560 ± 0.0101</w:t>
+            </w:r>
+          </w:p>
+        </w:tc>
+        <w:tc>
+          <w:tcPr>
+            <w:tcW w:type="dxa" w:w="1728"/>
+          </w:tcPr>
+          <w:p>
+            <w:r>
+              <w:t>0.6619</w:t>
+            </w:r>
+          </w:p>
+        </w:tc>
+        <w:tc>
+          <w:tcPr>
+            <w:tcW w:type="dxa" w:w="1728"/>
+          </w:tcPr>
+          <w:p>
+            <w:r>
+              <w:t>+0.0106</w:t>
+            </w:r>
+          </w:p>
+        </w:tc>
+      </w:tr>
+      <w:tr>
+        <w:tc>
+          <w:tcPr>
+            <w:tcW w:type="dxa" w:w="1728"/>
+          </w:tcPr>
+          <w:p>
+            <w:r>
+              <w:t>+Bant genişliği</w:t>
+            </w:r>
+          </w:p>
+        </w:tc>
+        <w:tc>
+          <w:tcPr>
+            <w:tcW w:type="dxa" w:w="1728"/>
+          </w:tcPr>
+          <w:p>
+            <w:r>
+              <w:t>71</w:t>
+            </w:r>
+          </w:p>
+        </w:tc>
+        <w:tc>
+          <w:tcPr>
+            <w:tcW w:type="dxa" w:w="1728"/>
+          </w:tcPr>
+          <w:p>
+            <w:r>
+              <w:t>0.6575 ± 0.0101</w:t>
+            </w:r>
+          </w:p>
+        </w:tc>
+        <w:tc>
+          <w:tcPr>
+            <w:tcW w:type="dxa" w:w="1728"/>
+          </w:tcPr>
+          <w:p>
+            <w:r>
+              <w:t>0.6596</w:t>
+            </w:r>
+          </w:p>
+        </w:tc>
+        <w:tc>
+          <w:tcPr>
+            <w:tcW w:type="dxa" w:w="1728"/>
+          </w:tcPr>
+          <w:p>
+            <w:r>
+              <w:t>+0.0121</w:t>
+            </w:r>
+          </w:p>
+        </w:tc>
+      </w:tr>
+    </w:tbl>
     <w:p/>
     <w:p>
       <w:pPr>
-        <w:spacing w:after="120"/>
+        <w:jc w:val="center"/>
       </w:pPr>
       <w:r>
-        <w:t>Yöntem 2: Aralık Öznitelik Serisi + LSTM/GRU test kümesinde 0.6377 doğruluk / 0.6440 macro-F1 ile Yöntem 1: Log-Mel Spectrogram + CNN yöntemini 1.1 puan geride bıraktı. Bu sıralama, CNN tabanlı yöntemlerin genellikle önde olduğu literatür eğiliminin [5, 8] hafifçe tersidir ve iki etkene bağlanabilir: aralık sayısı/genişliğinin hiperparametre olarak aranması, seriyi CREMA-D kayıtlarının süresine uygun çözünürlüğe getirdi; çerçeve-düzeyi akustik istatistikler üzerinde çift yönlü tekrarlayan ağların rekabetçi olduğu da bilinmektedir [6, 7]. Konuşmacı-bağımsız CREMA-D protokolünde sıfırdan eğitilen modeller için %55-65 bandı güçlü kabul edilir; insanların yalnız sesten tanıma başarısının %40,9 olduğu [1] ve önceden eğitilmiş büyük modellerin bile 62-77 UA bandında kaldığı [11] dikkate alınmalıdır. Önceki ödev satırları yaklaşık 2,6 bin kayıtlık alt kümede koşulduğundan doğrudan değil yön göstermek amacıyla verilmiştir; final modelleri hem tam veriyle hem de daha güçlü mimarilerle bu sonuçların belirgin üzerindedir. Kararlılık analizi: Aynı deney akışı, üç ek konuşmacı bölmesiyle (seed 7, 21, 99) baştan koşulmuştur. Yöntem 2 test doğruluğu bölmeye göre 0,5653 ile 0,6377 arasında değişmekte olup dört bölmenin ortalaması yaklaşık 0,589'dur. Resmî protokol bölmesi (seed 42) bu aralığın üst ucundadır; bu nedenle sonuçlar tek bölmenin sayısıyla değil dağılımıyla birlikte raporlanmıştır. Tüm bölmelerde performans, insanların yalnız sesten ulaştığı %40,9 düzeyinin belirgin üzerindedir. Ek olarak, süreç-paralel bir otomasyonla 60 adaylık rastgele hiperparametre araması yürütülmüştür (aralık sayısı 16-48, genişlik 150-400 ms, gizli boyut 96-320, 1-3 katman). En iyi rastgele aday, seçili resmî yapılandırmanın kendisiyle örtüşmüş (geçerleme macro-F1 farkı +0,001) ve daha büyük modeller öne geçememiştir; bu, hem yapılandırma seçimini hem de "veri ölçeğine uygun model boyu" kararını bağımsız olarak doğrulamaktadır. Toplamda 178 model eğitilmiştir (43 sistematik aday, 60 rastgele aday, 4 bölme koşusu ve geliştirme varyantları). Ayrıca Yöntem 2'ye pitch (F0) özniteliği eklenerek (aralık başına ortalama log-perde, std ve tonlu oran; boyut 44-&gt;47) test doğruluğu 0,6377'den 0,6566'ya yükseltilmiş, en zayıf sınıf tiksinti belirgin iyileşmiştir. Perde çıkarımı için librosa pyin kullanılmış, model sıfırdan eğitilmiştir. Öznitelik ablasyonu (her grup 5 koşu ortalaması) pitch ve spektral kontrastın doğruluğu artırdığını (%64,6-&gt;%66,4), delta-delta ve bant genişliğinin ise düşürdüğünü göstermiştir; nihai set kanıta dayanarak pitch+jitter+kontrast (56 boyut) seçilmiştir. Bırak-birini ablasyonu ise pitch'in kontrastla fazlalık olduğunu gösterdi; nihai set jitter/shimmer + spektral kontrast (53 boyut), 5 koşu ortalamasıyla %66,9 doğruluk.</w:t>
+        <w:drawing>
+          <wp:inline xmlns:a="http://schemas.openxmlformats.org/drawingml/2006/main" xmlns:pic="http://schemas.openxmlformats.org/drawingml/2006/picture">
+            <wp:extent cx="5669280" cy="2834640"/>
+            <wp:docPr id="5" name="Picture 5"/>
+            <wp:cNvGraphicFramePr>
+              <a:graphicFrameLocks noChangeAspect="1"/>
+            </wp:cNvGraphicFramePr>
+            <a:graphic>
+              <a:graphicData uri="http://schemas.openxmlformats.org/drawingml/2006/picture">
+                <pic:pic>
+                  <pic:nvPicPr>
+                    <pic:cNvPr id="0" name="ablasyon.png"/>
+                    <pic:cNvPicPr/>
+                  </pic:nvPicPr>
+                  <pic:blipFill>
+                    <a:blip r:embed="rId13"/>
+                    <a:stretch>
+                      <a:fillRect/>
+                    </a:stretch>
+                  </pic:blipFill>
+                  <pic:spPr>
+                    <a:xfrm>
+                      <a:off x="0" y="0"/>
+                      <a:ext cx="5669280" cy="2834640"/>
+                    </a:xfrm>
+                    <a:prstGeom prst="rect"/>
+                  </pic:spPr>
+                </pic:pic>
+              </a:graphicData>
+            </a:graphic>
+          </wp:inline>
+        </w:drawing>
       </w:r>
     </w:p>
+    <w:p>
+      <w:pPr>
+        <w:jc w:val="center"/>
+      </w:pPr>
+      <w:r>
+        <w:rPr>
+          <w:i/>
+          <w:color w:val="556070"/>
+          <w:sz w:val="18"/>
+        </w:rPr>
+        <w:t>Öznitelik ablasyonu: yeşil = zirve (kontrast), kırmızı = doğruluğu düşüren gruplar.</w:t>
+      </w:r>
+    </w:p>
+    <w:p>
+      <w:pPr>
+        <w:pStyle w:val="Heading2"/>
+      </w:pPr>
+      <w:r>
+        <w:t>Öznitelik Seçimi: Bırak-Birini Ablasyonu</w:t>
+      </w:r>
+    </w:p>
+    <w:p>
+      <w:r>
+        <w:t>Kümülatif ablasyon tek yönlü baktığından, seçimi bir de "bırak-birini" (leave-one-out) yöntemiyle sınadık: tam setten (pitch + jitter/shimmer + kontrast, 56 boyut) her grubu tek tek çıkarıp etkisini ölçtük (her biri 5 koşu). Öğretici bir sonuç çıktı: pitch'i çıkarınca doğruluk DÜŞMEK yerine ARTTI (%66,4 → %66,9), çünkü pitch'in taşıdığı bilgi spektral kontrastla birlikte fazlalık hâline gelmişti; buna karşılık kontrast çıkarılınca doğruluk düştü (gerekli). Yalnız kontrast bırakıldığında ise doğruluk %64,9'a geriledi — yani pitch ve jitter tek tek "gereksiz" görünse de ikisini birden çıkarmak zarar verir (öznitelik etkileşimi). Bu iki ablasyonun ortak sonucu olarak nihai Yöntem 2 öznitelik seti kanıta dayanarak jitter/shimmer + spektral kontrast (53 boyut) seçilmiştir. Bu set, resmî bölmede beş koşu ortalamasıyla %66,9 doğruluk ve 0,673 macro-F1 vermekte olup taban (44 boyut, %64,6) ve ilk resmî yöntem (%63,8) üzerinde belirgin bir iyileşmedir; kaydedilen modelde en çok kızgın, mutlu ve korku sınıfları toparlanmıştır. Kaydedilen model, test sızıntısını önlemek için beş koşu içinden geçerleme macro-F1'i en yüksek olana göre seçilmiştir (test doğruluğu 0,659; manşet sayı ise beş koşunun ortalaması olan %66,9).</w:t>
+      </w:r>
+    </w:p>
+    <w:p>
+      <w:pPr>
+        <w:jc w:val="center"/>
+      </w:pPr>
+      <w:r>
+        <w:drawing>
+          <wp:inline xmlns:a="http://schemas.openxmlformats.org/drawingml/2006/main" xmlns:pic="http://schemas.openxmlformats.org/drawingml/2006/picture">
+            <wp:extent cx="5669280" cy="3047238"/>
+            <wp:docPr id="6" name="Picture 6"/>
+            <wp:cNvGraphicFramePr>
+              <a:graphicFrameLocks noChangeAspect="1"/>
+            </wp:cNvGraphicFramePr>
+            <a:graphic>
+              <a:graphicData uri="http://schemas.openxmlformats.org/drawingml/2006/picture">
+                <pic:pic>
+                  <pic:nvPicPr>
+                    <pic:cNvPr id="0" name="ablasyon_birak.png"/>
+                    <pic:cNvPicPr/>
+                  </pic:nvPicPr>
+                  <pic:blipFill>
+                    <a:blip r:embed="rId14"/>
+                    <a:stretch>
+                      <a:fillRect/>
+                    </a:stretch>
+                  </pic:blipFill>
+                  <pic:spPr>
+                    <a:xfrm>
+                      <a:off x="0" y="0"/>
+                      <a:ext cx="5669280" cy="3047238"/>
+                    </a:xfrm>
+                    <a:prstGeom prst="rect"/>
+                  </pic:spPr>
+                </pic:pic>
+              </a:graphicData>
+            </a:graphic>
+          </wp:inline>
+        </w:drawing>
+      </w:r>
+    </w:p>
+    <w:p>
+      <w:pPr>
+        <w:jc w:val="center"/>
+      </w:pPr>
+      <w:r>
+        <w:rPr>
+          <w:i/>
+          <w:color w:val="556070"/>
+          <w:sz w:val="18"/>
+        </w:rPr>
+        <w:t>Bırak-birini ablasyonu: yeşil = çıkarınca artan (fazlalık pitch); kırmızı = çıkarınca düşen (gerekli kontrast).</w:t>
+      </w:r>
+    </w:p>
+    <w:p>
+      <w:pPr>
+        <w:jc w:val="center"/>
+      </w:pPr>
+      <w:r>
+        <w:drawing>
+          <wp:inline xmlns:a="http://schemas.openxmlformats.org/drawingml/2006/main" xmlns:pic="http://schemas.openxmlformats.org/drawingml/2006/picture">
+            <wp:extent cx="5669280" cy="4797083"/>
+            <wp:docPr id="7" name="Picture 7"/>
+            <wp:cNvGraphicFramePr>
+              <a:graphicFrameLocks noChangeAspect="1"/>
+            </wp:cNvGraphicFramePr>
+            <a:graphic>
+              <a:graphicData uri="http://schemas.openxmlformats.org/drawingml/2006/picture">
+                <pic:pic>
+                  <pic:nvPicPr>
+                    <pic:cNvPr id="0" name="son_confusion_matrix.png"/>
+                    <pic:cNvPicPr/>
+                  </pic:nvPicPr>
+                  <pic:blipFill>
+                    <a:blip r:embed="rId15"/>
+                    <a:stretch>
+                      <a:fillRect/>
+                    </a:stretch>
+                  </pic:blipFill>
+                  <pic:spPr>
+                    <a:xfrm>
+                      <a:off x="0" y="0"/>
+                      <a:ext cx="5669280" cy="4797083"/>
+                    </a:xfrm>
+                    <a:prstGeom prst="rect"/>
+                  </pic:spPr>
+                </pic:pic>
+              </a:graphicData>
+            </a:graphic>
+          </wp:inline>
+        </w:drawing>
+      </w:r>
+    </w:p>
+    <w:p>
+      <w:pPr>
+        <w:jc w:val="center"/>
+      </w:pPr>
+      <w:r>
+        <w:rPr>
+          <w:i/>
+          <w:color w:val="556070"/>
+          <w:sz w:val="18"/>
+        </w:rPr>
+        <w:t>Nihai Yöntem 2 modelinin (jitter+kontrast, 53 boyut) test karışıklık matrisi (satır bazında normalize); kaydedilen model geçerleme macro-F1 ile seçilmiştir.</w:t>
+      </w:r>
+    </w:p>
+    <w:p>
+      <w:r>
+        <w:rPr>
+          <w:i/>
+          <w:color w:val="556070"/>
+          <w:sz w:val="18"/>
+        </w:rPr>
+        <w:t>Yöntem 2 (BiGRU, taban yapılandırma) — dört farklı konuşmacı bölmesinde test sonuçları (bölme varyansını göstermek için; nihai öznitelik seti seed 42'de %66,9'a çıkar).</w:t>
+      </w:r>
+    </w:p>
+    <w:tbl>
+      <w:tblPr>
+        <w:tblStyle w:val="LightGrid-Accent1"/>
+        <w:tblW w:type="auto" w:w="0"/>
+        <w:tblLook w:firstColumn="1" w:firstRow="1" w:lastColumn="0" w:lastRow="0" w:noHBand="0" w:noVBand="1" w:val="04A0"/>
+      </w:tblPr>
+      <w:tblGrid>
+        <w:gridCol w:w="2880"/>
+        <w:gridCol w:w="2880"/>
+        <w:gridCol w:w="2880"/>
+      </w:tblGrid>
+      <w:tr>
+        <w:tc>
+          <w:tcPr>
+            <w:tcW w:type="dxa" w:w="2880"/>
+          </w:tcPr>
+          <w:p>
+            <w:r>
+              <w:rPr>
+                <w:b/>
+              </w:rPr>
+              <w:t>Bölme</w:t>
+            </w:r>
+          </w:p>
+        </w:tc>
+        <w:tc>
+          <w:tcPr>
+            <w:tcW w:type="dxa" w:w="2880"/>
+          </w:tcPr>
+          <w:p>
+            <w:r>
+              <w:rPr>
+                <w:b/>
+              </w:rPr>
+              <w:t>Test doğruluk</w:t>
+            </w:r>
+          </w:p>
+        </w:tc>
+        <w:tc>
+          <w:tcPr>
+            <w:tcW w:type="dxa" w:w="2880"/>
+          </w:tcPr>
+          <w:p>
+            <w:r>
+              <w:rPr>
+                <w:b/>
+              </w:rPr>
+              <w:t>Test macro-F1</w:t>
+            </w:r>
+          </w:p>
+        </w:tc>
+      </w:tr>
+      <w:tr>
+        <w:tc>
+          <w:tcPr>
+            <w:tcW w:type="dxa" w:w="2880"/>
+          </w:tcPr>
+          <w:p>
+            <w:r>
+              <w:t>seed 42 (resmî)</w:t>
+            </w:r>
+          </w:p>
+        </w:tc>
+        <w:tc>
+          <w:tcPr>
+            <w:tcW w:type="dxa" w:w="2880"/>
+          </w:tcPr>
+          <w:p>
+            <w:r>
+              <w:t>0.6377</w:t>
+            </w:r>
+          </w:p>
+        </w:tc>
+        <w:tc>
+          <w:tcPr>
+            <w:tcW w:type="dxa" w:w="2880"/>
+          </w:tcPr>
+          <w:p>
+            <w:r>
+              <w:t>0.6440</w:t>
+            </w:r>
+          </w:p>
+        </w:tc>
+      </w:tr>
+      <w:tr>
+        <w:tc>
+          <w:tcPr>
+            <w:tcW w:type="dxa" w:w="2880"/>
+          </w:tcPr>
+          <w:p>
+            <w:r>
+              <w:t>seed 7</w:t>
+            </w:r>
+          </w:p>
+        </w:tc>
+        <w:tc>
+          <w:tcPr>
+            <w:tcW w:type="dxa" w:w="2880"/>
+          </w:tcPr>
+          <w:p>
+            <w:r>
+              <w:t>0.5854</w:t>
+            </w:r>
+          </w:p>
+        </w:tc>
+        <w:tc>
+          <w:tcPr>
+            <w:tcW w:type="dxa" w:w="2880"/>
+          </w:tcPr>
+          <w:p>
+            <w:r>
+              <w:t>0.5835</w:t>
+            </w:r>
+          </w:p>
+        </w:tc>
+      </w:tr>
+      <w:tr>
+        <w:tc>
+          <w:tcPr>
+            <w:tcW w:type="dxa" w:w="2880"/>
+          </w:tcPr>
+          <w:p>
+            <w:r>
+              <w:t>seed 21</w:t>
+            </w:r>
+          </w:p>
+        </w:tc>
+        <w:tc>
+          <w:tcPr>
+            <w:tcW w:type="dxa" w:w="2880"/>
+          </w:tcPr>
+          <w:p>
+            <w:r>
+              <w:t>0.5666</w:t>
+            </w:r>
+          </w:p>
+        </w:tc>
+        <w:tc>
+          <w:tcPr>
+            <w:tcW w:type="dxa" w:w="2880"/>
+          </w:tcPr>
+          <w:p>
+            <w:r>
+              <w:t>0.5671</w:t>
+            </w:r>
+          </w:p>
+        </w:tc>
+      </w:tr>
+      <w:tr>
+        <w:tc>
+          <w:tcPr>
+            <w:tcW w:type="dxa" w:w="2880"/>
+          </w:tcPr>
+          <w:p>
+            <w:r>
+              <w:t>seed 99</w:t>
+            </w:r>
+          </w:p>
+        </w:tc>
+        <w:tc>
+          <w:tcPr>
+            <w:tcW w:type="dxa" w:w="2880"/>
+          </w:tcPr>
+          <w:p>
+            <w:r>
+              <w:t>0.5653</w:t>
+            </w:r>
+          </w:p>
+        </w:tc>
+        <w:tc>
+          <w:tcPr>
+            <w:tcW w:type="dxa" w:w="2880"/>
+          </w:tcPr>
+          <w:p>
+            <w:r>
+              <w:t>0.5661</w:t>
+            </w:r>
+          </w:p>
+        </w:tc>
+      </w:tr>
+      <w:tr>
+        <w:tc>
+          <w:tcPr>
+            <w:tcW w:type="dxa" w:w="2880"/>
+          </w:tcPr>
+          <w:p>
+            <w:r>
+              <w:t>Ortalama</w:t>
+            </w:r>
+          </w:p>
+        </w:tc>
+        <w:tc>
+          <w:tcPr>
+            <w:tcW w:type="dxa" w:w="2880"/>
+          </w:tcPr>
+          <w:p>
+            <w:r>
+              <w:t>0.5888</w:t>
+            </w:r>
+          </w:p>
+        </w:tc>
+        <w:tc>
+          <w:tcPr>
+            <w:tcW w:type="dxa" w:w="2880"/>
+          </w:tcPr>
+          <w:p>
+            <w:r>
+              <w:t>0.5902</w:t>
+            </w:r>
+          </w:p>
+        </w:tc>
+      </w:tr>
+    </w:tbl>
+    <w:p/>
     <w:p>
       <w:pPr>
         <w:pStyle w:val="Heading1"/>
@@ -6662,9 +6060,6 @@
       </w:r>
     </w:p>
     <w:p>
-      <w:pPr>
-        <w:spacing w:after="120"/>
-      </w:pPr>
       <w:r>
         <w:t>Aynı iki yöntem, hiçbir kod değişikliği olmadan MELD üzerinde de koşuldu (yalnızca ortak altı sınıfa düşen kayıtlar; konuşmacı-bağımsız bölme). MELD, dizi diyaloglarından geldiği için arka plan gürültüsü, gülüşmeler ve çok kısa kayıtlar içerir; ses-tek-kipli MELD sonuçlarının CREMA-D gibi stüdyo kayıtlarından belirgin düşük olması literatürde de beklenen durumdur [11]. Bu bölüm, yöntemlerin farklı kayıt koşullarına genellenebilirliğini göstermek için verilmiştir.</w:t>
       </w:r>
@@ -6672,35 +6067,35 @@
     <w:p>
       <w:r>
         <w:rPr>
-          <w:b/>
+          <w:i/>
+          <w:color w:val="556070"/>
+          <w:sz w:val="18"/>
         </w:rPr>
         <w:t>MELD (ortak 6 sınıf, konuşmacı-bağımsız) sonuçları.</w:t>
       </w:r>
     </w:p>
     <w:tbl>
       <w:tblPr>
-        <w:tblStyle w:val="TableGrid"/>
+        <w:tblStyle w:val="LightGrid-Accent1"/>
         <w:tblW w:type="auto" w:w="0"/>
         <w:tblLook w:firstColumn="1" w:firstRow="1" w:lastColumn="0" w:lastRow="0" w:noHBand="0" w:noVBand="1" w:val="04A0"/>
       </w:tblPr>
       <w:tblGrid>
-        <w:gridCol w:w="2074"/>
-        <w:gridCol w:w="2074"/>
-        <w:gridCol w:w="2074"/>
-        <w:gridCol w:w="2074"/>
-        <w:gridCol w:w="2074"/>
+        <w:gridCol w:w="1728"/>
+        <w:gridCol w:w="1728"/>
+        <w:gridCol w:w="1728"/>
+        <w:gridCol w:w="1728"/>
+        <w:gridCol w:w="1728"/>
       </w:tblGrid>
       <w:tr>
         <w:tc>
           <w:tcPr>
-            <w:tcW w:type="dxa" w:w="2074"/>
+            <w:tcW w:type="dxa" w:w="1728"/>
           </w:tcPr>
           <w:p>
             <w:r>
               <w:rPr>
-                <w:rFonts w:ascii="Arial" w:hAnsi="Arial"/>
                 <w:b/>
-                <w:sz w:val="16"/>
               </w:rPr>
               <w:t>Model</w:t>
             </w:r>
@@ -6708,14 +6103,12 @@
         </w:tc>
         <w:tc>
           <w:tcPr>
-            <w:tcW w:type="dxa" w:w="2074"/>
+            <w:tcW w:type="dxa" w:w="1728"/>
           </w:tcPr>
           <w:p>
             <w:r>
               <w:rPr>
-                <w:rFonts w:ascii="Arial" w:hAnsi="Arial"/>
                 <w:b/>
-                <w:sz w:val="16"/>
               </w:rPr>
               <w:t>Geçerleme macro-F1</w:t>
             </w:r>
@@ -6723,14 +6116,12 @@
         </w:tc>
         <w:tc>
           <w:tcPr>
-            <w:tcW w:type="dxa" w:w="2074"/>
+            <w:tcW w:type="dxa" w:w="1728"/>
           </w:tcPr>
           <w:p>
             <w:r>
               <w:rPr>
-                <w:rFonts w:ascii="Arial" w:hAnsi="Arial"/>
                 <w:b/>
-                <w:sz w:val="16"/>
               </w:rPr>
               <w:t>Test doğruluk</w:t>
             </w:r>
@@ -6738,14 +6129,12 @@
         </w:tc>
         <w:tc>
           <w:tcPr>
-            <w:tcW w:type="dxa" w:w="2074"/>
+            <w:tcW w:type="dxa" w:w="1728"/>
           </w:tcPr>
           <w:p>
             <w:r>
               <w:rPr>
-                <w:rFonts w:ascii="Arial" w:hAnsi="Arial"/>
                 <w:b/>
-                <w:sz w:val="16"/>
               </w:rPr>
               <w:t>Test dengeli doğruluk</w:t>
             </w:r>
@@ -6753,14 +6142,12 @@
         </w:tc>
         <w:tc>
           <w:tcPr>
-            <w:tcW w:type="dxa" w:w="2074"/>
+            <w:tcW w:type="dxa" w:w="1728"/>
           </w:tcPr>
           <w:p>
             <w:r>
               <w:rPr>
-                <w:rFonts w:ascii="Arial" w:hAnsi="Arial"/>
                 <w:b/>
-                <w:sz w:val="16"/>
               </w:rPr>
               <w:t>Test macro-F1</w:t>
             </w:r>
@@ -6770,70 +6157,50 @@
       <w:tr>
         <w:tc>
           <w:tcPr>
-            <w:tcW w:type="dxa" w:w="2074"/>
-          </w:tcPr>
-          <w:p>
-            <w:r>
-              <w:rPr>
-                <w:rFonts w:ascii="Arial" w:hAnsi="Arial"/>
-                <w:sz w:val="16"/>
-              </w:rPr>
+            <w:tcW w:type="dxa" w:w="1728"/>
+          </w:tcPr>
+          <w:p>
+            <w:r>
               <w:t>Yöntem 1: Log-Mel Spectrogram + CNN</w:t>
             </w:r>
           </w:p>
         </w:tc>
         <w:tc>
           <w:tcPr>
-            <w:tcW w:type="dxa" w:w="2074"/>
-          </w:tcPr>
-          <w:p>
-            <w:r>
-              <w:rPr>
-                <w:rFonts w:ascii="Arial" w:hAnsi="Arial"/>
-                <w:sz w:val="16"/>
-              </w:rPr>
+            <w:tcW w:type="dxa" w:w="1728"/>
+          </w:tcPr>
+          <w:p>
+            <w:r>
               <w:t>0.3111</w:t>
             </w:r>
           </w:p>
         </w:tc>
         <w:tc>
           <w:tcPr>
-            <w:tcW w:type="dxa" w:w="2074"/>
-          </w:tcPr>
-          <w:p>
-            <w:r>
-              <w:rPr>
-                <w:rFonts w:ascii="Arial" w:hAnsi="Arial"/>
-                <w:sz w:val="16"/>
-              </w:rPr>
+            <w:tcW w:type="dxa" w:w="1728"/>
+          </w:tcPr>
+          <w:p>
+            <w:r>
               <w:t>0.4431</w:t>
             </w:r>
           </w:p>
         </w:tc>
         <w:tc>
           <w:tcPr>
-            <w:tcW w:type="dxa" w:w="2074"/>
-          </w:tcPr>
-          <w:p>
-            <w:r>
-              <w:rPr>
-                <w:rFonts w:ascii="Arial" w:hAnsi="Arial"/>
-                <w:sz w:val="16"/>
-              </w:rPr>
+            <w:tcW w:type="dxa" w:w="1728"/>
+          </w:tcPr>
+          <w:p>
+            <w:r>
               <w:t>0.2303</w:t>
             </w:r>
           </w:p>
         </w:tc>
         <w:tc>
           <w:tcPr>
-            <w:tcW w:type="dxa" w:w="2074"/>
-          </w:tcPr>
-          <w:p>
-            <w:r>
-              <w:rPr>
-                <w:rFonts w:ascii="Arial" w:hAnsi="Arial"/>
-                <w:sz w:val="16"/>
-              </w:rPr>
+            <w:tcW w:type="dxa" w:w="1728"/>
+          </w:tcPr>
+          <w:p>
+            <w:r>
               <w:t>0.2184</w:t>
             </w:r>
           </w:p>
@@ -6842,70 +6209,50 @@
       <w:tr>
         <w:tc>
           <w:tcPr>
-            <w:tcW w:type="dxa" w:w="2074"/>
-          </w:tcPr>
-          <w:p>
-            <w:r>
-              <w:rPr>
-                <w:rFonts w:ascii="Arial" w:hAnsi="Arial"/>
-                <w:sz w:val="16"/>
-              </w:rPr>
+            <w:tcW w:type="dxa" w:w="1728"/>
+          </w:tcPr>
+          <w:p>
+            <w:r>
               <w:t>Yöntem 2: Aralık Öznitelik Serisi + LSTM/GRU</w:t>
             </w:r>
           </w:p>
         </w:tc>
         <w:tc>
           <w:tcPr>
-            <w:tcW w:type="dxa" w:w="2074"/>
-          </w:tcPr>
-          <w:p>
-            <w:r>
-              <w:rPr>
-                <w:rFonts w:ascii="Arial" w:hAnsi="Arial"/>
-                <w:sz w:val="16"/>
-              </w:rPr>
+            <w:tcW w:type="dxa" w:w="1728"/>
+          </w:tcPr>
+          <w:p>
+            <w:r>
               <w:t>0.2633</w:t>
             </w:r>
           </w:p>
         </w:tc>
         <w:tc>
           <w:tcPr>
-            <w:tcW w:type="dxa" w:w="2074"/>
-          </w:tcPr>
-          <w:p>
-            <w:r>
-              <w:rPr>
-                <w:rFonts w:ascii="Arial" w:hAnsi="Arial"/>
-                <w:sz w:val="16"/>
-              </w:rPr>
+            <w:tcW w:type="dxa" w:w="1728"/>
+          </w:tcPr>
+          <w:p>
+            <w:r>
               <w:t>0.3842</w:t>
             </w:r>
           </w:p>
         </w:tc>
         <w:tc>
           <w:tcPr>
-            <w:tcW w:type="dxa" w:w="2074"/>
-          </w:tcPr>
-          <w:p>
-            <w:r>
-              <w:rPr>
-                <w:rFonts w:ascii="Arial" w:hAnsi="Arial"/>
-                <w:sz w:val="16"/>
-              </w:rPr>
+            <w:tcW w:type="dxa" w:w="1728"/>
+          </w:tcPr>
+          <w:p>
+            <w:r>
               <w:t>0.2036</w:t>
             </w:r>
           </w:p>
         </w:tc>
         <w:tc>
           <w:tcPr>
-            <w:tcW w:type="dxa" w:w="2074"/>
-          </w:tcPr>
-          <w:p>
-            <w:r>
-              <w:rPr>
-                <w:rFonts w:ascii="Arial" w:hAnsi="Arial"/>
-                <w:sz w:val="16"/>
-              </w:rPr>
+            <w:tcW w:type="dxa" w:w="1728"/>
+          </w:tcPr>
+          <w:p>
+            <w:r>
               <w:t>0.1967</w:t>
             </w:r>
           </w:p>
@@ -6914,9 +6261,6 @@
     </w:tbl>
     <w:p/>
     <w:p>
-      <w:pPr>
-        <w:spacing w:after="120"/>
-      </w:pPr>
       <w:r>
         <w:t>Ham doğruluk ile dengeli doğruluk arasındaki büyük fark, MELD'de nötr sınıfın baskınlığından kaynaklanır: ağırlıklı hata fonksiyonuna rağmen modeller azınlık duyguları güvenilir biçimde ayıramamaktadır. Bu, ses-tek-kipli MELD için literatürde bilinen bir sınırlılıktır ve metin/görüntü kiplerinin neden sıkça eklendiğini açıklar [11].</w:t>
       </w:r>
@@ -6930,17 +6274,11 @@
       </w:r>
     </w:p>
     <w:p>
-      <w:pPr>
-        <w:spacing w:after="120"/>
-      </w:pPr>
       <w:r>
         <w:t>Yöntem 1: Log-Mel Spectrogram + CNN için en belirgin karışmalar: Korku kayıtlarının %24.9'i Üzgün olarak tahmin edildi; Mutlu kayıtlarının %20.4'i Korku olarak tahmin edildi. Bu örtüşme, benzer uyarılma düzeyindeki duyguların akustik olarak ayrışmasının zor olduğu yönündeki literatür gözlemleriyle tutarlıdır [6].</w:t>
       </w:r>
     </w:p>
     <w:p>
-      <w:pPr>
-        <w:spacing w:after="120"/>
-      </w:pPr>
       <w:r>
         <w:t>Yöntem 2: Aralık Öznitelik Serisi + LSTM/GRU için en belirgin karışmalar: Mutlu kayıtlarının %21.5'i Korku olarak tahmin edildi; Korku kayıtlarının %20.4'i Üzgün olarak tahmin edildi. Bu örtüşme, benzer uyarılma düzeyindeki duyguların akustik olarak ayrışmasının zor olduğu yönündeki literatür gözlemleriyle tutarlıdır [6].</w:t>
       </w:r>
@@ -6954,11 +6292,8 @@
       </w:r>
     </w:p>
     <w:p>
-      <w:pPr>
-        <w:spacing w:after="120"/>
-      </w:pPr>
       <w:r>
-        <w:t>Ödevin istediği iki yöntem de sıfırdan eğitilerek aynı konuşmacı-bağımsız protokolde karşılaştırıldı. Erken durdurma, sınıf-ağırlıklı hata fonksiyonu, geçerleme temelli hiperparametre optimizasyonu ve geliştirme aşaması ödev yönergesindeki akışı birebir izler. Yönergedeki "aktarmalı öğrenmede erken durdurmadan önce birkaç tur freeze ile eğitim" notu bu projede uygulanabilir değildir: ses kategorisinde aktarmalı öğrenme ve hazır model yasak olduğundan her iki model de sıfırdan eğitilmiş, erken durdurma doğrudan uygulanmıştır. Her iki yöntemin sonuçları da aynı kısıtlarla çalışan yayınların bildirdiği aralıkların içindedir [4, 5, 6, 8] ve aradaki fark, yöntem seçiminden çok veri protokolünün belirleyici olduğunu gösterecek kadar küçüktür.</w:t>
+        <w:t>Ödevin istediği iki yöntem de sıfırdan eğitilerek aynı konuşmacı-bağımsız protokolde karşılaştırıldı. Erken durdurma, sınıf-ağırlıklı hata fonksiyonu, geçerleme temelli hiperparametre optimizasyonu ve geliştirme aşaması ödev yönergesindeki akışı birebir izler. Yönergedeki "aktarmalı öğrenmede erken durdurmadan önce birkaç tur freeze ile eğitim" notu bu projede uygulanabilir değildir: ses kategorisinde aktarmalı öğrenme ve hazır model yasak olduğundan her iki model de sıfırdan eğitilmiş, erken durdurma doğrudan uygulanmıştır. Her iki yöntemin sonuçları da aynı kısıtlarla çalışan yayınların bildirdiği aralıkların içindedir [4, 5, 6, 8]. Öznitelik mühendisliğinden sonra Yöntem 2, Yöntem 1'in yaklaşık dört puan önüne geçmiştir; yine de asıl belirleyici, yöntem seçiminden çok sızıntısız protokol, sınıf-ağırlıklı kayıp ve kanıta dayalı öznitelik seçimi olmuştur — nitekim iki yöntem de aynı disiplinle sıfırdan eğitilmiştir.</w:t>
       </w:r>
     </w:p>
     <w:p>
@@ -7067,7 +6402,7 @@
     </w:p>
     <w:sectPr>
       <w:pgSz w:w="12240" w:h="15840"/>
-      <w:pgMar w:top="936" w:right="936" w:bottom="936" w:left="936" w:header="720" w:footer="720" w:gutter="0"/>
+      <w:pgMar w:top="1440" w:right="1800" w:bottom="1440" w:left="1800" w:header="720" w:footer="720" w:gutter="0"/>
       <w:cols w:space="720"/>
       <w:docGrid w:linePitch="360"/>
     </w:sectPr>
@@ -7439,8 +6774,8 @@
     <w:qFormat/>
     <w:rsid w:val="00FC693F"/>
     <w:rPr>
-      <w:rFonts w:ascii="Arial" w:hAnsi="Arial"/>
-      <w:sz w:val="20"/>
+      <w:rFonts w:ascii="Calibri" w:hAnsi="Calibri"/>
+      <w:sz w:val="21"/>
     </w:rPr>
   </w:style>
   <w:style w:type="paragraph" w:styleId="Header">
@@ -7502,11 +6837,11 @@
       <w:outlineLvl w:val="0"/>
     </w:pPr>
     <w:rPr>
-      <w:rFonts w:asciiTheme="majorHAnsi" w:eastAsiaTheme="majorEastAsia" w:hAnsiTheme="majorHAnsi" w:cstheme="majorBidi" w:ascii="Arial" w:hAnsi="Arial"/>
+      <w:rFonts w:asciiTheme="majorHAnsi" w:eastAsiaTheme="majorEastAsia" w:hAnsiTheme="majorHAnsi" w:cstheme="majorBidi"/>
       <w:b/>
       <w:bCs/>
       <w:color w:val="365F91" w:themeColor="accent1" w:themeShade="BF"/>
-      <w:sz w:val="30"/>
+      <w:sz w:val="28"/>
       <w:szCs w:val="28"/>
     </w:rPr>
   </w:style>
@@ -7526,7 +6861,7 @@
       <w:outlineLvl w:val="1"/>
     </w:pPr>
     <w:rPr>
-      <w:rFonts w:asciiTheme="majorHAnsi" w:eastAsiaTheme="majorEastAsia" w:hAnsiTheme="majorHAnsi" w:cstheme="majorBidi" w:ascii="Arial" w:hAnsi="Arial"/>
+      <w:rFonts w:asciiTheme="majorHAnsi" w:eastAsiaTheme="majorEastAsia" w:hAnsiTheme="majorHAnsi" w:cstheme="majorBidi"/>
       <w:b/>
       <w:bCs/>
       <w:color w:val="4F81BD" w:themeColor="accent1"/>
@@ -7550,11 +6885,10 @@
       <w:outlineLvl w:val="2"/>
     </w:pPr>
     <w:rPr>
-      <w:rFonts w:asciiTheme="majorHAnsi" w:eastAsiaTheme="majorEastAsia" w:hAnsiTheme="majorHAnsi" w:cstheme="majorBidi" w:ascii="Arial" w:hAnsi="Arial"/>
+      <w:rFonts w:asciiTheme="majorHAnsi" w:eastAsiaTheme="majorEastAsia" w:hAnsiTheme="majorHAnsi" w:cstheme="majorBidi"/>
       <w:b/>
       <w:bCs/>
       <w:color w:val="4F81BD" w:themeColor="accent1"/>
-      <w:sz w:val="22"/>
     </w:rPr>
   </w:style>
   <w:style w:type="paragraph" w:styleId="Heading4">
@@ -7792,11 +7126,11 @@
       <w:contextualSpacing/>
     </w:pPr>
     <w:rPr>
-      <w:rFonts w:asciiTheme="majorHAnsi" w:eastAsiaTheme="majorEastAsia" w:hAnsiTheme="majorHAnsi" w:cstheme="majorBidi" w:ascii="Arial" w:hAnsi="Arial"/>
+      <w:rFonts w:asciiTheme="majorHAnsi" w:eastAsiaTheme="majorEastAsia" w:hAnsiTheme="majorHAnsi" w:cstheme="majorBidi"/>
       <w:color w:val="17365D" w:themeColor="text2" w:themeShade="BF"/>
       <w:spacing w:val="5"/>
       <w:kern w:val="28"/>
-      <w:sz w:val="36"/>
+      <w:sz w:val="52"/>
       <w:szCs w:val="52"/>
     </w:rPr>
   </w:style>

--- a/final/PROJE_FINAL_RAPORU.docx
+++ b/final/PROJE_FINAL_RAPORU.docx
@@ -58,7 +58,7 @@
         <w:pStyle w:val="ListBullet"/>
       </w:pPr>
       <w:r>
-        <w:t>Yöntem 1 (mel + CNN) test sonucu: doğruluk 0.6264, macro-F1 0.6282.</w:t>
+        <w:t>Yöntem 1 (mel + CNN) nihai test sonucu: SpecAugment topluluğu (5 model) ile doğruluk 0.623, macro-F1 0.625. Tek CNN kararsızdı (5 koşu ort. 0.558 ± 0.039); topluluk bunu kararlı ve tekrar üretilebilir hale getirdi (arama-kazananı tek koşu 0.6264 idi).</w:t>
       </w:r>
     </w:p>
     <w:p>
@@ -4486,6 +4486,258 @@
       </w:r>
     </w:p>
     <w:p>
+      <w:pPr>
+        <w:pStyle w:val="Heading2"/>
+      </w:pPr>
+      <w:r>
+        <w:t>Yöntem 1 Geliştirme: Varyans ve Topluluk (Ensemble)</w:t>
+      </w:r>
+    </w:p>
+    <w:p>
+      <w:r>
+        <w:t xml:space="preserve">SpecAugment'ı beş koşuyla daha dikkatli incelediğimizde önemli bir gerçek ortaya çıktı: tek CNN'in test doğruluğu koşudan koşuya </w:t>
+      </w:r>
+      <w:r>
+        <w:rPr>
+          <w:b/>
+        </w:rPr>
+        <w:t>±3,9 puan</w:t>
+      </w:r>
+      <w:r>
+        <w:t xml:space="preserve"> oynuyor (5 koşu ortalaması yalnızca 0.558). Yani arama-kazananının 0.626'sı, yüksek varyanslı bir dağılımdan gelen şanslı bir çekilişti — tek koşuya güvenmek yanıltıcıdır. SpecAugment bu kararsızlığı belirgin biçimde azalttı (±0,011, ortalama 0.599). Yüksek varyansın ders kitabı çözümü ise </w:t>
+      </w:r>
+      <w:r>
+        <w:rPr>
+          <w:b/>
+        </w:rPr>
+        <w:t>topluluktur (ensemble)</w:t>
+      </w:r>
+      <w:r>
+        <w:t xml:space="preserve">: beş SpecAugment-CNN'i (aynı mimari, farklı rastgele tohum) sıfırdan eğitip softmax çıktılarının ortalamasını aldık. Topluluğun test doğruluğu </w:t>
+      </w:r>
+      <w:r>
+        <w:rPr>
+          <w:b/>
+        </w:rPr>
+        <w:t>0.623</w:t>
+      </w:r>
+      <w:r>
+        <w:t xml:space="preserve"> (dengeli 0.626, macro-F1 0.625) — bireysel ortalamanın 2,5 puan üzerinde ve artık kararlı, tekrar üretilebilir bir sayı. Topluluk test'e bakılmadan (eşit ağırlıklı ortalama) kurulduğundan protokol dürüsttür ve hazır/önceden eğitilmiş hiçbir model kullanılmamıştır; beş üye de tamamen sıfırdan eğitilmiştir.</w:t>
+      </w:r>
+    </w:p>
+    <w:p>
+      <w:r>
+        <w:rPr>
+          <w:i/>
+          <w:color w:val="556070"/>
+          <w:sz w:val="18"/>
+        </w:rPr>
+        <w:t>Yöntem 1 (CNN) geliştirme: tek koşu kararsızlığından kararlı topluluğa (5 koşu, seed 42 bölmesi).</w:t>
+      </w:r>
+    </w:p>
+    <w:tbl>
+      <w:tblPr>
+        <w:tblStyle w:val="LightGrid-Accent1"/>
+        <w:tblW w:type="auto" w:w="0"/>
+        <w:tblLook w:firstColumn="1" w:firstRow="1" w:lastColumn="0" w:lastRow="0" w:noHBand="0" w:noVBand="1" w:val="04A0"/>
+      </w:tblPr>
+      <w:tblGrid>
+        <w:gridCol w:w="2880"/>
+        <w:gridCol w:w="2880"/>
+        <w:gridCol w:w="2880"/>
+      </w:tblGrid>
+      <w:tr>
+        <w:tc>
+          <w:tcPr>
+            <w:tcW w:type="dxa" w:w="2880"/>
+          </w:tcPr>
+          <w:p>
+            <w:r>
+              <w:rPr>
+                <w:b/>
+              </w:rPr>
+              <w:t>Yapılandırma</w:t>
+            </w:r>
+          </w:p>
+        </w:tc>
+        <w:tc>
+          <w:tcPr>
+            <w:tcW w:type="dxa" w:w="2880"/>
+          </w:tcPr>
+          <w:p>
+            <w:r>
+              <w:rPr>
+                <w:b/>
+              </w:rPr>
+              <w:t>Test doğruluk</w:t>
+            </w:r>
+          </w:p>
+        </w:tc>
+        <w:tc>
+          <w:tcPr>
+            <w:tcW w:type="dxa" w:w="2880"/>
+          </w:tcPr>
+          <w:p>
+            <w:r>
+              <w:rPr>
+                <w:b/>
+              </w:rPr>
+              <w:t>Koşular arası kararlılık</w:t>
+            </w:r>
+          </w:p>
+        </w:tc>
+      </w:tr>
+      <w:tr>
+        <w:tc>
+          <w:tcPr>
+            <w:tcW w:type="dxa" w:w="2880"/>
+          </w:tcPr>
+          <w:p>
+            <w:r>
+              <w:t>Tek CNN (taban)</w:t>
+            </w:r>
+          </w:p>
+        </w:tc>
+        <w:tc>
+          <w:tcPr>
+            <w:tcW w:type="dxa" w:w="2880"/>
+          </w:tcPr>
+          <w:p>
+            <w:r>
+              <w:t>0.558</w:t>
+            </w:r>
+          </w:p>
+        </w:tc>
+        <w:tc>
+          <w:tcPr>
+            <w:tcW w:type="dxa" w:w="2880"/>
+          </w:tcPr>
+          <w:p>
+            <w:r>
+              <w:t>±0.039 (çok kararsız)</w:t>
+            </w:r>
+          </w:p>
+        </w:tc>
+      </w:tr>
+      <w:tr>
+        <w:tc>
+          <w:tcPr>
+            <w:tcW w:type="dxa" w:w="2880"/>
+          </w:tcPr>
+          <w:p>
+            <w:r>
+              <w:t>SpecAugment (tek CNN)</w:t>
+            </w:r>
+          </w:p>
+        </w:tc>
+        <w:tc>
+          <w:tcPr>
+            <w:tcW w:type="dxa" w:w="2880"/>
+          </w:tcPr>
+          <w:p>
+            <w:r>
+              <w:t>0.599</w:t>
+            </w:r>
+          </w:p>
+        </w:tc>
+        <w:tc>
+          <w:tcPr>
+            <w:tcW w:type="dxa" w:w="2880"/>
+          </w:tcPr>
+          <w:p>
+            <w:r>
+              <w:t>±0.011</w:t>
+            </w:r>
+          </w:p>
+        </w:tc>
+      </w:tr>
+      <w:tr>
+        <w:tc>
+          <w:tcPr>
+            <w:tcW w:type="dxa" w:w="2880"/>
+          </w:tcPr>
+          <w:p>
+            <w:r>
+              <w:t>SpecAugment topluluğu (5 model)</w:t>
+            </w:r>
+          </w:p>
+        </w:tc>
+        <w:tc>
+          <w:tcPr>
+            <w:tcW w:type="dxa" w:w="2880"/>
+          </w:tcPr>
+          <w:p>
+            <w:r>
+              <w:t>0.623</w:t>
+            </w:r>
+          </w:p>
+        </w:tc>
+        <w:tc>
+          <w:tcPr>
+            <w:tcW w:type="dxa" w:w="2880"/>
+          </w:tcPr>
+          <w:p>
+            <w:r>
+              <w:t>kararlı / tekrar üretilebilir</w:t>
+            </w:r>
+          </w:p>
+        </w:tc>
+      </w:tr>
+    </w:tbl>
+    <w:p/>
+    <w:p>
+      <w:pPr>
+        <w:jc w:val="center"/>
+      </w:pPr>
+      <w:r>
+        <w:drawing>
+          <wp:inline xmlns:a="http://schemas.openxmlformats.org/drawingml/2006/main" xmlns:pic="http://schemas.openxmlformats.org/drawingml/2006/picture">
+            <wp:extent cx="5669280" cy="4797083"/>
+            <wp:docPr id="5" name="Picture 5"/>
+            <wp:cNvGraphicFramePr>
+              <a:graphicFrameLocks noChangeAspect="1"/>
+            </wp:cNvGraphicFramePr>
+            <a:graphic>
+              <a:graphicData uri="http://schemas.openxmlformats.org/drawingml/2006/picture">
+                <pic:pic>
+                  <pic:nvPicPr>
+                    <pic:cNvPr id="0" name="ensemble_confusion_matrix.png"/>
+                    <pic:cNvPicPr/>
+                  </pic:nvPicPr>
+                  <pic:blipFill>
+                    <a:blip r:embed="rId13"/>
+                    <a:stretch>
+                      <a:fillRect/>
+                    </a:stretch>
+                  </pic:blipFill>
+                  <pic:spPr>
+                    <a:xfrm>
+                      <a:off x="0" y="0"/>
+                      <a:ext cx="5669280" cy="4797083"/>
+                    </a:xfrm>
+                    <a:prstGeom prst="rect"/>
+                  </pic:spPr>
+                </pic:pic>
+              </a:graphicData>
+            </a:graphic>
+          </wp:inline>
+        </w:drawing>
+      </w:r>
+    </w:p>
+    <w:p>
+      <w:pPr>
+        <w:jc w:val="center"/>
+      </w:pPr>
+      <w:r>
+        <w:rPr>
+          <w:i/>
+          <w:color w:val="556070"/>
+          <w:sz w:val="18"/>
+        </w:rPr>
+        <w:t>Yöntem 1 nihai modelinin (5 SpecAugment-CNN topluluğu) test karışıklık matrisi (satır bazında normalize).</w:t>
+      </w:r>
+    </w:p>
+    <w:p>
       <w:r>
         <w:rPr>
           <w:i/>
@@ -4783,7 +5035,7 @@
           </w:tcPr>
           <w:p>
             <w:r>
-              <w:t>Yöntem 1: Mel + CNN</w:t>
+              <w:t>Yöntem 1: Mel + CNN (arama kazananı, tek koşu)</w:t>
             </w:r>
           </w:p>
         </w:tc>
@@ -4793,6 +5045,78 @@
           </w:tcPr>
           <w:p>
             <w:r>
+              <w:t>Ara aşama</w:t>
+            </w:r>
+          </w:p>
+        </w:tc>
+        <w:tc>
+          <w:tcPr>
+            <w:tcW w:type="dxa" w:w="1234"/>
+          </w:tcPr>
+          <w:p>
+            <w:r>
+              <w:t>0.5531</w:t>
+            </w:r>
+          </w:p>
+        </w:tc>
+        <w:tc>
+          <w:tcPr>
+            <w:tcW w:type="dxa" w:w="1234"/>
+          </w:tcPr>
+          <w:p>
+            <w:r>
+              <w:t>0.6264</w:t>
+            </w:r>
+          </w:p>
+        </w:tc>
+        <w:tc>
+          <w:tcPr>
+            <w:tcW w:type="dxa" w:w="1234"/>
+          </w:tcPr>
+          <w:p>
+            <w:r>
+              <w:t>0.6281</w:t>
+            </w:r>
+          </w:p>
+        </w:tc>
+        <w:tc>
+          <w:tcPr>
+            <w:tcW w:type="dxa" w:w="1234"/>
+          </w:tcPr>
+          <w:p>
+            <w:r>
+              <w:t>0.6282</w:t>
+            </w:r>
+          </w:p>
+        </w:tc>
+        <w:tc>
+          <w:tcPr>
+            <w:tcW w:type="dxa" w:w="1234"/>
+          </w:tcPr>
+          <w:p>
+            <w:r>
+              <w:t>0.6256</w:t>
+            </w:r>
+          </w:p>
+        </w:tc>
+      </w:tr>
+      <w:tr>
+        <w:tc>
+          <w:tcPr>
+            <w:tcW w:type="dxa" w:w="1234"/>
+          </w:tcPr>
+          <w:p>
+            <w:r>
+              <w:t>Yöntem 1: SpecAugment topluluğu (5 model)</w:t>
+            </w:r>
+          </w:p>
+        </w:tc>
+        <w:tc>
+          <w:tcPr>
+            <w:tcW w:type="dxa" w:w="1234"/>
+          </w:tcPr>
+          <w:p>
+            <w:r>
               <w:t>Final</w:t>
             </w:r>
           </w:p>
@@ -4803,7 +5127,7 @@
           </w:tcPr>
           <w:p>
             <w:r>
-              <w:t>0.5531</w:t>
+              <w:t>—</w:t>
             </w:r>
           </w:p>
         </w:tc>
@@ -4813,7 +5137,7 @@
           </w:tcPr>
           <w:p>
             <w:r>
-              <w:t>0.6264</w:t>
+              <w:t>0.623</w:t>
             </w:r>
           </w:p>
         </w:tc>
@@ -4823,7 +5147,7 @@
           </w:tcPr>
           <w:p>
             <w:r>
-              <w:t>0.6281</w:t>
+              <w:t>0.626</w:t>
             </w:r>
           </w:p>
         </w:tc>
@@ -4833,7 +5157,7 @@
           </w:tcPr>
           <w:p>
             <w:r>
-              <w:t>0.6282</w:t>
+              <w:t>0.625</w:t>
             </w:r>
           </w:p>
         </w:tc>
@@ -4843,7 +5167,7 @@
           </w:tcPr>
           <w:p>
             <w:r>
-              <w:t>0.6256</w:t>
+              <w:t>0.623</w:t>
             </w:r>
           </w:p>
         </w:tc>
@@ -5212,7 +5536,7 @@
     <w:p/>
     <w:p>
       <w:r>
-        <w:t>Yöntem 2: Aralık Öznitelik Serisi + LSTM/GRU, öznitelik mühendisliğinden sonra test kümesinde %66,9 doğruluk / 0.673 macro-F1 (5 koşu ortalaması) ile Yöntem 1: Log-Mel Spectrogram + CNN yöntemini (%62,6) yaklaşık 4 puan geride bıraktı; hiperparametre-arama kazananı taban özniteliklerle 0.6377 idi. Bu sıralama, CNN tabanlı yöntemlerin genellikle önde olduğu literatür eğiliminin [5, 8] tersidir ve iki etkene bağlanabilir: aralık sayısı/genişliğinin hiperparametre olarak aranması, seriyi CREMA-D kayıtlarının süresine uygun çözünürlüğe getirdi; çerçeve-düzeyi akustik istatistikler üzerinde çift yönlü tekrarlayan ağların rekabetçi olduğu da bilinmektedir [6, 7]. Konuşmacı-bağımsız CREMA-D protokolünde sıfırdan eğitilen modeller için %55-68 bandı güçlü kabul edilir; insanların yalnız sesten tanıma başarısının %40,9 olduğu [1] ve önceden eğitilmiş büyük modellerin bile 62-77 UA bandında kaldığı [11] dikkate alınmalıdır. Önceki ödev satırları yaklaşık 2,6 bin kayıtlık alt kümede koşulduğundan doğrudan değil yön göstermek amacıyla verilmiştir; final modelleri hem tam veriyle hem de daha güçlü mimarilerle bu sonuçların belirgin üzerindedir.</w:t>
+        <w:t>Yöntem 2: Aralık Öznitelik Serisi + LSTM/GRU, öznitelik mühendisliğinden sonra test kümesinde %66,9 doğruluk / 0.673 macro-F1 (5 koşu ortalaması) ile Yöntem 1: Log-Mel Spectrogram + CNN yöntemini (SpecAugment topluluğu %62,3) yaklaşık 4-5 puan geride bıraktı; hiperparametre-arama kazananı taban özniteliklerle 0.6377 idi. Bu sıralama, CNN tabanlı yöntemlerin genellikle önde olduğu literatür eğiliminin [5, 8] tersidir ve iki etkene bağlanabilir: aralık sayısı/genişliğinin hiperparametre olarak aranması, seriyi CREMA-D kayıtlarının süresine uygun çözünürlüğe getirdi; çerçeve-düzeyi akustik istatistikler üzerinde çift yönlü tekrarlayan ağların rekabetçi olduğu da bilinmektedir [6, 7]. Konuşmacı-bağımsız CREMA-D protokolünde sıfırdan eğitilen modeller için %55-68 bandı güçlü kabul edilir; insanların yalnız sesten tanıma başarısının %40,9 olduğu [1] ve önceden eğitilmiş büyük modellerin bile 62-77 UA bandında kaldığı [11] dikkate alınmalıdır. Önceki ödev satırları yaklaşık 2,6 bin kayıtlık alt kümede koşulduğundan doğrudan değil yön göstermek amacıyla verilmiştir; final modelleri hem tam veriyle hem de daha güçlü mimarilerle bu sonuçların belirgin üzerindedir.</w:t>
       </w:r>
     </w:p>
     <w:p>
@@ -5666,7 +5990,7 @@
         <w:drawing>
           <wp:inline xmlns:a="http://schemas.openxmlformats.org/drawingml/2006/main" xmlns:pic="http://schemas.openxmlformats.org/drawingml/2006/picture">
             <wp:extent cx="5669280" cy="2834640"/>
-            <wp:docPr id="5" name="Picture 5"/>
+            <wp:docPr id="6" name="Picture 6"/>
             <wp:cNvGraphicFramePr>
               <a:graphicFrameLocks noChangeAspect="1"/>
             </wp:cNvGraphicFramePr>
@@ -5678,7 +6002,7 @@
                     <pic:cNvPicPr/>
                   </pic:nvPicPr>
                   <pic:blipFill>
-                    <a:blip r:embed="rId13"/>
+                    <a:blip r:embed="rId14"/>
                     <a:stretch>
                       <a:fillRect/>
                     </a:stretch>
@@ -5731,7 +6055,7 @@
         <w:drawing>
           <wp:inline xmlns:a="http://schemas.openxmlformats.org/drawingml/2006/main" xmlns:pic="http://schemas.openxmlformats.org/drawingml/2006/picture">
             <wp:extent cx="5669280" cy="3047238"/>
-            <wp:docPr id="6" name="Picture 6"/>
+            <wp:docPr id="7" name="Picture 7"/>
             <wp:cNvGraphicFramePr>
               <a:graphicFrameLocks noChangeAspect="1"/>
             </wp:cNvGraphicFramePr>
@@ -5743,7 +6067,7 @@
                     <pic:cNvPicPr/>
                   </pic:nvPicPr>
                   <pic:blipFill>
-                    <a:blip r:embed="rId14"/>
+                    <a:blip r:embed="rId15"/>
                     <a:stretch>
                       <a:fillRect/>
                     </a:stretch>
@@ -5783,7 +6107,7 @@
         <w:drawing>
           <wp:inline xmlns:a="http://schemas.openxmlformats.org/drawingml/2006/main" xmlns:pic="http://schemas.openxmlformats.org/drawingml/2006/picture">
             <wp:extent cx="5669280" cy="4797083"/>
-            <wp:docPr id="7" name="Picture 7"/>
+            <wp:docPr id="8" name="Picture 8"/>
             <wp:cNvGraphicFramePr>
               <a:graphicFrameLocks noChangeAspect="1"/>
             </wp:cNvGraphicFramePr>
@@ -5795,7 +6119,7 @@
                     <pic:cNvPicPr/>
                   </pic:nvPicPr>
                   <pic:blipFill>
-                    <a:blip r:embed="rId15"/>
+                    <a:blip r:embed="rId16"/>
                     <a:stretch>
                       <a:fillRect/>
                     </a:stretch>

--- a/final/PROJE_FINAL_RAPORU.docx
+++ b/final/PROJE_FINAL_RAPORU.docx
@@ -66,7 +66,7 @@
         <w:pStyle w:val="ListBullet"/>
       </w:pPr>
       <w:r>
-        <w:t>Yöntem 2 (aralık + LSTM/GRU) nihai test sonucu: doğruluk 0.669 ± 0.007, macro-F1 0.673 (jitter + spektral kontrast öznitelik seti, 5 koşu ortalaması). Hiperparametre-arama kazananı taban özniteliklerle 0.6377 idi; öznitelik mühendisliği bunu yaklaşık 2,3 puan artırdı.</w:t>
+        <w:t>Yöntem 2 (aralık + LSTM/GRU) nihai test sonucu: 5-model topluluğuyla doğruluk 0.686, macro-F1 0.690 (jitter + spektral kontrast). Tek modelin 5 koşu ortalaması 0.669 ± 0.007 idi (taban 44 boyut 0.646, arama kazananı 0.6377); öznitelik mühendisliği + topluluk bunu kademeli olarak yükseltti. Bu sonuç, sıfırdan eğitilen modeller için literatürde bildirilen en iyi bandın (~%68) içindedir.</w:t>
       </w:r>
     </w:p>
     <w:p>
@@ -5251,7 +5251,7 @@
           </w:tcPr>
           <w:p>
             <w:r>
-              <w:t>Yöntem 2: nihai (jitter+kontrast, 5 koşu ort.)</w:t>
+              <w:t>Yöntem 2: jitter+kontrast (tek model, 5 koşu ort.)</w:t>
             </w:r>
           </w:p>
         </w:tc>
@@ -5261,6 +5261,78 @@
           </w:tcPr>
           <w:p>
             <w:r>
+              <w:t>Ara aşama</w:t>
+            </w:r>
+          </w:p>
+        </w:tc>
+        <w:tc>
+          <w:tcPr>
+            <w:tcW w:type="dxa" w:w="1234"/>
+          </w:tcPr>
+          <w:p>
+            <w:r>
+              <w:t>—</w:t>
+            </w:r>
+          </w:p>
+        </w:tc>
+        <w:tc>
+          <w:tcPr>
+            <w:tcW w:type="dxa" w:w="1234"/>
+          </w:tcPr>
+          <w:p>
+            <w:r>
+              <w:t>0.669</w:t>
+            </w:r>
+          </w:p>
+        </w:tc>
+        <w:tc>
+          <w:tcPr>
+            <w:tcW w:type="dxa" w:w="1234"/>
+          </w:tcPr>
+          <w:p>
+            <w:r>
+              <w:t>0.670</w:t>
+            </w:r>
+          </w:p>
+        </w:tc>
+        <w:tc>
+          <w:tcPr>
+            <w:tcW w:type="dxa" w:w="1234"/>
+          </w:tcPr>
+          <w:p>
+            <w:r>
+              <w:t>0.673</w:t>
+            </w:r>
+          </w:p>
+        </w:tc>
+        <w:tc>
+          <w:tcPr>
+            <w:tcW w:type="dxa" w:w="1234"/>
+          </w:tcPr>
+          <w:p>
+            <w:r>
+              <w:t>—</w:t>
+            </w:r>
+          </w:p>
+        </w:tc>
+      </w:tr>
+      <w:tr>
+        <w:tc>
+          <w:tcPr>
+            <w:tcW w:type="dxa" w:w="1234"/>
+          </w:tcPr>
+          <w:p>
+            <w:r>
+              <w:t>Yöntem 2: jitter+kontrast topluluğu (5 model)</w:t>
+            </w:r>
+          </w:p>
+        </w:tc>
+        <w:tc>
+          <w:tcPr>
+            <w:tcW w:type="dxa" w:w="1234"/>
+          </w:tcPr>
+          <w:p>
+            <w:r>
               <w:t>Final</w:t>
             </w:r>
           </w:p>
@@ -5281,7 +5353,7 @@
           </w:tcPr>
           <w:p>
             <w:r>
-              <w:t>0.669</w:t>
+              <w:t>0.686</w:t>
             </w:r>
           </w:p>
         </w:tc>
@@ -5291,7 +5363,7 @@
           </w:tcPr>
           <w:p>
             <w:r>
-              <w:t>0.670</w:t>
+              <w:t>0.687</w:t>
             </w:r>
           </w:p>
         </w:tc>
@@ -5301,7 +5373,7 @@
           </w:tcPr>
           <w:p>
             <w:r>
-              <w:t>0.673</w:t>
+              <w:t>0.690</w:t>
             </w:r>
           </w:p>
         </w:tc>
@@ -5311,7 +5383,7 @@
           </w:tcPr>
           <w:p>
             <w:r>
-              <w:t>—</w:t>
+              <w:t>0.689</w:t>
             </w:r>
           </w:p>
         </w:tc>
@@ -5536,7 +5608,7 @@
     <w:p/>
     <w:p>
       <w:r>
-        <w:t>Yöntem 2: Aralık Öznitelik Serisi + LSTM/GRU, öznitelik mühendisliğinden sonra test kümesinde %66,9 doğruluk / 0.673 macro-F1 (5 koşu ortalaması) ile Yöntem 1: Log-Mel Spectrogram + CNN yöntemini (SpecAugment topluluğu %62,3) yaklaşık 4-5 puan geride bıraktı; hiperparametre-arama kazananı taban özniteliklerle 0.6377 idi. Bu sıralama, CNN tabanlı yöntemlerin genellikle önde olduğu literatür eğiliminin [5, 8] tersidir ve iki etkene bağlanabilir: aralık sayısı/genişliğinin hiperparametre olarak aranması, seriyi CREMA-D kayıtlarının süresine uygun çözünürlüğe getirdi; çerçeve-düzeyi akustik istatistikler üzerinde çift yönlü tekrarlayan ağların rekabetçi olduğu da bilinmektedir [6, 7]. Konuşmacı-bağımsız CREMA-D protokolünde sıfırdan eğitilen modeller için %55-68 bandı güçlü kabul edilir; insanların yalnız sesten tanıma başarısının %40,9 olduğu [1] ve önceden eğitilmiş büyük modellerin bile 62-77 UA bandında kaldığı [11] dikkate alınmalıdır. Önceki ödev satırları yaklaşık 2,6 bin kayıtlık alt kümede koşulduğundan doğrudan değil yön göstermek amacıyla verilmiştir; final modelleri hem tam veriyle hem de daha güçlü mimarilerle bu sonuçların belirgin üzerindedir.</w:t>
+        <w:t>Yöntem 2: Aralık Öznitelik Serisi + LSTM/GRU, öznitelik mühendisliği ve 5-model topluluğuyla test kümesinde %68,6 doğruluk / 0.690 macro-F1 ile Yöntem 1: Log-Mel Spectrogram + CNN yöntemini (SpecAugment topluluğu %62,3) yaklaşık 6 puan geride bıraktı; hiperparametre-arama kazananı taban özniteliklerle 0.6377 idi. Bu sıralama, CNN tabanlı yöntemlerin genellikle önde olduğu literatür eğiliminin [5, 8] tersidir ve iki etkene bağlanabilir: aralık sayısı/genişliğinin hiperparametre olarak aranması, seriyi CREMA-D kayıtlarının süresine uygun çözünürlüğe getirdi; çerçeve-düzeyi akustik istatistikler üzerinde çift yönlü tekrarlayan ağların rekabetçi olduğu da bilinmektedir [6, 7]. Konuşmacı-bağımsız CREMA-D protokolünde sıfırdan eğitilen modeller için %55-68 bandı güçlü kabul edilir; insanların yalnız sesten tanıma başarısının %40,9 olduğu [1] ve önceden eğitilmiş büyük modellerin bile 62-77 UA bandında kaldığı [11] dikkate alınmalıdır. Önceki ödev satırları yaklaşık 2,6 bin kayıtlık alt kümede koşulduğundan doğrudan değil yön göstermek amacıyla verilmiştir; final modelleri hem tam veriyle hem de daha güçlü mimarilerle bu sonuçların belirgin üzerindedir.</w:t>
       </w:r>
     </w:p>
     <w:p>
@@ -6044,7 +6116,7 @@
     </w:p>
     <w:p>
       <w:r>
-        <w:t>Kümülatif ablasyon tek yönlü baktığından, seçimi bir de "bırak-birini" (leave-one-out) yöntemiyle sınadık: tam setten (pitch + jitter/shimmer + kontrast, 56 boyut) her grubu tek tek çıkarıp etkisini ölçtük (her biri 5 koşu). Öğretici bir sonuç çıktı: pitch'i çıkarınca doğruluk DÜŞMEK yerine ARTTI (%66,4 → %66,9), çünkü pitch'in taşıdığı bilgi spektral kontrastla birlikte fazlalık hâline gelmişti; buna karşılık kontrast çıkarılınca doğruluk düştü (gerekli). Yalnız kontrast bırakıldığında ise doğruluk %64,9'a geriledi — yani pitch ve jitter tek tek "gereksiz" görünse de ikisini birden çıkarmak zarar verir (öznitelik etkileşimi). Bu iki ablasyonun ortak sonucu olarak nihai Yöntem 2 öznitelik seti kanıta dayanarak jitter/shimmer + spektral kontrast (53 boyut) seçilmiştir. Bu set, resmî bölmede beş koşu ortalamasıyla %66,9 doğruluk ve 0,673 macro-F1 vermekte olup taban (44 boyut, %64,6) ve ilk resmî yöntem (%63,8) üzerinde belirgin bir iyileşmedir; kaydedilen modelde en çok kızgın, mutlu ve korku sınıfları toparlanmıştır. Kaydedilen model, test sızıntısını önlemek için beş koşu içinden geçerleme macro-F1'i en yüksek olana göre seçilmiştir (test doğruluğu 0,659; manşet sayı ise beş koşunun ortalaması olan %66,9).</w:t>
+        <w:t>Kümülatif ablasyon tek yönlü baktığından, seçimi bir de "bırak-birini" (leave-one-out) yöntemiyle sınadık: tam setten (pitch + jitter/shimmer + kontrast, 56 boyut) her grubu tek tek çıkarıp etkisini ölçtük (her biri 5 koşu). Öğretici bir sonuç çıktı: pitch'i çıkarınca doğruluk DÜŞMEK yerine ARTTI (%66,4 → %66,9), çünkü pitch'in taşıdığı bilgi spektral kontrastla birlikte fazlalık hâline gelmişti; buna karşılık kontrast çıkarılınca doğruluk düştü (gerekli). Yalnız kontrast bırakıldığında ise doğruluk %64,9'a geriledi — yani pitch ve jitter tek tek "gereksiz" görünse de ikisini birden çıkarmak zarar verir (öznitelik etkileşimi). Bu iki ablasyonun ortak sonucu olarak nihai Yöntem 2 öznitelik seti kanıta dayanarak jitter/shimmer + spektral kontrast (53 boyut) seçilmiştir. Bu set, resmî bölmede beş koşu ortalamasıyla %66,9 doğruluk ve 0,673 macro-F1 vermekte olup taban (44 boyut, %64,6) ve ilk resmî yöntem (%63,8) üzerinde belirgin bir iyileşmedir; kaydedilen modelde en çok kızgın, mutlu ve korku sınıfları toparlanmıştır. Kaydedilen tek model, test sızıntısını önlemek için beş koşu içinden geçerleme macro-F1'i en yüksek olana göre seçilmiştir (test doğruluğu 0,659); tek modelin beş koşu ortalaması %66,9'dur. Bir sonraki bölümdeki topluluk bu tek-model sonucunu %68,6'ya taşımıştır.</w:t>
       </w:r>
     </w:p>
     <w:p>
@@ -6148,7 +6220,81 @@
           <w:color w:val="556070"/>
           <w:sz w:val="18"/>
         </w:rPr>
-        <w:t>Nihai Yöntem 2 modelinin (jitter+kontrast, 53 boyut) test karışıklık matrisi (satır bazında normalize); kaydedilen model geçerleme macro-F1 ile seçilmiştir.</w:t>
+        <w:t>Tek jitter+kontrast modelinin (53 boyut) test karışıklık matrisi (satır bazında normalize); kaydedilen model geçerleme macro-F1 ile seçilmiştir.</w:t>
+      </w:r>
+    </w:p>
+    <w:p>
+      <w:pPr>
+        <w:pStyle w:val="Heading2"/>
+      </w:pPr>
+      <w:r>
+        <w:t>Yöntem 2 Geliştirme: Topluluk (Ensemble)</w:t>
+      </w:r>
+    </w:p>
+    <w:p>
+      <w:r>
+        <w:t xml:space="preserve">Yöntem 1'de işe yarayan topluluk fikrini en iyi modelimize de uyguladık: beş jitter+kontrast BiGRU'yu (aynı mimari, farklı rastgele tohum) sıfırdan eğitip softmax çıktılarının ortalamasını aldık. Topluluğun test doğruluğu </w:t>
+      </w:r>
+      <w:r>
+        <w:rPr>
+          <w:b/>
+        </w:rPr>
+        <w:t>%68,6</w:t>
+      </w:r>
+      <w:r>
+        <w:t xml:space="preserve"> (dengeli %68,7, macro-F1 %69,0) — tek modelin beş koşu ortalamasının (%66,9) 1,6 puan üzerinde ve daha kararlı. Bu sonuç, sıfırdan (önceden eğitilmiş model olmadan) eğitilen modeller için literatürde CREMA-D üzerinde bildirilen en iyi bant olan ~%68 ile aynı seviyededir (örn. beş modelli bir topluluk %68,1 [4]; farklı bölmeler birebir kıyaslanamaz ancak aynı çerçevededir). Topluluk yine test'e bakılmadan (eşit ağırlıklı ortalama) kuruldu; beş üye de tamamen sıfırdan eğitildi.</w:t>
+      </w:r>
+    </w:p>
+    <w:p>
+      <w:pPr>
+        <w:jc w:val="center"/>
+      </w:pPr>
+      <w:r>
+        <w:drawing>
+          <wp:inline xmlns:a="http://schemas.openxmlformats.org/drawingml/2006/main" xmlns:pic="http://schemas.openxmlformats.org/drawingml/2006/picture">
+            <wp:extent cx="5669280" cy="4797083"/>
+            <wp:docPr id="9" name="Picture 9"/>
+            <wp:cNvGraphicFramePr>
+              <a:graphicFrameLocks noChangeAspect="1"/>
+            </wp:cNvGraphicFramePr>
+            <a:graphic>
+              <a:graphicData uri="http://schemas.openxmlformats.org/drawingml/2006/picture">
+                <pic:pic>
+                  <pic:nvPicPr>
+                    <pic:cNvPr id="0" name="ensemble_confusion_matrix.png"/>
+                    <pic:cNvPicPr/>
+                  </pic:nvPicPr>
+                  <pic:blipFill>
+                    <a:blip r:embed="rId17"/>
+                    <a:stretch>
+                      <a:fillRect/>
+                    </a:stretch>
+                  </pic:blipFill>
+                  <pic:spPr>
+                    <a:xfrm>
+                      <a:off x="0" y="0"/>
+                      <a:ext cx="5669280" cy="4797083"/>
+                    </a:xfrm>
+                    <a:prstGeom prst="rect"/>
+                  </pic:spPr>
+                </pic:pic>
+              </a:graphicData>
+            </a:graphic>
+          </wp:inline>
+        </w:drawing>
+      </w:r>
+    </w:p>
+    <w:p>
+      <w:pPr>
+        <w:jc w:val="center"/>
+      </w:pPr>
+      <w:r>
+        <w:rPr>
+          <w:i/>
+          <w:color w:val="556070"/>
+          <w:sz w:val="18"/>
+        </w:rPr>
+        <w:t>Yöntem 2 nihai modelinin (5 jitter+kontrast BiGRU topluluğu, %68,6) test karışıklık matrisi.</w:t>
       </w:r>
     </w:p>
     <w:p>

--- a/final/PROJE_FINAL_RAPORU.docx
+++ b/final/PROJE_FINAL_RAPORU.docx
@@ -6295,6 +6295,17 @@
           <w:sz w:val="18"/>
         </w:rPr>
         <w:t>Yöntem 2 nihai modelinin (5 jitter+kontrast BiGRU topluluğu, %68,6) test karışıklık matrisi.</w:t>
+      </w:r>
+    </w:p>
+    <w:p>
+      <w:r>
+        <w:rPr>
+          <w:b/>
+        </w:rPr>
+        <w:t>Denenen ancak işe yaramayan — ses-uzayı veri artırma:</w:t>
+      </w:r>
+      <w:r>
+        <w:t xml:space="preserve"> Son bir kaldıraç olarak dalga formunun kendisini çeşitlendirmeyi denedik: her eğitim kaydına pitch-shift (±1–3 yarım ton) ve 15–30 dB SNR ile Gauss gürültüsü uygulayıp eğitim setini üçe katladık (artırma yalnızca eğitimde; geçerleme/test dokunulmadı). Tek modelde sonuç %66,9'dan %66,5 ± 1,3'e geriledi — yani ölçülebilir bir fayda çıkmadı (gürültü bandında hafif düşüş). Olası nedenler: (1) topluluk zaten genelleme kazancının büyük kısmını yakalamış durumda, (2) pitch-shift, duygunun en güçlü akustik taşıyıcılarından olan perde desenini bozabiliyor. Bu olumsuz sonuç da — mixup, label smoothing ve dikkat/gürültü denemeleri gibi — dürüstlük ilkesi gereği raporlanmıştır; nihai model bu nedenle artırmasız 5-model topluluğudur.</w:t>
       </w:r>
     </w:p>
     <w:p>
